--- a/docs/thesis/drafts/论文正文_格式修正版_程浩然_基于LangGraph的多Agent协作框架在医疗审计场景的设计与实现.docx
+++ b/docs/thesis/drafts/论文正文_格式修正版_程浩然_基于LangGraph的多Agent协作框架在医疗审计场景的设计与实现.docx
@@ -1246,10 +1246,13 @@
           </w:tcPr>
           <w:p>
             <w:pPr>
-              <w:spacing w:line="300" w:lineRule="exact"/>
+              <w:spacing w:line="300" w:lineRule="exact" w:before="0" w:after="0"/>
+              <w:ind w:firstLine="0"/>
+              <w:jc w:val="left"/>
             </w:pPr>
             <w:r>
               <w:rPr>
+                <w:rFonts w:eastAsia="宋体" w:ascii="Times New Roman" w:hAnsi="Times New Roman" w:cs="Times New Roman"/>
                 <w:b/>
                 <w:sz w:val="21"/>
               </w:rPr>
@@ -1270,11 +1273,13 @@
           </w:tcPr>
           <w:p>
             <w:pPr>
-              <w:spacing w:line="300" w:lineRule="exact"/>
+              <w:spacing w:line="300" w:lineRule="exact" w:before="0" w:after="0"/>
+              <w:ind w:firstLine="0"/>
               <w:jc w:val="right"/>
             </w:pPr>
             <w:r>
               <w:rPr>
+                <w:rFonts w:eastAsia="宋体" w:ascii="Times New Roman" w:hAnsi="Times New Roman" w:cs="Times New Roman"/>
                 <w:b/>
                 <w:sz w:val="21"/>
               </w:rPr>
@@ -1300,11 +1305,14 @@
           </w:tcPr>
           <w:p>
             <w:pPr>
-              <w:spacing w:line="300" w:lineRule="exact"/>
-              <w:ind w:left="369"/>
+              <w:spacing w:line="300" w:lineRule="exact" w:before="0" w:after="0"/>
+              <w:ind w:left="369" w:firstLine="0"/>
+              <w:jc w:val="left"/>
             </w:pPr>
             <w:r>
               <w:rPr>
+                <w:rFonts w:eastAsia="宋体" w:ascii="Times New Roman" w:hAnsi="Times New Roman" w:cs="Times New Roman"/>
+                <w:b w:val="0"/>
                 <w:sz w:val="21"/>
               </w:rPr>
               <w:t>（英文）</w:t>
@@ -1324,11 +1332,14 @@
           </w:tcPr>
           <w:p>
             <w:pPr>
-              <w:spacing w:line="300" w:lineRule="exact"/>
+              <w:spacing w:line="300" w:lineRule="exact" w:before="0" w:after="0"/>
+              <w:ind w:firstLine="0"/>
               <w:jc w:val="right"/>
             </w:pPr>
             <w:r>
               <w:rPr>
+                <w:rFonts w:eastAsia="宋体" w:ascii="Times New Roman" w:hAnsi="Times New Roman" w:cs="Times New Roman"/>
+                <w:b w:val="0"/>
                 <w:sz w:val="21"/>
               </w:rPr>
               <w:t>II</w:t>
@@ -1353,28 +1364,17 @@
           </w:tcPr>
           <w:p>
             <w:pPr>
-              <w:spacing w:line="300" w:lineRule="exact"/>
+              <w:spacing w:line="300" w:lineRule="exact" w:before="0" w:after="0"/>
+              <w:ind w:firstLine="0"/>
+              <w:jc w:val="left"/>
             </w:pPr>
             <w:r>
               <w:rPr>
+                <w:rFonts w:eastAsia="宋体" w:ascii="Times New Roman" w:hAnsi="Times New Roman" w:cs="Times New Roman"/>
                 <w:b/>
                 <w:sz w:val="21"/>
               </w:rPr>
-              <w:t>第一章</w:t>
-            </w:r>
-            <w:r>
-              <w:rPr>
-                <w:b/>
-                <w:sz w:val="21"/>
-              </w:rPr>
-              <w:t xml:space="preserve"> </w:t>
-            </w:r>
-            <w:r>
-              <w:rPr>
-                <w:b/>
-                <w:sz w:val="21"/>
-              </w:rPr>
-              <w:t>绪论</w:t>
+              <w:t>第一章 绪论</w:t>
             </w:r>
           </w:p>
         </w:tc>
@@ -1391,11 +1391,13 @@
           </w:tcPr>
           <w:p>
             <w:pPr>
-              <w:spacing w:line="300" w:lineRule="exact"/>
+              <w:spacing w:line="300" w:lineRule="exact" w:before="0" w:after="0"/>
+              <w:ind w:firstLine="0"/>
               <w:jc w:val="right"/>
             </w:pPr>
             <w:r>
               <w:rPr>
+                <w:rFonts w:eastAsia="宋体" w:ascii="Times New Roman" w:hAnsi="Times New Roman" w:cs="Times New Roman"/>
                 <w:b/>
                 <w:sz w:val="21"/>
               </w:rPr>
@@ -1421,20 +1423,17 @@
           </w:tcPr>
           <w:p>
             <w:pPr>
-              <w:spacing w:line="300" w:lineRule="exact"/>
-              <w:ind w:left="369"/>
+              <w:spacing w:line="300" w:lineRule="exact" w:before="0" w:after="0"/>
+              <w:ind w:left="369" w:firstLine="0"/>
+              <w:jc w:val="left"/>
             </w:pPr>
             <w:r>
               <w:rPr>
+                <w:rFonts w:eastAsia="宋体" w:ascii="Times New Roman" w:hAnsi="Times New Roman" w:cs="Times New Roman"/>
+                <w:b w:val="0"/>
                 <w:sz w:val="21"/>
               </w:rPr>
-              <w:t xml:space="preserve">1.1 </w:t>
-            </w:r>
-            <w:r>
-              <w:rPr>
-                <w:sz w:val="21"/>
-              </w:rPr>
-              <w:t>实现背景和意义</w:t>
+              <w:t>1.1 实现背景和意义</w:t>
             </w:r>
           </w:p>
         </w:tc>
@@ -1451,11 +1450,14 @@
           </w:tcPr>
           <w:p>
             <w:pPr>
-              <w:spacing w:line="300" w:lineRule="exact"/>
+              <w:spacing w:line="300" w:lineRule="exact" w:before="0" w:after="0"/>
+              <w:ind w:firstLine="0"/>
               <w:jc w:val="right"/>
             </w:pPr>
             <w:r>
               <w:rPr>
+                <w:rFonts w:eastAsia="宋体" w:ascii="Times New Roman" w:hAnsi="Times New Roman" w:cs="Times New Roman"/>
+                <w:b w:val="0"/>
                 <w:sz w:val="21"/>
               </w:rPr>
               <w:t>1</w:t>
@@ -1480,20 +1482,17 @@
           </w:tcPr>
           <w:p>
             <w:pPr>
-              <w:spacing w:line="300" w:lineRule="exact"/>
-              <w:ind w:left="369"/>
+              <w:spacing w:line="300" w:lineRule="exact" w:before="0" w:after="0"/>
+              <w:ind w:left="369" w:firstLine="0"/>
+              <w:jc w:val="left"/>
             </w:pPr>
             <w:r>
               <w:rPr>
+                <w:rFonts w:eastAsia="宋体" w:ascii="Times New Roman" w:hAnsi="Times New Roman" w:cs="Times New Roman"/>
+                <w:b w:val="0"/>
                 <w:sz w:val="21"/>
               </w:rPr>
-              <w:t xml:space="preserve">1.2 </w:t>
-            </w:r>
-            <w:r>
-              <w:rPr>
-                <w:sz w:val="21"/>
-              </w:rPr>
-              <w:t>国内外实现现状</w:t>
+              <w:t>1.2 国内外实现现状</w:t>
             </w:r>
           </w:p>
         </w:tc>
@@ -1510,11 +1509,14 @@
           </w:tcPr>
           <w:p>
             <w:pPr>
-              <w:spacing w:line="300" w:lineRule="exact"/>
+              <w:spacing w:line="300" w:lineRule="exact" w:before="0" w:after="0"/>
+              <w:ind w:firstLine="0"/>
               <w:jc w:val="right"/>
             </w:pPr>
             <w:r>
               <w:rPr>
+                <w:rFonts w:eastAsia="宋体" w:ascii="Times New Roman" w:hAnsi="Times New Roman" w:cs="Times New Roman"/>
+                <w:b w:val="0"/>
                 <w:sz w:val="21"/>
               </w:rPr>
               <w:t>2</w:t>
@@ -1539,20 +1541,17 @@
           </w:tcPr>
           <w:p>
             <w:pPr>
-              <w:spacing w:line="300" w:lineRule="exact"/>
-              <w:ind w:left="369"/>
+              <w:spacing w:line="300" w:lineRule="exact" w:before="0" w:after="0"/>
+              <w:ind w:left="369" w:firstLine="0"/>
+              <w:jc w:val="left"/>
             </w:pPr>
             <w:r>
               <w:rPr>
+                <w:rFonts w:eastAsia="宋体" w:ascii="Times New Roman" w:hAnsi="Times New Roman" w:cs="Times New Roman"/>
+                <w:b w:val="0"/>
                 <w:sz w:val="21"/>
               </w:rPr>
-              <w:t xml:space="preserve">1.3 </w:t>
-            </w:r>
-            <w:r>
-              <w:rPr>
-                <w:sz w:val="21"/>
-              </w:rPr>
-              <w:t>本文主要工作</w:t>
+              <w:t>1.3 本文主要工作</w:t>
             </w:r>
           </w:p>
         </w:tc>
@@ -1569,14 +1568,17 @@
           </w:tcPr>
           <w:p>
             <w:pPr>
-              <w:spacing w:line="300" w:lineRule="exact"/>
+              <w:spacing w:line="300" w:lineRule="exact" w:before="0" w:after="0"/>
+              <w:ind w:firstLine="0"/>
               <w:jc w:val="right"/>
             </w:pPr>
             <w:r>
               <w:rPr>
+                <w:rFonts w:eastAsia="宋体" w:ascii="Times New Roman" w:hAnsi="Times New Roman" w:cs="Times New Roman"/>
+                <w:b w:val="0"/>
                 <w:sz w:val="21"/>
               </w:rPr>
-              <w:t>9</w:t>
+              <w:t>8</w:t>
             </w:r>
           </w:p>
         </w:tc>
@@ -1598,34 +1600,20 @@
           </w:tcPr>
           <w:p>
             <w:pPr>
-              <w:spacing w:line="300" w:lineRule="exact"/>
+              <w:spacing w:line="300" w:lineRule="exact" w:before="0" w:after="0"/>
+              <w:ind w:firstLine="0"/>
+              <w:jc w:val="left"/>
               <w:rPr>
                 <w:lang w:eastAsia="zh-CN"/>
               </w:rPr>
             </w:pPr>
             <w:r>
               <w:rPr>
+                <w:rFonts w:eastAsia="宋体" w:ascii="Times New Roman" w:hAnsi="Times New Roman" w:cs="Times New Roman"/>
                 <w:b/>
                 <w:sz w:val="21"/>
-                <w:lang w:eastAsia="zh-CN"/>
-              </w:rPr>
-              <w:t>第二章</w:t>
-            </w:r>
-            <w:r>
-              <w:rPr>
-                <w:b/>
-                <w:sz w:val="21"/>
-                <w:lang w:eastAsia="zh-CN"/>
-              </w:rPr>
-              <w:t xml:space="preserve"> </w:t>
-            </w:r>
-            <w:r>
-              <w:rPr>
-                <w:b/>
-                <w:sz w:val="21"/>
-                <w:lang w:eastAsia="zh-CN"/>
-              </w:rPr>
-              <w:t>相关技术与系统基础</w:t>
+              </w:rPr>
+              <w:t>第二章 相关技术与系统基础</w:t>
             </w:r>
           </w:p>
         </w:tc>
@@ -1642,15 +1630,17 @@
           </w:tcPr>
           <w:p>
             <w:pPr>
-              <w:spacing w:line="300" w:lineRule="exact"/>
+              <w:spacing w:line="300" w:lineRule="exact" w:before="0" w:after="0"/>
+              <w:ind w:firstLine="0"/>
               <w:jc w:val="right"/>
             </w:pPr>
             <w:r>
               <w:rPr>
+                <w:rFonts w:eastAsia="宋体" w:ascii="Times New Roman" w:hAnsi="Times New Roman" w:cs="Times New Roman"/>
                 <w:b/>
                 <w:sz w:val="21"/>
               </w:rPr>
-              <w:t>11</w:t>
+              <w:t>10</w:t>
             </w:r>
           </w:p>
         </w:tc>
@@ -1672,25 +1662,20 @@
           </w:tcPr>
           <w:p>
             <w:pPr>
-              <w:spacing w:line="300" w:lineRule="exact"/>
-              <w:ind w:left="369"/>
+              <w:spacing w:line="300" w:lineRule="exact" w:before="0" w:after="0"/>
+              <w:ind w:left="369" w:firstLine="0"/>
+              <w:jc w:val="left"/>
               <w:rPr>
                 <w:lang w:eastAsia="zh-CN"/>
               </w:rPr>
             </w:pPr>
             <w:r>
               <w:rPr>
+                <w:rFonts w:eastAsia="宋体" w:ascii="Times New Roman" w:hAnsi="Times New Roman" w:cs="Times New Roman"/>
+                <w:b w:val="0"/>
                 <w:sz w:val="21"/>
-                <w:lang w:eastAsia="zh-CN"/>
-              </w:rPr>
-              <w:t xml:space="preserve">2.1 </w:t>
-            </w:r>
-            <w:r>
-              <w:rPr>
-                <w:sz w:val="21"/>
-                <w:lang w:eastAsia="zh-CN"/>
-              </w:rPr>
-              <w:t>医疗资料标准化与电子病历文本挖掘</w:t>
+              </w:rPr>
+              <w:t>2.1 医疗资料标准化与电子病历文本挖掘</w:t>
             </w:r>
           </w:p>
         </w:tc>
@@ -1707,14 +1692,17 @@
           </w:tcPr>
           <w:p>
             <w:pPr>
-              <w:spacing w:line="300" w:lineRule="exact"/>
+              <w:spacing w:line="300" w:lineRule="exact" w:before="0" w:after="0"/>
+              <w:ind w:firstLine="0"/>
               <w:jc w:val="right"/>
             </w:pPr>
             <w:r>
               <w:rPr>
+                <w:rFonts w:eastAsia="宋体" w:ascii="Times New Roman" w:hAnsi="Times New Roman" w:cs="Times New Roman"/>
+                <w:b w:val="0"/>
                 <w:sz w:val="21"/>
               </w:rPr>
-              <w:t>12</w:t>
+              <w:t>11</w:t>
             </w:r>
           </w:p>
         </w:tc>
@@ -1736,39 +1724,20 @@
           </w:tcPr>
           <w:p>
             <w:pPr>
-              <w:spacing w:line="300" w:lineRule="exact"/>
-              <w:ind w:left="369"/>
+              <w:spacing w:line="300" w:lineRule="exact" w:before="0" w:after="0"/>
+              <w:ind w:left="369" w:firstLine="0"/>
+              <w:jc w:val="left"/>
               <w:rPr>
                 <w:lang w:eastAsia="zh-CN"/>
               </w:rPr>
             </w:pPr>
             <w:r>
               <w:rPr>
+                <w:rFonts w:eastAsia="宋体" w:ascii="Times New Roman" w:hAnsi="Times New Roman" w:cs="Times New Roman"/>
+                <w:b w:val="0"/>
                 <w:sz w:val="21"/>
-                <w:lang w:eastAsia="zh-CN"/>
-              </w:rPr>
-              <w:t xml:space="preserve">2.2 </w:t>
-            </w:r>
-            <w:r>
-              <w:rPr>
-                <w:sz w:val="21"/>
-                <w:lang w:eastAsia="zh-CN"/>
-              </w:rPr>
-              <w:t>医疗大模型、知识增强与</w:t>
-            </w:r>
-            <w:r>
-              <w:rPr>
-                <w:sz w:val="21"/>
-                <w:lang w:eastAsia="zh-CN"/>
-              </w:rPr>
-              <w:t xml:space="preserve"> RAG </w:t>
-            </w:r>
-            <w:r>
-              <w:rPr>
-                <w:sz w:val="21"/>
-                <w:lang w:eastAsia="zh-CN"/>
-              </w:rPr>
-              <w:t>方法</w:t>
+              </w:rPr>
+              <w:t>2.2 医疗大模型、知识增强与 RAG 方法</w:t>
             </w:r>
           </w:p>
         </w:tc>
@@ -1785,14 +1754,17 @@
           </w:tcPr>
           <w:p>
             <w:pPr>
-              <w:spacing w:line="300" w:lineRule="exact"/>
+              <w:spacing w:line="300" w:lineRule="exact" w:before="0" w:after="0"/>
+              <w:ind w:firstLine="0"/>
               <w:jc w:val="right"/>
             </w:pPr>
             <w:r>
               <w:rPr>
+                <w:rFonts w:eastAsia="宋体" w:ascii="Times New Roman" w:hAnsi="Times New Roman" w:cs="Times New Roman"/>
+                <w:b w:val="0"/>
                 <w:sz w:val="21"/>
               </w:rPr>
-              <w:t>13</w:t>
+              <w:t>12</w:t>
             </w:r>
           </w:p>
         </w:tc>
@@ -1814,20 +1786,17 @@
           </w:tcPr>
           <w:p>
             <w:pPr>
-              <w:spacing w:line="300" w:lineRule="exact"/>
-              <w:ind w:left="369"/>
+              <w:spacing w:line="300" w:lineRule="exact" w:before="0" w:after="0"/>
+              <w:ind w:left="369" w:firstLine="0"/>
+              <w:jc w:val="left"/>
             </w:pPr>
             <w:r>
               <w:rPr>
+                <w:rFonts w:eastAsia="宋体" w:ascii="Times New Roman" w:hAnsi="Times New Roman" w:cs="Times New Roman"/>
+                <w:b w:val="0"/>
                 <w:sz w:val="21"/>
               </w:rPr>
-              <w:t xml:space="preserve">2.3 Agent </w:t>
-            </w:r>
-            <w:r>
-              <w:rPr>
-                <w:sz w:val="21"/>
-              </w:rPr>
-              <w:t>工作流与状态机编排</w:t>
+              <w:t>2.3 Agent 工作流与状态机编排</w:t>
             </w:r>
           </w:p>
         </w:tc>
@@ -1844,14 +1813,17 @@
           </w:tcPr>
           <w:p>
             <w:pPr>
-              <w:spacing w:line="300" w:lineRule="exact"/>
+              <w:spacing w:line="300" w:lineRule="exact" w:before="0" w:after="0"/>
+              <w:ind w:firstLine="0"/>
               <w:jc w:val="right"/>
             </w:pPr>
             <w:r>
               <w:rPr>
+                <w:rFonts w:eastAsia="宋体" w:ascii="Times New Roman" w:hAnsi="Times New Roman" w:cs="Times New Roman"/>
+                <w:b w:val="0"/>
                 <w:sz w:val="21"/>
               </w:rPr>
-              <w:t>14</w:t>
+              <w:t>13</w:t>
             </w:r>
           </w:p>
         </w:tc>
@@ -1873,20 +1845,17 @@
           </w:tcPr>
           <w:p>
             <w:pPr>
-              <w:spacing w:line="300" w:lineRule="exact"/>
-              <w:ind w:left="369"/>
+              <w:spacing w:line="300" w:lineRule="exact" w:before="0" w:after="0"/>
+              <w:ind w:left="369" w:firstLine="0"/>
+              <w:jc w:val="left"/>
             </w:pPr>
             <w:r>
               <w:rPr>
+                <w:rFonts w:eastAsia="宋体" w:ascii="Times New Roman" w:hAnsi="Times New Roman" w:cs="Times New Roman"/>
+                <w:b w:val="0"/>
                 <w:sz w:val="21"/>
               </w:rPr>
-              <w:t xml:space="preserve">2.4 Provider </w:t>
-            </w:r>
-            <w:r>
-              <w:rPr>
-                <w:sz w:val="21"/>
-              </w:rPr>
-              <w:t>抽象与外部能力接入</w:t>
+              <w:t>2.4 Provider 抽象与外部能力接入</w:t>
             </w:r>
           </w:p>
         </w:tc>
@@ -1903,14 +1872,17 @@
           </w:tcPr>
           <w:p>
             <w:pPr>
-              <w:spacing w:line="300" w:lineRule="exact"/>
+              <w:spacing w:line="300" w:lineRule="exact" w:before="0" w:after="0"/>
+              <w:ind w:firstLine="0"/>
               <w:jc w:val="right"/>
             </w:pPr>
             <w:r>
               <w:rPr>
+                <w:rFonts w:eastAsia="宋体" w:ascii="Times New Roman" w:hAnsi="Times New Roman" w:cs="Times New Roman"/>
+                <w:b w:val="0"/>
                 <w:sz w:val="21"/>
               </w:rPr>
-              <w:t>17</w:t>
+              <w:t>16</w:t>
             </w:r>
           </w:p>
         </w:tc>
@@ -1932,20 +1904,17 @@
           </w:tcPr>
           <w:p>
             <w:pPr>
-              <w:spacing w:line="300" w:lineRule="exact"/>
-              <w:ind w:left="369"/>
+              <w:spacing w:line="300" w:lineRule="exact" w:before="0" w:after="0"/>
+              <w:ind w:left="369" w:firstLine="0"/>
+              <w:jc w:val="left"/>
             </w:pPr>
             <w:r>
               <w:rPr>
+                <w:rFonts w:eastAsia="宋体" w:ascii="Times New Roman" w:hAnsi="Times New Roman" w:cs="Times New Roman"/>
+                <w:b w:val="0"/>
                 <w:sz w:val="21"/>
               </w:rPr>
-              <w:t xml:space="preserve">2.5 </w:t>
-            </w:r>
-            <w:r>
-              <w:rPr>
-                <w:sz w:val="21"/>
-              </w:rPr>
-              <w:t>本项目已有实现基础</w:t>
+              <w:t>2.5 本项目已有实现基础</w:t>
             </w:r>
           </w:p>
         </w:tc>
@@ -1962,14 +1931,17 @@
           </w:tcPr>
           <w:p>
             <w:pPr>
-              <w:spacing w:line="300" w:lineRule="exact"/>
+              <w:spacing w:line="300" w:lineRule="exact" w:before="0" w:after="0"/>
+              <w:ind w:firstLine="0"/>
               <w:jc w:val="right"/>
             </w:pPr>
             <w:r>
               <w:rPr>
+                <w:rFonts w:eastAsia="宋体" w:ascii="Times New Roman" w:hAnsi="Times New Roman" w:cs="Times New Roman"/>
+                <w:b w:val="0"/>
                 <w:sz w:val="21"/>
               </w:rPr>
-              <w:t>18</w:t>
+              <w:t>17</w:t>
             </w:r>
           </w:p>
         </w:tc>
@@ -1991,34 +1963,20 @@
           </w:tcPr>
           <w:p>
             <w:pPr>
-              <w:spacing w:line="300" w:lineRule="exact"/>
+              <w:spacing w:line="300" w:lineRule="exact" w:before="0" w:after="0"/>
+              <w:ind w:firstLine="0"/>
+              <w:jc w:val="left"/>
               <w:rPr>
                 <w:lang w:eastAsia="zh-CN"/>
               </w:rPr>
             </w:pPr>
             <w:r>
               <w:rPr>
+                <w:rFonts w:eastAsia="宋体" w:ascii="Times New Roman" w:hAnsi="Times New Roman" w:cs="Times New Roman"/>
                 <w:b/>
                 <w:sz w:val="21"/>
-                <w:lang w:eastAsia="zh-CN"/>
-              </w:rPr>
-              <w:t>第三章</w:t>
-            </w:r>
-            <w:r>
-              <w:rPr>
-                <w:b/>
-                <w:sz w:val="21"/>
-                <w:lang w:eastAsia="zh-CN"/>
-              </w:rPr>
-              <w:t xml:space="preserve"> </w:t>
-            </w:r>
-            <w:r>
-              <w:rPr>
-                <w:b/>
-                <w:sz w:val="21"/>
-                <w:lang w:eastAsia="zh-CN"/>
-              </w:rPr>
-              <w:t>需求分析与总体设计</w:t>
+              </w:rPr>
+              <w:t>第三章 需求分析与总体设计</w:t>
             </w:r>
           </w:p>
         </w:tc>
@@ -2035,15 +1993,17 @@
           </w:tcPr>
           <w:p>
             <w:pPr>
-              <w:spacing w:line="300" w:lineRule="exact"/>
+              <w:spacing w:line="300" w:lineRule="exact" w:before="0" w:after="0"/>
+              <w:ind w:firstLine="0"/>
               <w:jc w:val="right"/>
             </w:pPr>
             <w:r>
               <w:rPr>
+                <w:rFonts w:eastAsia="宋体" w:ascii="Times New Roman" w:hAnsi="Times New Roman" w:cs="Times New Roman"/>
                 <w:b/>
                 <w:sz w:val="21"/>
               </w:rPr>
-              <w:t>21</w:t>
+              <w:t>20</w:t>
             </w:r>
           </w:p>
         </w:tc>
@@ -2065,20 +2025,17 @@
           </w:tcPr>
           <w:p>
             <w:pPr>
-              <w:spacing w:line="300" w:lineRule="exact"/>
-              <w:ind w:left="369"/>
+              <w:spacing w:line="300" w:lineRule="exact" w:before="0" w:after="0"/>
+              <w:ind w:left="369" w:firstLine="0"/>
+              <w:jc w:val="left"/>
             </w:pPr>
             <w:r>
               <w:rPr>
+                <w:rFonts w:eastAsia="宋体" w:ascii="Times New Roman" w:hAnsi="Times New Roman" w:cs="Times New Roman"/>
+                <w:b w:val="0"/>
                 <w:sz w:val="21"/>
               </w:rPr>
-              <w:t xml:space="preserve">3.1 </w:t>
-            </w:r>
-            <w:r>
-              <w:rPr>
-                <w:sz w:val="21"/>
-              </w:rPr>
-              <w:t>需求分析</w:t>
+              <w:t>3.1 需求分析</w:t>
             </w:r>
           </w:p>
         </w:tc>
@@ -2095,14 +2052,17 @@
           </w:tcPr>
           <w:p>
             <w:pPr>
-              <w:spacing w:line="300" w:lineRule="exact"/>
+              <w:spacing w:line="300" w:lineRule="exact" w:before="0" w:after="0"/>
+              <w:ind w:firstLine="0"/>
               <w:jc w:val="right"/>
             </w:pPr>
             <w:r>
               <w:rPr>
+                <w:rFonts w:eastAsia="宋体" w:ascii="Times New Roman" w:hAnsi="Times New Roman" w:cs="Times New Roman"/>
+                <w:b w:val="0"/>
                 <w:sz w:val="21"/>
               </w:rPr>
-              <w:t>21</w:t>
+              <w:t>20</w:t>
             </w:r>
           </w:p>
         </w:tc>
@@ -2124,20 +2084,17 @@
           </w:tcPr>
           <w:p>
             <w:pPr>
-              <w:spacing w:line="300" w:lineRule="exact"/>
-              <w:ind w:left="369"/>
+              <w:spacing w:line="300" w:lineRule="exact" w:before="0" w:after="0"/>
+              <w:ind w:left="369" w:firstLine="0"/>
+              <w:jc w:val="left"/>
             </w:pPr>
             <w:r>
               <w:rPr>
+                <w:rFonts w:eastAsia="宋体" w:ascii="Times New Roman" w:hAnsi="Times New Roman" w:cs="Times New Roman"/>
+                <w:b w:val="0"/>
                 <w:sz w:val="21"/>
               </w:rPr>
-              <w:t xml:space="preserve">3.2 </w:t>
-            </w:r>
-            <w:r>
-              <w:rPr>
-                <w:sz w:val="21"/>
-              </w:rPr>
-              <w:t>系统总体架构</w:t>
+              <w:t>3.2 系统总体架构</w:t>
             </w:r>
           </w:p>
         </w:tc>
@@ -2154,14 +2111,17 @@
           </w:tcPr>
           <w:p>
             <w:pPr>
-              <w:spacing w:line="300" w:lineRule="exact"/>
+              <w:spacing w:line="300" w:lineRule="exact" w:before="0" w:after="0"/>
+              <w:ind w:firstLine="0"/>
               <w:jc w:val="right"/>
             </w:pPr>
             <w:r>
               <w:rPr>
+                <w:rFonts w:eastAsia="宋体" w:ascii="Times New Roman" w:hAnsi="Times New Roman" w:cs="Times New Roman"/>
+                <w:b w:val="0"/>
                 <w:sz w:val="21"/>
               </w:rPr>
-              <w:t>22</w:t>
+              <w:t>21</w:t>
             </w:r>
           </w:p>
         </w:tc>
@@ -2183,20 +2143,17 @@
           </w:tcPr>
           <w:p>
             <w:pPr>
-              <w:spacing w:line="300" w:lineRule="exact"/>
-              <w:ind w:left="369"/>
+              <w:spacing w:line="300" w:lineRule="exact" w:before="0" w:after="0"/>
+              <w:ind w:left="369" w:firstLine="0"/>
+              <w:jc w:val="left"/>
             </w:pPr>
             <w:r>
               <w:rPr>
+                <w:rFonts w:eastAsia="宋体" w:ascii="Times New Roman" w:hAnsi="Times New Roman" w:cs="Times New Roman"/>
+                <w:b w:val="0"/>
                 <w:sz w:val="21"/>
               </w:rPr>
-              <w:t xml:space="preserve">3.3 </w:t>
-            </w:r>
-            <w:r>
-              <w:rPr>
-                <w:sz w:val="21"/>
-              </w:rPr>
-              <w:t>业务流程设计</w:t>
+              <w:t>3.3 业务流程设计</w:t>
             </w:r>
           </w:p>
         </w:tc>
@@ -2213,14 +2170,17 @@
           </w:tcPr>
           <w:p>
             <w:pPr>
-              <w:spacing w:line="300" w:lineRule="exact"/>
+              <w:spacing w:line="300" w:lineRule="exact" w:before="0" w:after="0"/>
+              <w:ind w:firstLine="0"/>
               <w:jc w:val="right"/>
             </w:pPr>
             <w:r>
               <w:rPr>
+                <w:rFonts w:eastAsia="宋体" w:ascii="Times New Roman" w:hAnsi="Times New Roman" w:cs="Times New Roman"/>
+                <w:b w:val="0"/>
                 <w:sz w:val="21"/>
               </w:rPr>
-              <w:t>22</w:t>
+              <w:t>21</w:t>
             </w:r>
           </w:p>
         </w:tc>
@@ -2242,20 +2202,17 @@
           </w:tcPr>
           <w:p>
             <w:pPr>
-              <w:spacing w:line="300" w:lineRule="exact"/>
-              <w:ind w:left="369"/>
+              <w:spacing w:line="300" w:lineRule="exact" w:before="0" w:after="0"/>
+              <w:ind w:left="369" w:firstLine="0"/>
+              <w:jc w:val="left"/>
             </w:pPr>
             <w:r>
               <w:rPr>
+                <w:rFonts w:eastAsia="宋体" w:ascii="Times New Roman" w:hAnsi="Times New Roman" w:cs="Times New Roman"/>
+                <w:b w:val="0"/>
                 <w:sz w:val="21"/>
               </w:rPr>
-              <w:t xml:space="preserve">3.4 </w:t>
-            </w:r>
-            <w:r>
-              <w:rPr>
-                <w:sz w:val="21"/>
-              </w:rPr>
-              <w:t>后端分层与接口设计</w:t>
+              <w:t>3.4 后端分层与接口设计</w:t>
             </w:r>
           </w:p>
         </w:tc>
@@ -2272,14 +2229,17 @@
           </w:tcPr>
           <w:p>
             <w:pPr>
-              <w:spacing w:line="300" w:lineRule="exact"/>
+              <w:spacing w:line="300" w:lineRule="exact" w:before="0" w:after="0"/>
+              <w:ind w:firstLine="0"/>
               <w:jc w:val="right"/>
             </w:pPr>
             <w:r>
               <w:rPr>
+                <w:rFonts w:eastAsia="宋体" w:ascii="Times New Roman" w:hAnsi="Times New Roman" w:cs="Times New Roman"/>
+                <w:b w:val="0"/>
                 <w:sz w:val="21"/>
               </w:rPr>
-              <w:t>23</w:t>
+              <w:t>22</w:t>
             </w:r>
           </w:p>
         </w:tc>
@@ -2301,20 +2261,17 @@
           </w:tcPr>
           <w:p>
             <w:pPr>
-              <w:spacing w:line="300" w:lineRule="exact"/>
-              <w:ind w:left="369"/>
+              <w:spacing w:line="300" w:lineRule="exact" w:before="0" w:after="0"/>
+              <w:ind w:left="369" w:firstLine="0"/>
+              <w:jc w:val="left"/>
             </w:pPr>
             <w:r>
               <w:rPr>
+                <w:rFonts w:eastAsia="宋体" w:ascii="Times New Roman" w:hAnsi="Times New Roman" w:cs="Times New Roman"/>
+                <w:b w:val="0"/>
                 <w:sz w:val="21"/>
               </w:rPr>
-              <w:t xml:space="preserve">3.5 </w:t>
-            </w:r>
-            <w:r>
-              <w:rPr>
-                <w:sz w:val="21"/>
-              </w:rPr>
-              <w:t>数据库设计</w:t>
+              <w:t>3.5 数据库设计</w:t>
             </w:r>
           </w:p>
         </w:tc>
@@ -2331,14 +2288,17 @@
           </w:tcPr>
           <w:p>
             <w:pPr>
-              <w:spacing w:line="300" w:lineRule="exact"/>
+              <w:spacing w:line="300" w:lineRule="exact" w:before="0" w:after="0"/>
+              <w:ind w:firstLine="0"/>
               <w:jc w:val="right"/>
             </w:pPr>
             <w:r>
               <w:rPr>
+                <w:rFonts w:eastAsia="宋体" w:ascii="Times New Roman" w:hAnsi="Times New Roman" w:cs="Times New Roman"/>
+                <w:b w:val="0"/>
                 <w:sz w:val="21"/>
               </w:rPr>
-              <w:t>26</w:t>
+              <w:t>25</w:t>
             </w:r>
           </w:p>
         </w:tc>
@@ -2360,20 +2320,17 @@
           </w:tcPr>
           <w:p>
             <w:pPr>
-              <w:spacing w:line="300" w:lineRule="exact"/>
-              <w:ind w:left="369"/>
+              <w:spacing w:line="300" w:lineRule="exact" w:before="0" w:after="0"/>
+              <w:ind w:left="369" w:firstLine="0"/>
+              <w:jc w:val="left"/>
             </w:pPr>
             <w:r>
               <w:rPr>
+                <w:rFonts w:eastAsia="宋体" w:ascii="Times New Roman" w:hAnsi="Times New Roman" w:cs="Times New Roman"/>
+                <w:b w:val="0"/>
                 <w:sz w:val="21"/>
               </w:rPr>
-              <w:t xml:space="preserve">3.6 </w:t>
-            </w:r>
-            <w:r>
-              <w:rPr>
-                <w:sz w:val="21"/>
-              </w:rPr>
-              <w:t>安全与可追溯设计</w:t>
+              <w:t>3.6 安全与可追溯设计</w:t>
             </w:r>
           </w:p>
         </w:tc>
@@ -2390,14 +2347,17 @@
           </w:tcPr>
           <w:p>
             <w:pPr>
-              <w:spacing w:line="300" w:lineRule="exact"/>
+              <w:spacing w:line="300" w:lineRule="exact" w:before="0" w:after="0"/>
+              <w:ind w:firstLine="0"/>
               <w:jc w:val="right"/>
             </w:pPr>
             <w:r>
               <w:rPr>
+                <w:rFonts w:eastAsia="宋体" w:ascii="Times New Roman" w:hAnsi="Times New Roman" w:cs="Times New Roman"/>
+                <w:b w:val="0"/>
                 <w:sz w:val="21"/>
               </w:rPr>
-              <w:t>27</w:t>
+              <w:t>26</w:t>
             </w:r>
           </w:p>
         </w:tc>
@@ -2419,28 +2379,17 @@
           </w:tcPr>
           <w:p>
             <w:pPr>
-              <w:spacing w:line="300" w:lineRule="exact"/>
+              <w:spacing w:line="300" w:lineRule="exact" w:before="0" w:after="0"/>
+              <w:ind w:firstLine="0"/>
+              <w:jc w:val="left"/>
             </w:pPr>
             <w:r>
               <w:rPr>
+                <w:rFonts w:eastAsia="宋体" w:ascii="Times New Roman" w:hAnsi="Times New Roman" w:cs="Times New Roman"/>
                 <w:b/>
                 <w:sz w:val="21"/>
               </w:rPr>
-              <w:t>第四章</w:t>
-            </w:r>
-            <w:r>
-              <w:rPr>
-                <w:b/>
-                <w:sz w:val="21"/>
-              </w:rPr>
-              <w:t xml:space="preserve"> </w:t>
-            </w:r>
-            <w:r>
-              <w:rPr>
-                <w:b/>
-                <w:sz w:val="21"/>
-              </w:rPr>
-              <w:t>系统详细实现</w:t>
+              <w:t>第四章 系统详细实现</w:t>
             </w:r>
           </w:p>
         </w:tc>
@@ -2457,15 +2406,17 @@
           </w:tcPr>
           <w:p>
             <w:pPr>
-              <w:spacing w:line="300" w:lineRule="exact"/>
+              <w:spacing w:line="300" w:lineRule="exact" w:before="0" w:after="0"/>
+              <w:ind w:firstLine="0"/>
               <w:jc w:val="right"/>
             </w:pPr>
             <w:r>
               <w:rPr>
+                <w:rFonts w:eastAsia="宋体" w:ascii="Times New Roman" w:hAnsi="Times New Roman" w:cs="Times New Roman"/>
                 <w:b/>
                 <w:sz w:val="21"/>
               </w:rPr>
-              <w:t>30</w:t>
+              <w:t>29</w:t>
             </w:r>
           </w:p>
         </w:tc>
@@ -2487,39 +2438,20 @@
           </w:tcPr>
           <w:p>
             <w:pPr>
-              <w:spacing w:line="300" w:lineRule="exact"/>
-              <w:ind w:left="369"/>
+              <w:spacing w:line="300" w:lineRule="exact" w:before="0" w:after="0"/>
+              <w:ind w:left="369" w:firstLine="0"/>
+              <w:jc w:val="left"/>
               <w:rPr>
                 <w:lang w:eastAsia="zh-CN"/>
               </w:rPr>
             </w:pPr>
             <w:r>
               <w:rPr>
+                <w:rFonts w:eastAsia="宋体" w:ascii="Times New Roman" w:hAnsi="Times New Roman" w:cs="Times New Roman"/>
+                <w:b w:val="0"/>
                 <w:sz w:val="21"/>
-                <w:lang w:eastAsia="zh-CN"/>
-              </w:rPr>
-              <w:t xml:space="preserve">4.1 </w:t>
-            </w:r>
-            <w:r>
-              <w:rPr>
-                <w:sz w:val="21"/>
-                <w:lang w:eastAsia="zh-CN"/>
-              </w:rPr>
-              <w:t>文件上传与</w:t>
-            </w:r>
-            <w:r>
-              <w:rPr>
-                <w:sz w:val="21"/>
-                <w:lang w:eastAsia="zh-CN"/>
-              </w:rPr>
-              <w:t xml:space="preserve"> OCR </w:t>
-            </w:r>
-            <w:r>
-              <w:rPr>
-                <w:sz w:val="21"/>
-                <w:lang w:eastAsia="zh-CN"/>
-              </w:rPr>
-              <w:t>处理实现</w:t>
+              </w:rPr>
+              <w:t>4.1 文件上传与 OCR 处理实现</w:t>
             </w:r>
           </w:p>
         </w:tc>
@@ -2536,14 +2468,17 @@
           </w:tcPr>
           <w:p>
             <w:pPr>
-              <w:spacing w:line="300" w:lineRule="exact"/>
+              <w:spacing w:line="300" w:lineRule="exact" w:before="0" w:after="0"/>
+              <w:ind w:firstLine="0"/>
               <w:jc w:val="right"/>
             </w:pPr>
             <w:r>
               <w:rPr>
+                <w:rFonts w:eastAsia="宋体" w:ascii="Times New Roman" w:hAnsi="Times New Roman" w:cs="Times New Roman"/>
+                <w:b w:val="0"/>
                 <w:sz w:val="21"/>
               </w:rPr>
-              <w:t>30</w:t>
+              <w:t>29</w:t>
             </w:r>
           </w:p>
         </w:tc>
@@ -2565,25 +2500,20 @@
           </w:tcPr>
           <w:p>
             <w:pPr>
-              <w:spacing w:line="300" w:lineRule="exact"/>
-              <w:ind w:left="369"/>
+              <w:spacing w:line="300" w:lineRule="exact" w:before="0" w:after="0"/>
+              <w:ind w:left="369" w:firstLine="0"/>
+              <w:jc w:val="left"/>
               <w:rPr>
                 <w:lang w:eastAsia="zh-CN"/>
               </w:rPr>
             </w:pPr>
             <w:r>
               <w:rPr>
+                <w:rFonts w:eastAsia="宋体" w:ascii="Times New Roman" w:hAnsi="Times New Roman" w:cs="Times New Roman"/>
+                <w:b w:val="0"/>
                 <w:sz w:val="21"/>
-                <w:lang w:eastAsia="zh-CN"/>
-              </w:rPr>
-              <w:t xml:space="preserve">4.2 </w:t>
-            </w:r>
-            <w:r>
-              <w:rPr>
-                <w:sz w:val="21"/>
-                <w:lang w:eastAsia="zh-CN"/>
-              </w:rPr>
-              <w:t>标准化与版本化入库实现</w:t>
+              </w:rPr>
+              <w:t>4.2 标准化与版本化入库实现</w:t>
             </w:r>
           </w:p>
         </w:tc>
@@ -2600,14 +2530,17 @@
           </w:tcPr>
           <w:p>
             <w:pPr>
-              <w:spacing w:line="300" w:lineRule="exact"/>
+              <w:spacing w:line="300" w:lineRule="exact" w:before="0" w:after="0"/>
+              <w:ind w:firstLine="0"/>
               <w:jc w:val="right"/>
             </w:pPr>
             <w:r>
               <w:rPr>
+                <w:rFonts w:eastAsia="宋体" w:ascii="Times New Roman" w:hAnsi="Times New Roman" w:cs="Times New Roman"/>
+                <w:b w:val="0"/>
                 <w:sz w:val="21"/>
               </w:rPr>
-              <w:t>31</w:t>
+              <w:t>30</w:t>
             </w:r>
           </w:p>
         </w:tc>
@@ -2629,55 +2562,22 @@
           </w:tcPr>
           <w:p>
             <w:pPr>
-              <w:spacing w:line="300" w:lineRule="exact"/>
-              <w:ind w:left="369"/>
+              <w:spacing w:line="300" w:lineRule="exact" w:before="0" w:after="0"/>
+              <w:ind w:left="369" w:firstLine="0"/>
+              <w:jc w:val="left"/>
               <w:rPr>
                 <w:lang w:eastAsia="zh-CN"/>
               </w:rPr>
             </w:pPr>
-            <w:r>
-              <w:rPr>
+            <w:proofErr w:type="spellStart"/>
+            <w:proofErr w:type="spellEnd"/>
+            <w:r>
+              <w:rPr>
+                <w:rFonts w:eastAsia="宋体" w:ascii="Times New Roman" w:hAnsi="Times New Roman" w:cs="Times New Roman"/>
+                <w:b w:val="0"/>
                 <w:sz w:val="21"/>
-                <w:lang w:eastAsia="zh-CN"/>
-              </w:rPr>
-              <w:t xml:space="preserve">4.3 </w:t>
-            </w:r>
-            <w:r>
-              <w:rPr>
-                <w:sz w:val="21"/>
-                <w:lang w:eastAsia="zh-CN"/>
-              </w:rPr>
-              <w:t>综合审计报告</w:t>
-            </w:r>
-            <w:r>
-              <w:rPr>
-                <w:sz w:val="21"/>
-                <w:lang w:eastAsia="zh-CN"/>
-              </w:rPr>
-              <w:t xml:space="preserve"> </w:t>
-            </w:r>
-            <w:proofErr w:type="spellStart"/>
-            <w:r>
-              <w:rPr>
-                <w:sz w:val="21"/>
-                <w:lang w:eastAsia="zh-CN"/>
-              </w:rPr>
-              <w:t>LangGraph</w:t>
-            </w:r>
-            <w:proofErr w:type="spellEnd"/>
-            <w:r>
-              <w:rPr>
-                <w:sz w:val="21"/>
-                <w:lang w:eastAsia="zh-CN"/>
-              </w:rPr>
-              <w:t xml:space="preserve"> </w:t>
-            </w:r>
-            <w:r>
-              <w:rPr>
-                <w:sz w:val="21"/>
-                <w:lang w:eastAsia="zh-CN"/>
-              </w:rPr>
-              <w:t>实现</w:t>
+              </w:rPr>
+              <w:t>4.3 综合审计报告 LangGraph 实现</w:t>
             </w:r>
           </w:p>
         </w:tc>
@@ -2694,14 +2594,17 @@
           </w:tcPr>
           <w:p>
             <w:pPr>
-              <w:spacing w:line="300" w:lineRule="exact"/>
+              <w:spacing w:line="300" w:lineRule="exact" w:before="0" w:after="0"/>
+              <w:ind w:firstLine="0"/>
               <w:jc w:val="right"/>
             </w:pPr>
             <w:r>
               <w:rPr>
+                <w:rFonts w:eastAsia="宋体" w:ascii="Times New Roman" w:hAnsi="Times New Roman" w:cs="Times New Roman"/>
+                <w:b w:val="0"/>
                 <w:sz w:val="21"/>
               </w:rPr>
-              <w:t>31</w:t>
+              <w:t>30</w:t>
             </w:r>
           </w:p>
         </w:tc>
@@ -2723,25 +2626,20 @@
           </w:tcPr>
           <w:p>
             <w:pPr>
-              <w:spacing w:line="300" w:lineRule="exact"/>
-              <w:ind w:left="369"/>
+              <w:spacing w:line="300" w:lineRule="exact" w:before="0" w:after="0"/>
+              <w:ind w:left="369" w:firstLine="0"/>
+              <w:jc w:val="left"/>
               <w:rPr>
                 <w:lang w:eastAsia="zh-CN"/>
               </w:rPr>
             </w:pPr>
             <w:r>
               <w:rPr>
+                <w:rFonts w:eastAsia="宋体" w:ascii="Times New Roman" w:hAnsi="Times New Roman" w:cs="Times New Roman"/>
+                <w:b w:val="0"/>
                 <w:sz w:val="21"/>
-                <w:lang w:eastAsia="zh-CN"/>
-              </w:rPr>
-              <w:t xml:space="preserve">4.4 </w:t>
-            </w:r>
-            <w:r>
-              <w:rPr>
-                <w:sz w:val="21"/>
-                <w:lang w:eastAsia="zh-CN"/>
-              </w:rPr>
-              <w:t>审计事件与节点状态持久化</w:t>
+              </w:rPr>
+              <w:t>4.4 审计事件与节点状态持久化</w:t>
             </w:r>
           </w:p>
         </w:tc>
@@ -2758,14 +2656,17 @@
           </w:tcPr>
           <w:p>
             <w:pPr>
-              <w:spacing w:line="300" w:lineRule="exact"/>
+              <w:spacing w:line="300" w:lineRule="exact" w:before="0" w:after="0"/>
+              <w:ind w:firstLine="0"/>
               <w:jc w:val="right"/>
             </w:pPr>
             <w:r>
               <w:rPr>
+                <w:rFonts w:eastAsia="宋体" w:ascii="Times New Roman" w:hAnsi="Times New Roman" w:cs="Times New Roman"/>
+                <w:b w:val="0"/>
                 <w:sz w:val="21"/>
               </w:rPr>
-              <w:t>34</w:t>
+              <w:t>33</w:t>
             </w:r>
           </w:p>
         </w:tc>
@@ -2787,20 +2688,17 @@
           </w:tcPr>
           <w:p>
             <w:pPr>
-              <w:spacing w:line="300" w:lineRule="exact"/>
-              <w:ind w:left="369"/>
+              <w:spacing w:line="300" w:lineRule="exact" w:before="0" w:after="0"/>
+              <w:ind w:left="369" w:firstLine="0"/>
+              <w:jc w:val="left"/>
             </w:pPr>
             <w:r>
               <w:rPr>
+                <w:rFonts w:eastAsia="宋体" w:ascii="Times New Roman" w:hAnsi="Times New Roman" w:cs="Times New Roman"/>
+                <w:b w:val="0"/>
                 <w:sz w:val="21"/>
               </w:rPr>
-              <w:t xml:space="preserve">4.5 </w:t>
-            </w:r>
-            <w:r>
-              <w:rPr>
-                <w:sz w:val="21"/>
-              </w:rPr>
-              <w:t>前端模块实现</w:t>
+              <w:t>4.5 前端模块实现</w:t>
             </w:r>
           </w:p>
         </w:tc>
@@ -2817,14 +2715,17 @@
           </w:tcPr>
           <w:p>
             <w:pPr>
-              <w:spacing w:line="300" w:lineRule="exact"/>
+              <w:spacing w:line="300" w:lineRule="exact" w:before="0" w:after="0"/>
+              <w:ind w:firstLine="0"/>
               <w:jc w:val="right"/>
             </w:pPr>
             <w:r>
               <w:rPr>
+                <w:rFonts w:eastAsia="宋体" w:ascii="Times New Roman" w:hAnsi="Times New Roman" w:cs="Times New Roman"/>
+                <w:b w:val="0"/>
                 <w:sz w:val="21"/>
               </w:rPr>
-              <w:t>34</w:t>
+              <w:t>33</w:t>
             </w:r>
           </w:p>
         </w:tc>
@@ -2846,34 +2747,20 @@
           </w:tcPr>
           <w:p>
             <w:pPr>
-              <w:spacing w:line="300" w:lineRule="exact"/>
+              <w:spacing w:line="300" w:lineRule="exact" w:before="0" w:after="0"/>
+              <w:ind w:firstLine="0"/>
+              <w:jc w:val="left"/>
               <w:rPr>
                 <w:lang w:eastAsia="zh-CN"/>
               </w:rPr>
             </w:pPr>
             <w:r>
               <w:rPr>
+                <w:rFonts w:eastAsia="宋体" w:ascii="Times New Roman" w:hAnsi="Times New Roman" w:cs="Times New Roman"/>
                 <w:b/>
                 <w:sz w:val="21"/>
-                <w:lang w:eastAsia="zh-CN"/>
-              </w:rPr>
-              <w:t>第五章</w:t>
-            </w:r>
-            <w:r>
-              <w:rPr>
-                <w:b/>
-                <w:sz w:val="21"/>
-                <w:lang w:eastAsia="zh-CN"/>
-              </w:rPr>
-              <w:t xml:space="preserve"> </w:t>
-            </w:r>
-            <w:r>
-              <w:rPr>
-                <w:b/>
-                <w:sz w:val="21"/>
-                <w:lang w:eastAsia="zh-CN"/>
-              </w:rPr>
-              <w:t>测试与运行效果分析</w:t>
+              </w:rPr>
+              <w:t>第五章 测试与运行效果分析</w:t>
             </w:r>
           </w:p>
         </w:tc>
@@ -2890,15 +2777,17 @@
           </w:tcPr>
           <w:p>
             <w:pPr>
-              <w:spacing w:line="300" w:lineRule="exact"/>
+              <w:spacing w:line="300" w:lineRule="exact" w:before="0" w:after="0"/>
+              <w:ind w:firstLine="0"/>
               <w:jc w:val="right"/>
             </w:pPr>
             <w:r>
               <w:rPr>
+                <w:rFonts w:eastAsia="宋体" w:ascii="Times New Roman" w:hAnsi="Times New Roman" w:cs="Times New Roman"/>
                 <w:b/>
                 <w:sz w:val="21"/>
               </w:rPr>
-              <w:t>38</w:t>
+              <w:t>37</w:t>
             </w:r>
           </w:p>
         </w:tc>
@@ -2920,20 +2809,17 @@
           </w:tcPr>
           <w:p>
             <w:pPr>
-              <w:spacing w:line="300" w:lineRule="exact"/>
-              <w:ind w:left="369"/>
+              <w:spacing w:line="300" w:lineRule="exact" w:before="0" w:after="0"/>
+              <w:ind w:left="369" w:firstLine="0"/>
+              <w:jc w:val="left"/>
             </w:pPr>
             <w:r>
               <w:rPr>
+                <w:rFonts w:eastAsia="宋体" w:ascii="Times New Roman" w:hAnsi="Times New Roman" w:cs="Times New Roman"/>
+                <w:b w:val="0"/>
                 <w:sz w:val="21"/>
               </w:rPr>
-              <w:t xml:space="preserve">5.1 Mock </w:t>
-            </w:r>
-            <w:r>
-              <w:rPr>
-                <w:sz w:val="21"/>
-              </w:rPr>
-              <w:t>体检数据构造</w:t>
+              <w:t>5.1 Mock 体检数据构造</w:t>
             </w:r>
           </w:p>
         </w:tc>
@@ -2950,14 +2836,17 @@
           </w:tcPr>
           <w:p>
             <w:pPr>
-              <w:spacing w:line="300" w:lineRule="exact"/>
+              <w:spacing w:line="300" w:lineRule="exact" w:before="0" w:after="0"/>
+              <w:ind w:firstLine="0"/>
               <w:jc w:val="right"/>
             </w:pPr>
             <w:r>
               <w:rPr>
+                <w:rFonts w:eastAsia="宋体" w:ascii="Times New Roman" w:hAnsi="Times New Roman" w:cs="Times New Roman"/>
+                <w:b w:val="0"/>
                 <w:sz w:val="21"/>
               </w:rPr>
-              <w:t>38</w:t>
+              <w:t>37</w:t>
             </w:r>
           </w:p>
         </w:tc>
@@ -2979,20 +2868,17 @@
           </w:tcPr>
           <w:p>
             <w:pPr>
-              <w:spacing w:line="300" w:lineRule="exact"/>
-              <w:ind w:left="369"/>
+              <w:spacing w:line="300" w:lineRule="exact" w:before="0" w:after="0"/>
+              <w:ind w:left="369" w:firstLine="0"/>
+              <w:jc w:val="left"/>
             </w:pPr>
             <w:r>
               <w:rPr>
+                <w:rFonts w:eastAsia="宋体" w:ascii="Times New Roman" w:hAnsi="Times New Roman" w:cs="Times New Roman"/>
+                <w:b w:val="0"/>
                 <w:sz w:val="21"/>
               </w:rPr>
-              <w:t xml:space="preserve">5.2 </w:t>
-            </w:r>
-            <w:r>
-              <w:rPr>
-                <w:sz w:val="21"/>
-              </w:rPr>
-              <w:t>接口与端到端测试</w:t>
+              <w:t>5.2 接口与端到端测试</w:t>
             </w:r>
           </w:p>
         </w:tc>
@@ -3009,14 +2895,17 @@
           </w:tcPr>
           <w:p>
             <w:pPr>
-              <w:spacing w:line="300" w:lineRule="exact"/>
+              <w:spacing w:line="300" w:lineRule="exact" w:before="0" w:after="0"/>
+              <w:ind w:firstLine="0"/>
               <w:jc w:val="right"/>
             </w:pPr>
             <w:r>
               <w:rPr>
+                <w:rFonts w:eastAsia="宋体" w:ascii="Times New Roman" w:hAnsi="Times New Roman" w:cs="Times New Roman"/>
+                <w:b w:val="0"/>
                 <w:sz w:val="21"/>
               </w:rPr>
-              <w:t>39</w:t>
+              <w:t>38</w:t>
             </w:r>
           </w:p>
         </w:tc>
@@ -3038,20 +2927,17 @@
           </w:tcPr>
           <w:p>
             <w:pPr>
-              <w:spacing w:line="300" w:lineRule="exact"/>
-              <w:ind w:left="369"/>
+              <w:spacing w:line="300" w:lineRule="exact" w:before="0" w:after="0"/>
+              <w:ind w:left="369" w:firstLine="0"/>
+              <w:jc w:val="left"/>
             </w:pPr>
             <w:r>
               <w:rPr>
+                <w:rFonts w:eastAsia="宋体" w:ascii="Times New Roman" w:hAnsi="Times New Roman" w:cs="Times New Roman"/>
+                <w:b w:val="0"/>
                 <w:sz w:val="21"/>
               </w:rPr>
-              <w:t xml:space="preserve">5.3 </w:t>
-            </w:r>
-            <w:r>
-              <w:rPr>
-                <w:sz w:val="21"/>
-              </w:rPr>
-              <w:t>真实演示运行截图</w:t>
+              <w:t>5.3 真实演示运行截图</w:t>
             </w:r>
           </w:p>
         </w:tc>
@@ -3068,14 +2954,17 @@
           </w:tcPr>
           <w:p>
             <w:pPr>
-              <w:spacing w:line="300" w:lineRule="exact"/>
+              <w:spacing w:line="300" w:lineRule="exact" w:before="0" w:after="0"/>
+              <w:ind w:firstLine="0"/>
               <w:jc w:val="right"/>
             </w:pPr>
             <w:r>
               <w:rPr>
+                <w:rFonts w:eastAsia="宋体" w:ascii="Times New Roman" w:hAnsi="Times New Roman" w:cs="Times New Roman"/>
+                <w:b w:val="0"/>
                 <w:sz w:val="21"/>
               </w:rPr>
-              <w:t>42</w:t>
+              <w:t>41</w:t>
             </w:r>
           </w:p>
         </w:tc>
@@ -3097,20 +2986,17 @@
           </w:tcPr>
           <w:p>
             <w:pPr>
-              <w:spacing w:line="300" w:lineRule="exact"/>
-              <w:ind w:left="369"/>
+              <w:spacing w:line="300" w:lineRule="exact" w:before="0" w:after="0"/>
+              <w:ind w:left="369" w:firstLine="0"/>
+              <w:jc w:val="left"/>
             </w:pPr>
             <w:r>
               <w:rPr>
+                <w:rFonts w:eastAsia="宋体" w:ascii="Times New Roman" w:hAnsi="Times New Roman" w:cs="Times New Roman"/>
+                <w:b w:val="0"/>
                 <w:sz w:val="21"/>
               </w:rPr>
-              <w:t xml:space="preserve">5.4 </w:t>
-            </w:r>
-            <w:r>
-              <w:rPr>
-                <w:sz w:val="21"/>
-              </w:rPr>
-              <w:t>运行效果与不足分析</w:t>
+              <w:t>5.4 运行效果与不足分析</w:t>
             </w:r>
           </w:p>
         </w:tc>
@@ -3127,14 +3013,17 @@
           </w:tcPr>
           <w:p>
             <w:pPr>
-              <w:spacing w:line="300" w:lineRule="exact"/>
+              <w:spacing w:line="300" w:lineRule="exact" w:before="0" w:after="0"/>
+              <w:ind w:firstLine="0"/>
               <w:jc w:val="right"/>
             </w:pPr>
             <w:r>
               <w:rPr>
+                <w:rFonts w:eastAsia="宋体" w:ascii="Times New Roman" w:hAnsi="Times New Roman" w:cs="Times New Roman"/>
+                <w:b w:val="0"/>
                 <w:sz w:val="21"/>
               </w:rPr>
-              <w:t>45</w:t>
+              <w:t>44</w:t>
             </w:r>
           </w:p>
         </w:tc>
@@ -3156,10 +3045,13 @@
           </w:tcPr>
           <w:p>
             <w:pPr>
-              <w:spacing w:line="300" w:lineRule="exact"/>
+              <w:spacing w:line="300" w:lineRule="exact" w:before="0" w:after="0"/>
+              <w:ind w:firstLine="0"/>
+              <w:jc w:val="left"/>
             </w:pPr>
             <w:r>
               <w:rPr>
+                <w:rFonts w:eastAsia="宋体" w:ascii="Times New Roman" w:hAnsi="Times New Roman" w:cs="Times New Roman"/>
                 <w:b/>
                 <w:sz w:val="21"/>
               </w:rPr>
@@ -3180,15 +3072,17 @@
           </w:tcPr>
           <w:p>
             <w:pPr>
-              <w:spacing w:line="300" w:lineRule="exact"/>
+              <w:spacing w:line="300" w:lineRule="exact" w:before="0" w:after="0"/>
+              <w:ind w:firstLine="0"/>
               <w:jc w:val="right"/>
             </w:pPr>
             <w:r>
               <w:rPr>
+                <w:rFonts w:eastAsia="宋体" w:ascii="Times New Roman" w:hAnsi="Times New Roman" w:cs="Times New Roman"/>
                 <w:b/>
                 <w:sz w:val="21"/>
               </w:rPr>
-              <w:t>47</w:t>
+              <w:t>46</w:t>
             </w:r>
           </w:p>
         </w:tc>
@@ -3210,10 +3104,13 @@
           </w:tcPr>
           <w:p>
             <w:pPr>
-              <w:spacing w:line="300" w:lineRule="exact"/>
+              <w:spacing w:line="300" w:lineRule="exact" w:before="0" w:after="0"/>
+              <w:ind w:firstLine="0"/>
+              <w:jc w:val="left"/>
             </w:pPr>
             <w:r>
               <w:rPr>
+                <w:rFonts w:eastAsia="宋体" w:ascii="Times New Roman" w:hAnsi="Times New Roman" w:cs="Times New Roman"/>
                 <w:b/>
                 <w:sz w:val="21"/>
               </w:rPr>
@@ -3234,15 +3131,17 @@
           </w:tcPr>
           <w:p>
             <w:pPr>
-              <w:spacing w:line="300" w:lineRule="exact"/>
+              <w:spacing w:line="300" w:lineRule="exact" w:before="0" w:after="0"/>
+              <w:ind w:firstLine="0"/>
               <w:jc w:val="right"/>
             </w:pPr>
             <w:r>
               <w:rPr>
+                <w:rFonts w:eastAsia="宋体" w:ascii="Times New Roman" w:hAnsi="Times New Roman" w:cs="Times New Roman"/>
                 <w:b/>
                 <w:sz w:val="21"/>
               </w:rPr>
-              <w:t>48</w:t>
+              <w:t>47</w:t>
             </w:r>
           </w:p>
         </w:tc>
@@ -3264,10 +3163,13 @@
           </w:tcPr>
           <w:p>
             <w:pPr>
-              <w:spacing w:line="300" w:lineRule="exact"/>
+              <w:spacing w:line="300" w:lineRule="exact" w:before="0" w:after="0"/>
+              <w:ind w:firstLine="0"/>
+              <w:jc w:val="left"/>
             </w:pPr>
             <w:r>
               <w:rPr>
+                <w:rFonts w:eastAsia="宋体" w:ascii="Times New Roman" w:hAnsi="Times New Roman" w:cs="Times New Roman"/>
                 <w:b/>
                 <w:sz w:val="21"/>
               </w:rPr>
@@ -3288,15 +3190,17 @@
           </w:tcPr>
           <w:p>
             <w:pPr>
-              <w:spacing w:line="300" w:lineRule="exact"/>
+              <w:spacing w:line="300" w:lineRule="exact" w:before="0" w:after="0"/>
+              <w:ind w:firstLine="0"/>
               <w:jc w:val="right"/>
             </w:pPr>
             <w:r>
               <w:rPr>
+                <w:rFonts w:eastAsia="宋体" w:ascii="Times New Roman" w:hAnsi="Times New Roman" w:cs="Times New Roman"/>
                 <w:b/>
                 <w:sz w:val="21"/>
               </w:rPr>
-              <w:t>50</w:t>
+              <w:t>49</w:t>
             </w:r>
           </w:p>
         </w:tc>
@@ -4464,7 +4368,10 @@
     </w:p>
     <w:p>
       <w:pPr>
-        <w:ind w:firstLine="480"/>
+        <w:keepNext w:val="0"/>
+        <w:keepLines w:val="0"/>
+        <w:spacing w:before="0" w:after="0" w:line="400" w:lineRule="exact"/>
+        <w:ind w:firstLine="480" w:left="0" w:right="0"/>
         <w:jc w:val="both"/>
         <w:rPr>
           <w:rFonts w:cs="宋体"/>
@@ -4473,3919 +4380,758 @@
       </w:pPr>
       <w:r>
         <w:rPr>
-          <w:lang w:eastAsia="zh-CN"/>
+          <w:rFonts w:eastAsia="宋体" w:ascii="Times New Roman" w:hAnsi="Times New Roman" w:cs="Times New Roman"/>
+          <w:sz w:val="24"/>
         </w:rPr>
         <w:t>在医疗人工智能方向，国内研究主要围绕医疗大语言模型的机会、典型应用、知识增强方法、落地风险和创新应用展开，相关文献普遍认为医疗大模型不能脱离真实业务流程、数据治理和责任边界单独使用</w:t>
       </w:r>
       <w:r>
         <w:rPr>
-          <w:vertAlign w:val="superscript"/>
-          <w:lang w:eastAsia="zh-CN"/>
-        </w:rPr>
-        <w:t>[</w:t>
-      </w:r>
-      <w:r>
-        <w:rPr>
-          <w:vertAlign w:val="superscript"/>
-        </w:rPr>
-        <w:fldChar w:fldCharType="begin"/>
-      </w:r>
-      <w:r>
-        <w:rPr>
-          <w:vertAlign w:val="superscript"/>
-          <w:lang w:eastAsia="zh-CN"/>
-        </w:rPr>
-        <w:instrText>REF ref_009 \h</w:instrText>
-      </w:r>
-      <w:r>
-        <w:rPr>
-          <w:vertAlign w:val="superscript"/>
-        </w:rPr>
-      </w:r>
-      <w:r>
-        <w:rPr>
-          <w:vertAlign w:val="superscript"/>
-        </w:rPr>
-        <w:fldChar w:fldCharType="separate"/>
-      </w:r>
-      <w:r>
-        <w:rPr>
-          <w:vertAlign w:val="superscript"/>
-          <w:lang w:eastAsia="zh-CN"/>
-        </w:rPr>
-        <w:t>9</w:t>
-      </w:r>
-      <w:r>
-        <w:rPr>
-          <w:vertAlign w:val="superscript"/>
-        </w:rPr>
-        <w:fldChar w:fldCharType="end"/>
-      </w:r>
-      <w:r>
-        <w:rPr>
-          <w:vertAlign w:val="superscript"/>
-          <w:lang w:eastAsia="zh-CN"/>
-        </w:rPr>
-        <w:t>-</w:t>
-      </w:r>
-      <w:r>
-        <w:rPr>
-          <w:vertAlign w:val="superscript"/>
-        </w:rPr>
-        <w:fldChar w:fldCharType="begin"/>
-      </w:r>
-      <w:r>
-        <w:rPr>
-          <w:vertAlign w:val="superscript"/>
-          <w:lang w:eastAsia="zh-CN"/>
-        </w:rPr>
-        <w:instrText>REF ref_013 \h</w:instrText>
-      </w:r>
-      <w:r>
-        <w:rPr>
-          <w:vertAlign w:val="superscript"/>
-        </w:rPr>
-      </w:r>
-      <w:r>
-        <w:rPr>
-          <w:vertAlign w:val="superscript"/>
-        </w:rPr>
-        <w:fldChar w:fldCharType="separate"/>
-      </w:r>
-      <w:r>
-        <w:rPr>
-          <w:vertAlign w:val="superscript"/>
-          <w:lang w:eastAsia="zh-CN"/>
-        </w:rPr>
-        <w:t>13</w:t>
-      </w:r>
-      <w:r>
-        <w:rPr>
-          <w:vertAlign w:val="superscript"/>
-        </w:rPr>
-        <w:fldChar w:fldCharType="end"/>
-      </w:r>
-      <w:r>
-        <w:rPr>
-          <w:vertAlign w:val="superscript"/>
-          <w:lang w:eastAsia="zh-CN"/>
-        </w:rPr>
-        <w:t>]</w:t>
-      </w:r>
-      <w:r>
-        <w:rPr>
-          <w:lang w:eastAsia="zh-CN"/>
+          <w:rFonts w:eastAsia="Times New Roman" w:ascii="Times New Roman" w:hAnsi="Times New Roman" w:cs="Times New Roman"/>
+          <w:sz w:val="21"/>
+          <w:vertAlign w:val="superscript"/>
+        </w:rPr>
+        <w:t>[9-13]</w:t>
+      </w:r>
+      <w:r>
+        <w:rPr>
+          <w:rFonts w:eastAsia="宋体" w:ascii="Times New Roman" w:hAnsi="Times New Roman" w:cs="Times New Roman"/>
+          <w:sz w:val="24"/>
         </w:rPr>
         <w:t>。同时，电子病历文本挖掘、中文电子病历命名实体识别和真实世界病历数据治理等研究，为本文将原始医疗资料转化为结构化字段提供了直接参考</w:t>
       </w:r>
       <w:r>
         <w:rPr>
-          <w:vertAlign w:val="superscript"/>
-          <w:lang w:eastAsia="zh-CN"/>
-        </w:rPr>
-        <w:t>[</w:t>
-      </w:r>
-      <w:r>
-        <w:rPr>
-          <w:vertAlign w:val="superscript"/>
-        </w:rPr>
-        <w:fldChar w:fldCharType="begin"/>
-      </w:r>
-      <w:r>
-        <w:rPr>
-          <w:vertAlign w:val="superscript"/>
-          <w:lang w:eastAsia="zh-CN"/>
-        </w:rPr>
-        <w:instrText>REF ref_004 \h</w:instrText>
-      </w:r>
-      <w:r>
-        <w:rPr>
-          <w:vertAlign w:val="superscript"/>
-        </w:rPr>
-      </w:r>
-      <w:r>
-        <w:rPr>
-          <w:vertAlign w:val="superscript"/>
-        </w:rPr>
-        <w:fldChar w:fldCharType="separate"/>
-      </w:r>
-      <w:r>
-        <w:rPr>
-          <w:vertAlign w:val="superscript"/>
-          <w:lang w:eastAsia="zh-CN"/>
-        </w:rPr>
-        <w:t>4</w:t>
-      </w:r>
-      <w:r>
-        <w:rPr>
-          <w:vertAlign w:val="superscript"/>
-        </w:rPr>
-        <w:fldChar w:fldCharType="end"/>
-      </w:r>
-      <w:r>
-        <w:rPr>
-          <w:vertAlign w:val="superscript"/>
-          <w:lang w:eastAsia="zh-CN"/>
-        </w:rPr>
-        <w:t>-</w:t>
-      </w:r>
-      <w:r>
-        <w:rPr>
-          <w:vertAlign w:val="superscript"/>
-        </w:rPr>
-        <w:fldChar w:fldCharType="begin"/>
-      </w:r>
-      <w:r>
-        <w:rPr>
-          <w:vertAlign w:val="superscript"/>
-          <w:lang w:eastAsia="zh-CN"/>
-        </w:rPr>
-        <w:instrText>REF ref_008 \h</w:instrText>
-      </w:r>
-      <w:r>
-        <w:rPr>
-          <w:vertAlign w:val="superscript"/>
-        </w:rPr>
-      </w:r>
-      <w:r>
-        <w:rPr>
-          <w:vertAlign w:val="superscript"/>
-        </w:rPr>
-        <w:fldChar w:fldCharType="separate"/>
-      </w:r>
-      <w:r>
-        <w:rPr>
-          <w:vertAlign w:val="superscript"/>
-          <w:lang w:eastAsia="zh-CN"/>
-        </w:rPr>
-        <w:t>8</w:t>
-      </w:r>
-      <w:r>
-        <w:rPr>
-          <w:vertAlign w:val="superscript"/>
-        </w:rPr>
-        <w:fldChar w:fldCharType="end"/>
-      </w:r>
-      <w:r>
-        <w:rPr>
-          <w:vertAlign w:val="superscript"/>
-          <w:lang w:eastAsia="zh-CN"/>
-        </w:rPr>
-        <w:t>]</w:t>
-      </w:r>
-      <w:r>
-        <w:rPr>
-          <w:lang w:eastAsia="zh-CN"/>
+          <w:rFonts w:eastAsia="Times New Roman" w:ascii="Times New Roman" w:hAnsi="Times New Roman" w:cs="Times New Roman"/>
+          <w:sz w:val="21"/>
+          <w:vertAlign w:val="superscript"/>
+        </w:rPr>
+        <w:t>[4-8]</w:t>
+      </w:r>
+      <w:r>
+        <w:rPr>
+          <w:rFonts w:eastAsia="宋体" w:ascii="Times New Roman" w:hAnsi="Times New Roman" w:cs="Times New Roman"/>
+          <w:sz w:val="24"/>
         </w:rPr>
         <w:t>。</w:t>
       </w:r>
     </w:p>
     <w:p>
       <w:pPr>
-        <w:ind w:firstLine="480"/>
+        <w:keepNext w:val="0"/>
+        <w:keepLines w:val="0"/>
+        <w:spacing w:before="0" w:after="0" w:line="400" w:lineRule="exact"/>
+        <w:ind w:left="0" w:right="0" w:firstLine="480"/>
         <w:jc w:val="both"/>
-        <w:rPr>
-          <w:lang w:eastAsia="zh-CN"/>
-        </w:rPr>
       </w:pPr>
       <w:r>
         <w:rPr>
-          <w:color w:val="000000"/>
-          <w:lang w:eastAsia="zh-CN"/>
-        </w:rPr>
-        <w:lastRenderedPageBreak/>
-        <w:t>电子病历中包含着大量非结构化文本信息，要从非结构化的文本信息中挖掘出潜在的规律需要识别出大量专业词汇和如疾病症状等特殊鲜明的实体关系，要对这些文本信息进行数据挖掘，关键的</w:t>
-      </w:r>
-      <w:r>
-        <w:rPr>
-          <w:color w:val="000000"/>
-          <w:lang w:eastAsia="zh-CN"/>
-        </w:rPr>
-        <w:t xml:space="preserve"> 2</w:t>
-      </w:r>
-      <w:r>
-        <w:rPr>
-          <w:color w:val="000000"/>
-          <w:lang w:eastAsia="zh-CN"/>
-        </w:rPr>
-        <w:t>个基本任务分别为命名实体识别和关系抽取。近年来，随着</w:t>
-      </w:r>
-      <w:r>
-        <w:rPr>
-          <w:color w:val="000000"/>
-          <w:lang w:eastAsia="zh-CN"/>
-        </w:rPr>
-        <w:t xml:space="preserve"> NLP </w:t>
-      </w:r>
-      <w:r>
-        <w:rPr>
-          <w:color w:val="000000"/>
-          <w:lang w:eastAsia="zh-CN"/>
-        </w:rPr>
-        <w:t>技术的发展，对电子病历数据的分类任务和问答任务也有了一定的突破。下文将简单介绍电子病历文本挖掘中常见的</w:t>
-      </w:r>
-      <w:r>
-        <w:rPr>
-          <w:color w:val="000000"/>
-          <w:lang w:eastAsia="zh-CN"/>
-        </w:rPr>
-        <w:t xml:space="preserve"> 4</w:t>
-      </w:r>
-      <w:r>
-        <w:rPr>
-          <w:color w:val="000000"/>
-          <w:lang w:eastAsia="zh-CN"/>
-        </w:rPr>
-        <w:t>种任务：命名实体识别、关系抽取、文本分类和问答系统，并介绍任务常用的数据分析方法。</w:t>
-      </w:r>
-      <w:r>
-        <w:rPr>
-          <w:color w:val="000000"/>
-          <w:lang w:eastAsia="zh-CN"/>
-        </w:rPr>
-        <w:br/>
-      </w:r>
-      <w:r>
-        <w:rPr>
-          <w:color w:val="000000"/>
-          <w:lang w:eastAsia="zh-CN"/>
-        </w:rPr>
-        <w:br/>
-      </w:r>
-      <w:r>
-        <w:rPr>
-          <w:color w:val="000000"/>
-        </w:rPr>
-        <w:br/>
-      </w:r>
-      <w:r>
-        <w:rPr>
-          <w:color w:val="000000"/>
-        </w:rPr>
-        <w:br/>
-      </w:r>
-      <w:proofErr w:type="spellStart"/>
-      <w:r>
-        <w:rPr>
-          <w:color w:val="000000"/>
-        </w:rPr>
-        <w:t>命名实体识别</w:t>
-      </w:r>
-      <w:proofErr w:type="spellEnd"/>
-      <w:r>
-        <w:rPr>
-          <w:color w:val="000000"/>
-        </w:rPr>
-        <w:t xml:space="preserve">(named entity recognition, NER) </w:t>
-      </w:r>
-      <w:proofErr w:type="spellStart"/>
-      <w:r>
-        <w:rPr>
-          <w:color w:val="000000"/>
-        </w:rPr>
-        <w:t>也称为概念抽取，即从指定的自由文本中抽取出相关的具有特定意义的词语，它在医学文本研究中被称为生物医学命名实体识别</w:t>
-      </w:r>
-      <w:proofErr w:type="spellEnd"/>
-      <w:r>
-        <w:rPr>
-          <w:color w:val="000000"/>
-        </w:rPr>
-        <w:t xml:space="preserve"> (biomedical named entity recognition, </w:t>
-      </w:r>
-      <w:proofErr w:type="spellStart"/>
-      <w:r>
-        <w:rPr>
-          <w:color w:val="000000"/>
-        </w:rPr>
-        <w:t>BioNER</w:t>
-      </w:r>
-      <w:proofErr w:type="spellEnd"/>
-      <w:r>
-        <w:rPr>
-          <w:color w:val="000000"/>
-        </w:rPr>
-        <w:t>)</w:t>
-      </w:r>
-      <w:r>
-        <w:rPr>
-          <w:color w:val="000000"/>
-        </w:rPr>
-        <w:t>。</w:t>
-      </w:r>
-      <w:proofErr w:type="spellStart"/>
-      <w:r>
-        <w:rPr>
-          <w:color w:val="000000"/>
-        </w:rPr>
-        <w:t>电子病历命名实体识别是</w:t>
-      </w:r>
-      <w:proofErr w:type="spellEnd"/>
-      <w:r>
-        <w:rPr>
-          <w:color w:val="000000"/>
-        </w:rPr>
-        <w:t xml:space="preserve"> </w:t>
-      </w:r>
-      <w:proofErr w:type="spellStart"/>
-      <w:r>
-        <w:rPr>
-          <w:color w:val="000000"/>
-        </w:rPr>
-        <w:t>BioNER</w:t>
-      </w:r>
-      <w:proofErr w:type="spellEnd"/>
-      <w:r>
-        <w:rPr>
-          <w:color w:val="000000"/>
-        </w:rPr>
-        <w:t xml:space="preserve"> </w:t>
-      </w:r>
-      <w:proofErr w:type="spellStart"/>
-      <w:r>
-        <w:rPr>
-          <w:color w:val="000000"/>
-        </w:rPr>
-        <w:t>的子领域，其主要任务是识别出患者的电子病历中具有特定意义的实体，并对它们进行标注，这些实体根据研究目的不同而有所区别</w:t>
-      </w:r>
-      <w:proofErr w:type="spellEnd"/>
-      <w:r>
-        <w:rPr>
-          <w:color w:val="000000"/>
-        </w:rPr>
-        <w:t>。</w:t>
-      </w:r>
-      <w:r>
-        <w:rPr>
-          <w:color w:val="000000"/>
-          <w:lang w:eastAsia="zh-CN"/>
-        </w:rPr>
-        <w:t>通常中文电子病历中的实体类型包括疾病、病因、临床表现、检查方法、药品名称、手术、身体部位等。电子病历在被标注实体之后可以提高医生查看病历的工作效率。同时，标注的结果也将辅助后续的如关系抽取和知识图谱构建等研究。随着相关技术的进步和研究的进展，发展出了很多电子病历命名实体识别的方法，最开始的方法是基于词典与规则的方法和基于统计学的机器学习方法。而在过去几年中，基于深度学习的方法在该任务中效果显著并得到广泛使用，如</w:t>
-      </w:r>
-      <w:r>
-        <w:rPr>
-          <w:color w:val="000000"/>
-          <w:lang w:eastAsia="zh-CN"/>
-        </w:rPr>
-        <w:t>2018</w:t>
-      </w:r>
-      <w:r>
-        <w:rPr>
-          <w:color w:val="000000"/>
-          <w:lang w:eastAsia="zh-CN"/>
-        </w:rPr>
-        <w:t>年出现的</w:t>
-      </w:r>
-      <w:r>
-        <w:rPr>
-          <w:color w:val="000000"/>
-          <w:lang w:eastAsia="zh-CN"/>
-        </w:rPr>
-        <w:t xml:space="preserve"> BERT(bidirectional encoder representation from transformers) </w:t>
-      </w:r>
-      <w:r>
-        <w:rPr>
-          <w:color w:val="000000"/>
-          <w:lang w:eastAsia="zh-CN"/>
-        </w:rPr>
-        <w:t>等深度学习框架进一步改善了生物医学命名实体识别的性能。目前主流的中文电子病历命名实体识别的方法仍然是条件随机场和双向长短时记忆网络。下面将对</w:t>
-      </w:r>
-      <w:r>
-        <w:rPr>
-          <w:color w:val="000000"/>
-          <w:lang w:eastAsia="zh-CN"/>
-        </w:rPr>
-        <w:t xml:space="preserve"> 3</w:t>
-      </w:r>
-      <w:r>
-        <w:rPr>
-          <w:color w:val="000000"/>
-          <w:lang w:eastAsia="zh-CN"/>
-        </w:rPr>
-        <w:t>类不同方法进行详细梳理。</w:t>
-      </w:r>
-      <w:r>
-        <w:rPr>
-          <w:color w:val="000000"/>
-          <w:lang w:eastAsia="zh-CN"/>
-        </w:rPr>
-        <w:br/>
-      </w:r>
-      <w:r>
-        <w:rPr>
-          <w:color w:val="000000"/>
-          <w:lang w:eastAsia="zh-CN"/>
-        </w:rPr>
-        <w:br/>
-      </w:r>
-      <w:r>
-        <w:rPr>
-          <w:color w:val="000000"/>
-          <w:lang w:eastAsia="zh-CN"/>
-        </w:rPr>
-        <w:t xml:space="preserve"> </w:t>
-      </w:r>
-      <w:r>
-        <w:rPr>
-          <w:color w:val="000000"/>
-          <w:lang w:eastAsia="zh-CN"/>
-        </w:rPr>
-        <w:br/>
-      </w:r>
-      <w:r>
-        <w:rPr>
-          <w:color w:val="000000"/>
-          <w:lang w:eastAsia="zh-CN"/>
-        </w:rPr>
-        <w:br/>
-      </w:r>
-      <w:r>
-        <w:rPr>
-          <w:color w:val="000000"/>
-          <w:lang w:eastAsia="zh-CN"/>
-        </w:rPr>
-        <w:t>基于词典的方法在识别过程中通常是依靠术语词典，然后采取匹配算法进行命名实体识别。因此，对于电子病历这种专业性较强的文本，标注语料即词典的规模和质量起到了相当关键的作用。在医疗领域，中文电子病历的标注规范也在不断的探索当中，并形成语料库，如曲春燕等人在</w:t>
-      </w:r>
-      <w:r>
-        <w:rPr>
-          <w:color w:val="000000"/>
-          <w:lang w:eastAsia="zh-CN"/>
-        </w:rPr>
-        <w:t xml:space="preserve"> 2015</w:t>
-      </w:r>
-      <w:r>
-        <w:rPr>
-          <w:color w:val="000000"/>
-          <w:lang w:eastAsia="zh-CN"/>
-        </w:rPr>
-        <w:t>年参照</w:t>
-      </w:r>
-      <w:r>
-        <w:rPr>
-          <w:color w:val="000000"/>
-          <w:lang w:eastAsia="zh-CN"/>
-        </w:rPr>
-        <w:t xml:space="preserve"> i2b2 2010</w:t>
-      </w:r>
-      <w:r>
-        <w:rPr>
-          <w:color w:val="000000"/>
-          <w:lang w:eastAsia="zh-CN"/>
-        </w:rPr>
-        <w:t>的标注规范制定了中文电子病历的标注规范，并在</w:t>
-      </w:r>
-      <w:r>
-        <w:rPr>
-          <w:color w:val="000000"/>
-          <w:lang w:eastAsia="zh-CN"/>
-        </w:rPr>
-        <w:t>2</w:t>
-      </w:r>
-      <w:r>
-        <w:rPr>
-          <w:color w:val="000000"/>
-          <w:lang w:eastAsia="zh-CN"/>
-        </w:rPr>
-        <w:t>名临床医生的帮助下对标准语料进行了检验，后来在他们的标注语料基础上，一些研究人员也进行了改进，这些都使得中文电子病历标注语料规模和质量变得更加可靠。虽然完全基于词典的命名实体识别准确率有一定的保障，但是电子病历的标注语料库的构建需要医疗专业知识，通常需要医学方面的专业人员共同协作，且随着时间的推移语料库的维护也耗时耗力。由于词典规模有限且需要及时更新等原</w:t>
-      </w:r>
-      <w:r>
-        <w:rPr>
-          <w:color w:val="000000"/>
-          <w:lang w:eastAsia="zh-CN"/>
-        </w:rPr>
-        <w:lastRenderedPageBreak/>
-        <w:t>因，仅使用词典往往并不能取得特别好的效果，因此后来词典常作为特征帮助以提升自然语言处理的效果。与基于词典的方法不同，基于规则的方法主要是通过对整个文本进行分析来构建规则模板，利用规则模板，通过匹配的方式实现命名实体的识别。基于规则的方法更加直观且方便维护，但规则的构建也需要相关领域专家的人力且耗时较大，而且在没有明显规则时基于规则模板的识别将较困难。同时，不同领域文本与实体大不相同，无法从某个医学领域直接扩展到其他医学领域。因此，规则与词典相似，后来也通常被用于辅助命名实体识别模型。例如利用规则优化词典等的特征，再结合条件随机场对中文电子病历进行命名实体识别，比单纯使用条件随机场的效果要好。</w:t>
-      </w:r>
-      <w:r>
-        <w:rPr>
-          <w:color w:val="000000"/>
-          <w:lang w:eastAsia="zh-CN"/>
-        </w:rPr>
-        <w:br/>
-      </w:r>
-      <w:r>
-        <w:rPr>
-          <w:color w:val="000000"/>
-          <w:lang w:eastAsia="zh-CN"/>
-        </w:rPr>
-        <w:br/>
-      </w:r>
-      <w:r>
-        <w:rPr>
-          <w:color w:val="000000"/>
-          <w:lang w:eastAsia="zh-CN"/>
-        </w:rPr>
-        <w:t>随着机器学习的发展和流行，针对词典和规则的方法存在的缺点，基于统计机器学习进行命名实体识别的方法被提出并得到深入的研究和应用，词典和规则则作为一种辅助手段用于提高机器学习实体识别的效果。机器学习方法需要的专业人工相对较少，成本也较低，所以近年来应用相对广泛。传统机器学习方法可以分为有监督学习、半监督学习和无监督学习</w:t>
-      </w:r>
-      <w:r>
-        <w:rPr>
-          <w:color w:val="000000"/>
-          <w:lang w:eastAsia="zh-CN"/>
-        </w:rPr>
-        <w:t>3</w:t>
-      </w:r>
-      <w:r>
-        <w:rPr>
-          <w:color w:val="000000"/>
-          <w:lang w:eastAsia="zh-CN"/>
-        </w:rPr>
-        <w:t>类。其中有监督学习方法在命名实体任务中占了主流，它通常需要大规模带标签的训练集，将命名实体识别任务转换成分类问题，训练集用于模型的训练，生成目标模型后才可以对未标注语料中的实体进行识别。常用的序列标注模型包括隐马尔可夫模型、最大熵模型、条件随机场模型和支持向量机等。</w:t>
-      </w:r>
-      <w:r>
-        <w:rPr>
-          <w:color w:val="000000"/>
-          <w:lang w:eastAsia="zh-CN"/>
-        </w:rPr>
-        <w:br/>
-      </w:r>
-      <w:r>
-        <w:rPr>
-          <w:lang w:eastAsia="zh-CN"/>
-        </w:rPr>
-        <w:br/>
-      </w:r>
-      <w:r>
-        <w:rPr>
-          <w:lang w:eastAsia="zh-CN"/>
-        </w:rPr>
-        <w:br/>
-      </w:r>
-      <w:r>
-        <w:rPr>
-          <w:lang w:eastAsia="zh-CN"/>
-        </w:rPr>
-        <w:t>近年来，随着深度学习的兴起，为降低人工消耗和训练代价，研究者们也开始将神经网络应用于自然语言处理领域，获得不少成果。在自然语言处理任务中，常用的深度学习模型包括卷积神经网络、循环神经网络、长短期记忆网络、</w:t>
-      </w:r>
-      <w:r>
-        <w:rPr>
-          <w:lang w:eastAsia="zh-CN"/>
-        </w:rPr>
-        <w:t xml:space="preserve"> Word2Vec </w:t>
-      </w:r>
-      <w:r>
-        <w:rPr>
-          <w:lang w:eastAsia="zh-CN"/>
-        </w:rPr>
-        <w:t>模型和</w:t>
-      </w:r>
-      <w:r>
-        <w:rPr>
-          <w:lang w:eastAsia="zh-CN"/>
-        </w:rPr>
-        <w:t>2018</w:t>
-      </w:r>
-      <w:r>
-        <w:rPr>
-          <w:lang w:eastAsia="zh-CN"/>
-        </w:rPr>
-        <w:t>年出现的</w:t>
-      </w:r>
-      <w:r>
-        <w:rPr>
-          <w:lang w:eastAsia="zh-CN"/>
-        </w:rPr>
-        <w:t xml:space="preserve"> BERT </w:t>
-      </w:r>
-      <w:r>
-        <w:rPr>
-          <w:lang w:eastAsia="zh-CN"/>
-        </w:rPr>
-        <w:t>模型等。</w:t>
-      </w:r>
-      <w:r>
-        <w:rPr>
-          <w:rFonts w:eastAsia="黑体"/>
-          <w:b/>
-          <w:color w:val="000000"/>
-          <w:sz w:val="28"/>
-          <w:lang w:eastAsia="zh-CN"/>
-        </w:rPr>
-        <w:br/>
-      </w:r>
-      <w:r>
-        <w:rPr>
-          <w:rFonts w:eastAsia="黑体"/>
-          <w:b/>
-          <w:color w:val="000000"/>
-          <w:sz w:val="28"/>
-          <w:lang w:eastAsia="zh-CN"/>
-        </w:rPr>
-        <w:t>关系抽取</w:t>
-      </w:r>
-      <w:r>
-        <w:rPr>
-          <w:rFonts w:eastAsia="黑体"/>
-          <w:b/>
-          <w:color w:val="000000"/>
-          <w:sz w:val="28"/>
-          <w:lang w:eastAsia="zh-CN"/>
-        </w:rPr>
-        <w:t xml:space="preserve">(relation extraction, RE) </w:t>
-      </w:r>
-      <w:r>
-        <w:rPr>
-          <w:rFonts w:eastAsia="黑体"/>
-          <w:b/>
-          <w:color w:val="000000"/>
-          <w:sz w:val="28"/>
-          <w:lang w:eastAsia="zh-CN"/>
-        </w:rPr>
-        <w:t>通常基于命名实体识别的结果之上，也是自然语言处理中一个重要的子任务，但是由于深度学习的发展，也有不少深度神经网络将命名实体识别和实体关系抽取看作一个完整的任务。理论上，关系抽取任务分为</w:t>
-      </w:r>
-      <w:r>
-        <w:rPr>
-          <w:rFonts w:eastAsia="黑体"/>
-          <w:b/>
-          <w:color w:val="000000"/>
-          <w:sz w:val="28"/>
-          <w:lang w:eastAsia="zh-CN"/>
-        </w:rPr>
-        <w:t xml:space="preserve"> 2 </w:t>
-      </w:r>
-      <w:r>
-        <w:rPr>
-          <w:rFonts w:eastAsia="黑体"/>
-          <w:b/>
-          <w:color w:val="000000"/>
-          <w:sz w:val="28"/>
-          <w:lang w:eastAsia="zh-CN"/>
-        </w:rPr>
-        <w:t>步，首先判断一个实体对是否存在关系，若有关系，则进一步判断属于哪种关系。在实际模型设计中，通常把无关系当作一种特殊的关系，直接将关系抽取看作是多类别分类任务。关系抽取是医疗健康知识库建立维护的基础。在医学领域，不同实体间的关系有不同的定义标准，根据</w:t>
-      </w:r>
-      <w:r>
-        <w:rPr>
-          <w:rFonts w:eastAsia="黑体"/>
-          <w:b/>
-          <w:color w:val="000000"/>
-          <w:sz w:val="28"/>
-          <w:lang w:eastAsia="zh-CN"/>
-        </w:rPr>
-        <w:t xml:space="preserve"> I2B2 2010 </w:t>
-      </w:r>
-      <w:r>
-        <w:rPr>
-          <w:rFonts w:eastAsia="黑体"/>
-          <w:b/>
-          <w:color w:val="000000"/>
-          <w:sz w:val="28"/>
-          <w:lang w:eastAsia="zh-CN"/>
-        </w:rPr>
-        <w:t>评估会议</w:t>
-      </w:r>
-      <w:r>
-        <w:rPr>
-          <w:rFonts w:eastAsia="黑体"/>
-          <w:b/>
-          <w:color w:val="000000"/>
-          <w:sz w:val="28"/>
-          <w:lang w:eastAsia="zh-CN"/>
-        </w:rPr>
-        <w:t>, EMR</w:t>
-      </w:r>
-      <w:r>
-        <w:rPr>
-          <w:rFonts w:eastAsia="黑体"/>
-          <w:b/>
-          <w:color w:val="000000"/>
-          <w:sz w:val="28"/>
-          <w:lang w:eastAsia="zh-CN"/>
-        </w:rPr>
-        <w:t>中的实体关系可以分为</w:t>
-      </w:r>
-      <w:r>
-        <w:rPr>
-          <w:rFonts w:eastAsia="黑体"/>
-          <w:b/>
-          <w:color w:val="000000"/>
-          <w:sz w:val="28"/>
-          <w:lang w:eastAsia="zh-CN"/>
-        </w:rPr>
-        <w:t>3</w:t>
-      </w:r>
-      <w:r>
-        <w:rPr>
-          <w:rFonts w:eastAsia="黑体"/>
-          <w:b/>
-          <w:color w:val="000000"/>
-          <w:sz w:val="28"/>
-          <w:lang w:eastAsia="zh-CN"/>
-        </w:rPr>
-        <w:t>类，包括疾病之间的关系、疾病与医学检查的关系以及疾病与治疗之间的关系。在医学领域，常常采用基于共生、传统机器学习和深度学习方法来进行关系抽取。基于共生的方法是基于</w:t>
-      </w:r>
-      <w:r>
-        <w:rPr>
-          <w:rFonts w:eastAsia="黑体"/>
-          <w:b/>
-          <w:color w:val="000000"/>
-          <w:sz w:val="28"/>
-          <w:lang w:eastAsia="zh-CN"/>
-        </w:rPr>
-        <w:t>2</w:t>
-      </w:r>
-      <w:r>
-        <w:rPr>
-          <w:rFonts w:eastAsia="黑体"/>
-          <w:b/>
-          <w:color w:val="000000"/>
-          <w:sz w:val="28"/>
-          <w:lang w:eastAsia="zh-CN"/>
-        </w:rPr>
-        <w:t>个实体同时出现的频率越高关系</w:t>
-      </w:r>
-      <w:r>
-        <w:rPr>
-          <w:rFonts w:eastAsia="黑体"/>
-          <w:b/>
-          <w:color w:val="000000"/>
-          <w:sz w:val="28"/>
-          <w:lang w:eastAsia="zh-CN"/>
-        </w:rPr>
-        <w:lastRenderedPageBreak/>
-        <w:t>越强这一假设的统计方法。最广泛使用的方法还是传统机器学习方法和深度学习方法，例如</w:t>
-      </w:r>
-      <w:r>
-        <w:rPr>
-          <w:rFonts w:eastAsia="黑体"/>
-          <w:b/>
-          <w:color w:val="000000"/>
-          <w:sz w:val="28"/>
-          <w:lang w:eastAsia="zh-CN"/>
-        </w:rPr>
-        <w:t xml:space="preserve"> </w:t>
-      </w:r>
-      <w:proofErr w:type="spellStart"/>
-      <w:r>
-        <w:rPr>
-          <w:rFonts w:eastAsia="黑体"/>
-          <w:b/>
-          <w:color w:val="000000"/>
-          <w:sz w:val="28"/>
-          <w:lang w:eastAsia="zh-CN"/>
-        </w:rPr>
-        <w:t>Bhasuran</w:t>
-      </w:r>
-      <w:proofErr w:type="spellEnd"/>
-      <w:r>
-        <w:rPr>
-          <w:rFonts w:eastAsia="黑体"/>
-          <w:b/>
-          <w:color w:val="000000"/>
-          <w:sz w:val="28"/>
-          <w:lang w:eastAsia="zh-CN"/>
-        </w:rPr>
-        <w:t>等人采用有监督的机器学习方法，即使用深度集成支持向量机来训练，利用语法和语义属性的特征集并结合词嵌入，从</w:t>
-      </w:r>
-      <w:r>
-        <w:rPr>
-          <w:rFonts w:eastAsia="黑体"/>
-          <w:b/>
-          <w:color w:val="000000"/>
-          <w:sz w:val="28"/>
-          <w:lang w:eastAsia="zh-CN"/>
-        </w:rPr>
-        <w:t xml:space="preserve"> 4</w:t>
-      </w:r>
-      <w:r>
-        <w:rPr>
-          <w:rFonts w:eastAsia="黑体"/>
-          <w:b/>
-          <w:color w:val="000000"/>
-          <w:sz w:val="28"/>
-          <w:lang w:eastAsia="zh-CN"/>
-        </w:rPr>
-        <w:t>个标准语料库中提取基因疾病关系。实验显示在</w:t>
-      </w:r>
-      <w:r>
-        <w:rPr>
-          <w:rFonts w:eastAsia="黑体"/>
-          <w:b/>
-          <w:color w:val="000000"/>
-          <w:sz w:val="28"/>
-          <w:lang w:eastAsia="zh-CN"/>
-        </w:rPr>
-        <w:t xml:space="preserve"> EUADR, GAD, </w:t>
-      </w:r>
-      <w:proofErr w:type="spellStart"/>
-      <w:r>
-        <w:rPr>
-          <w:rFonts w:eastAsia="黑体"/>
-          <w:b/>
-          <w:color w:val="000000"/>
-          <w:sz w:val="28"/>
-          <w:lang w:eastAsia="zh-CN"/>
-        </w:rPr>
-        <w:t>CoMAGC</w:t>
-      </w:r>
-      <w:proofErr w:type="spellEnd"/>
-      <w:r>
-        <w:rPr>
-          <w:rFonts w:eastAsia="黑体"/>
-          <w:b/>
-          <w:color w:val="000000"/>
-          <w:sz w:val="28"/>
-          <w:lang w:eastAsia="zh-CN"/>
-        </w:rPr>
-        <w:t xml:space="preserve">, </w:t>
-      </w:r>
-      <w:proofErr w:type="spellStart"/>
-      <w:r>
-        <w:rPr>
-          <w:rFonts w:eastAsia="黑体"/>
-          <w:b/>
-          <w:color w:val="000000"/>
-          <w:sz w:val="28"/>
-          <w:lang w:eastAsia="zh-CN"/>
-        </w:rPr>
-        <w:t>PolySearch</w:t>
-      </w:r>
-      <w:proofErr w:type="spellEnd"/>
-      <w:r>
-        <w:rPr>
-          <w:rFonts w:eastAsia="黑体"/>
-          <w:b/>
-          <w:color w:val="000000"/>
-          <w:sz w:val="28"/>
-          <w:lang w:eastAsia="zh-CN"/>
-        </w:rPr>
-        <w:t>四个语料库处理结果的</w:t>
-      </w:r>
-      <w:r>
-        <w:rPr>
-          <w:rFonts w:eastAsia="黑体"/>
-          <w:b/>
-          <w:color w:val="000000"/>
-          <w:sz w:val="28"/>
-          <w:lang w:eastAsia="zh-CN"/>
-        </w:rPr>
-        <w:t xml:space="preserve"> F-measure</w:t>
-      </w:r>
-      <w:r>
-        <w:rPr>
-          <w:rFonts w:eastAsia="黑体"/>
-          <w:b/>
-          <w:color w:val="000000"/>
-          <w:sz w:val="28"/>
-          <w:lang w:eastAsia="zh-CN"/>
-        </w:rPr>
-        <w:t>分别达到</w:t>
-      </w:r>
-      <w:r>
-        <w:rPr>
-          <w:rFonts w:eastAsia="黑体"/>
-          <w:b/>
-          <w:color w:val="000000"/>
-          <w:sz w:val="28"/>
-          <w:lang w:eastAsia="zh-CN"/>
-        </w:rPr>
-        <w:t>85.34%, 83.93%, 87.39%, 85.57%</w:t>
-      </w:r>
-      <w:r>
-        <w:rPr>
-          <w:rFonts w:eastAsia="黑体"/>
-          <w:b/>
-          <w:color w:val="000000"/>
-          <w:sz w:val="28"/>
-          <w:lang w:eastAsia="zh-CN"/>
-        </w:rPr>
-        <w:t>。同时，将机器学习与深度学习相结合，也可以提高电子病历中关系抽取性能。如张玉坤等人将</w:t>
-      </w:r>
-      <w:r>
-        <w:rPr>
-          <w:rFonts w:eastAsia="黑体"/>
-          <w:b/>
-          <w:color w:val="000000"/>
-          <w:sz w:val="28"/>
-          <w:lang w:eastAsia="zh-CN"/>
-        </w:rPr>
-        <w:t xml:space="preserve"> CNN, SVM, CRF</w:t>
-      </w:r>
-      <w:r>
-        <w:rPr>
-          <w:rFonts w:eastAsia="黑体"/>
-          <w:b/>
-          <w:color w:val="000000"/>
-          <w:sz w:val="28"/>
-          <w:lang w:eastAsia="zh-CN"/>
-        </w:rPr>
-        <w:t>三者结合，然后通过联合学习方式来对医疗文本进行关系抽取，取得了不错的效果。自注意力机制也是医疗关系抽取中常用的方法，宁尚明等人针对文本特征的每个通道都计算注意力权重，实现了电子病历实体关系的抽取，在</w:t>
-      </w:r>
-      <w:r>
-        <w:rPr>
-          <w:rFonts w:eastAsia="黑体"/>
-          <w:b/>
-          <w:color w:val="000000"/>
-          <w:sz w:val="28"/>
-          <w:lang w:eastAsia="zh-CN"/>
-        </w:rPr>
-        <w:t xml:space="preserve"> 2010 i2b2</w:t>
-      </w:r>
-      <w:r>
-        <w:rPr>
-          <w:rFonts w:eastAsia="黑体"/>
-          <w:b/>
-          <w:color w:val="000000"/>
-          <w:sz w:val="28"/>
-          <w:lang w:eastAsia="zh-CN"/>
-        </w:rPr>
-        <w:t>和</w:t>
-      </w:r>
-      <w:r>
-        <w:rPr>
-          <w:rFonts w:eastAsia="黑体"/>
-          <w:b/>
-          <w:color w:val="000000"/>
-          <w:sz w:val="28"/>
-          <w:lang w:eastAsia="zh-CN"/>
-        </w:rPr>
-        <w:t xml:space="preserve"> SemEval2013DDI</w:t>
-      </w:r>
-      <w:r>
-        <w:rPr>
-          <w:rFonts w:eastAsia="黑体"/>
-          <w:b/>
-          <w:color w:val="000000"/>
-          <w:sz w:val="28"/>
-          <w:lang w:eastAsia="zh-CN"/>
-        </w:rPr>
-        <w:t>中</w:t>
-      </w:r>
-      <w:r>
-        <w:rPr>
-          <w:rFonts w:eastAsia="黑体"/>
-          <w:b/>
-          <w:color w:val="000000"/>
-          <w:sz w:val="28"/>
-          <w:lang w:eastAsia="zh-CN"/>
-        </w:rPr>
-        <w:t xml:space="preserve"> F1</w:t>
-      </w:r>
-      <w:r>
-        <w:rPr>
-          <w:rFonts w:eastAsia="黑体"/>
-          <w:b/>
-          <w:color w:val="000000"/>
-          <w:sz w:val="28"/>
-          <w:lang w:eastAsia="zh-CN"/>
-        </w:rPr>
-        <w:t>值分别达到</w:t>
-      </w:r>
-      <w:r>
-        <w:rPr>
-          <w:rFonts w:eastAsia="黑体"/>
-          <w:b/>
-          <w:color w:val="000000"/>
-          <w:sz w:val="28"/>
-          <w:lang w:eastAsia="zh-CN"/>
-        </w:rPr>
-        <w:t xml:space="preserve">69.72% </w:t>
-      </w:r>
-      <w:r>
-        <w:rPr>
-          <w:rFonts w:eastAsia="黑体"/>
-          <w:b/>
-          <w:color w:val="000000"/>
-          <w:sz w:val="28"/>
-          <w:lang w:eastAsia="zh-CN"/>
-        </w:rPr>
-        <w:t>和</w:t>
-      </w:r>
-      <w:r>
-        <w:rPr>
-          <w:rFonts w:eastAsia="黑体"/>
-          <w:b/>
-          <w:color w:val="000000"/>
-          <w:sz w:val="28"/>
-          <w:lang w:eastAsia="zh-CN"/>
-        </w:rPr>
-        <w:t>72.32%</w:t>
-      </w:r>
-      <w:r>
-        <w:rPr>
-          <w:rFonts w:eastAsia="黑体"/>
-          <w:b/>
-          <w:color w:val="000000"/>
-          <w:sz w:val="28"/>
-          <w:lang w:eastAsia="zh-CN"/>
-        </w:rPr>
-        <w:t>。时序性是电子病历数据的一大特点，因为电子病历通常不仅包括患者当前的治疗状况和指标，还包括患者过去所经历的临床事件。为了自动构建这些事件之间的时间线，需要抽取临床记录中事件和时间的关系。自动检测并抽取患者记录中的时间和事件之间的关系能帮助医务人员了解疾病进展，如</w:t>
-      </w:r>
-      <w:r>
-        <w:rPr>
-          <w:rFonts w:eastAsia="黑体"/>
-          <w:b/>
-          <w:color w:val="000000"/>
-          <w:sz w:val="28"/>
-          <w:lang w:eastAsia="zh-CN"/>
-        </w:rPr>
-        <w:t xml:space="preserve"> Tian</w:t>
-      </w:r>
-      <w:r>
-        <w:rPr>
-          <w:rFonts w:eastAsia="黑体"/>
-          <w:b/>
-          <w:color w:val="000000"/>
-          <w:sz w:val="28"/>
-          <w:lang w:eastAsia="zh-CN"/>
-        </w:rPr>
-        <w:t>等人提出了一种基于深度学习的汉语电子病历时间信息提取框架。他们运用</w:t>
-      </w:r>
-      <w:r>
-        <w:rPr>
-          <w:rFonts w:eastAsia="黑体"/>
-          <w:b/>
-          <w:color w:val="000000"/>
-          <w:sz w:val="28"/>
-          <w:lang w:eastAsia="zh-CN"/>
-        </w:rPr>
-        <w:t xml:space="preserve"> LSTM-CRF </w:t>
-      </w:r>
-      <w:r>
-        <w:rPr>
-          <w:rFonts w:eastAsia="黑体"/>
-          <w:b/>
-          <w:color w:val="000000"/>
-          <w:sz w:val="28"/>
-          <w:lang w:eastAsia="zh-CN"/>
-        </w:rPr>
-        <w:t>模型提取临床实体如疾病、治疗等以及时间等相关实体，之后用</w:t>
-      </w:r>
-      <w:r>
-        <w:rPr>
-          <w:rFonts w:eastAsia="黑体"/>
-          <w:b/>
-          <w:color w:val="000000"/>
-          <w:sz w:val="28"/>
-          <w:lang w:eastAsia="zh-CN"/>
-        </w:rPr>
-        <w:t xml:space="preserve"> CNN</w:t>
-      </w:r>
-      <w:r>
-        <w:rPr>
-          <w:rFonts w:eastAsia="黑体"/>
-          <w:b/>
-          <w:color w:val="000000"/>
-          <w:sz w:val="28"/>
-          <w:lang w:eastAsia="zh-CN"/>
-        </w:rPr>
-        <w:t>进行时序关系分类。另外，从临床记录中提取药物相关实体与药物之间的关系，可以帮助患者避免药物引发的不利效果，比如药物的不良事件</w:t>
-      </w:r>
-      <w:r>
-        <w:rPr>
-          <w:rFonts w:eastAsia="黑体"/>
-          <w:b/>
-          <w:color w:val="000000"/>
-          <w:sz w:val="28"/>
-          <w:lang w:eastAsia="zh-CN"/>
-        </w:rPr>
-        <w:t xml:space="preserve">(adverse drug events, ADE) </w:t>
-      </w:r>
-      <w:r>
-        <w:rPr>
-          <w:rFonts w:eastAsia="黑体"/>
-          <w:b/>
-          <w:color w:val="000000"/>
-          <w:sz w:val="28"/>
-          <w:lang w:eastAsia="zh-CN"/>
-        </w:rPr>
-        <w:t>中的实体关系能反映某些药物引起的副作用，以及副作用对患者产生的影响。电子病历是挖掘</w:t>
-      </w:r>
-      <w:r>
-        <w:rPr>
-          <w:rFonts w:eastAsia="黑体"/>
-          <w:b/>
-          <w:color w:val="000000"/>
-          <w:sz w:val="28"/>
-          <w:lang w:eastAsia="zh-CN"/>
-        </w:rPr>
-        <w:t xml:space="preserve"> ADE</w:t>
-      </w:r>
-      <w:r>
-        <w:rPr>
-          <w:rFonts w:eastAsia="黑体"/>
-          <w:b/>
-          <w:color w:val="000000"/>
-          <w:sz w:val="28"/>
-          <w:lang w:eastAsia="zh-CN"/>
-        </w:rPr>
-        <w:t>的丰富信息来源，学者们已经广泛应用</w:t>
-      </w:r>
-      <w:r>
-        <w:rPr>
-          <w:rFonts w:eastAsia="黑体"/>
-          <w:b/>
-          <w:color w:val="000000"/>
-          <w:sz w:val="28"/>
-          <w:lang w:eastAsia="zh-CN"/>
-        </w:rPr>
-        <w:t xml:space="preserve"> NLP </w:t>
-      </w:r>
-      <w:r>
-        <w:rPr>
-          <w:rFonts w:eastAsia="黑体"/>
-          <w:b/>
-          <w:color w:val="000000"/>
-          <w:sz w:val="28"/>
-          <w:lang w:eastAsia="zh-CN"/>
-        </w:rPr>
-        <w:t>技术以使用关系抽取方法挖掘在电子病历数据中的</w:t>
-      </w:r>
-      <w:r>
-        <w:rPr>
-          <w:rFonts w:eastAsia="黑体"/>
-          <w:b/>
-          <w:color w:val="000000"/>
-          <w:sz w:val="28"/>
-          <w:lang w:eastAsia="zh-CN"/>
-        </w:rPr>
-        <w:t xml:space="preserve"> ADE</w:t>
-      </w:r>
-      <w:r>
-        <w:rPr>
-          <w:rFonts w:eastAsia="黑体"/>
-          <w:b/>
-          <w:color w:val="000000"/>
-          <w:sz w:val="28"/>
-          <w:lang w:eastAsia="zh-CN"/>
-        </w:rPr>
-        <w:t>相关信息。</w:t>
-      </w:r>
-      <w:r>
-        <w:rPr>
-          <w:rFonts w:eastAsia="黑体"/>
-          <w:b/>
-          <w:color w:val="000000"/>
-          <w:sz w:val="28"/>
-          <w:lang w:eastAsia="zh-CN"/>
-        </w:rPr>
-        <w:t>Christopoulou</w:t>
-      </w:r>
-      <w:r>
-        <w:rPr>
-          <w:rFonts w:eastAsia="黑体"/>
-          <w:b/>
-          <w:color w:val="000000"/>
-          <w:sz w:val="28"/>
-          <w:lang w:eastAsia="zh-CN"/>
-        </w:rPr>
-        <w:t>等人提出了一种集成学习方法，其运用神经网络模型中的</w:t>
-      </w:r>
-      <w:r>
-        <w:rPr>
-          <w:rFonts w:eastAsia="黑体"/>
-          <w:b/>
-          <w:color w:val="000000"/>
-          <w:sz w:val="28"/>
-          <w:lang w:eastAsia="zh-CN"/>
-        </w:rPr>
-        <w:t xml:space="preserve"> Bi-LSTM</w:t>
-      </w:r>
-      <w:r>
-        <w:rPr>
-          <w:rFonts w:eastAsia="黑体"/>
-          <w:b/>
-          <w:color w:val="000000"/>
-          <w:sz w:val="28"/>
-          <w:lang w:eastAsia="zh-CN"/>
-        </w:rPr>
-        <w:t>注意力机制和</w:t>
-      </w:r>
-      <w:r>
-        <w:rPr>
-          <w:rFonts w:eastAsia="黑体"/>
-          <w:b/>
-          <w:color w:val="000000"/>
-          <w:sz w:val="28"/>
-          <w:lang w:eastAsia="zh-CN"/>
-        </w:rPr>
-        <w:t xml:space="preserve"> Transformer</w:t>
-      </w:r>
-      <w:r>
-        <w:rPr>
-          <w:rFonts w:eastAsia="黑体"/>
-          <w:b/>
-          <w:color w:val="000000"/>
-          <w:sz w:val="28"/>
-          <w:lang w:eastAsia="zh-CN"/>
-        </w:rPr>
-        <w:t>神经网络来提取药物和药物相关实体之间的关系。</w:t>
-      </w:r>
-      <w:r>
-        <w:rPr>
-          <w:rFonts w:eastAsia="黑体"/>
-          <w:b/>
-          <w:color w:val="000000"/>
-          <w:sz w:val="28"/>
-          <w:lang w:eastAsia="zh-CN"/>
-        </w:rPr>
-        <w:br/>
-      </w:r>
-      <w:r>
-        <w:rPr>
-          <w:rFonts w:eastAsia="黑体"/>
-          <w:b/>
-          <w:color w:val="000000"/>
-          <w:sz w:val="28"/>
-          <w:lang w:eastAsia="zh-CN"/>
-        </w:rPr>
-        <w:br/>
-      </w:r>
-      <w:r>
-        <w:rPr>
-          <w:rFonts w:eastAsia="黑体"/>
-          <w:b/>
-          <w:color w:val="000000"/>
-          <w:sz w:val="28"/>
-          <w:lang w:eastAsia="zh-CN"/>
-        </w:rPr>
-        <w:t>文本分类是文档级的自然语言处理任务，目标是给文档打上预定义的文档级标签。电子病历中的医学报告是一种具有丰富信息的资源，特别是主要用自然语言写的自由文本部分，这部分包括医生的临床推理信息及其思维过程，其能通过提供详细的病人情况来帮助解决不同的临床问题，而且它们通常不能被其他结构化数据所代替。文档分类有助于处理和提取这类数据，辅助后续的分类预测任务，并提高叙述性临床笔记的利用效率，因此文档分类成为临床预测分析的一个重要研究领域。早期的文献中，自动分类研究需要利用手工实现且由专家制定规则的知识工程，这非常耗时耗力，且对人力资源有较高的要求。最近，机器学习算法和自然语言处理技</w:t>
-      </w:r>
-      <w:r>
-        <w:rPr>
-          <w:rFonts w:eastAsia="黑体"/>
-          <w:b/>
-          <w:color w:val="000000"/>
-          <w:sz w:val="28"/>
-          <w:lang w:eastAsia="zh-CN"/>
-        </w:rPr>
-        <w:lastRenderedPageBreak/>
-        <w:t>术已经被用来处理电子病历以支持临床决策，目前效果较好的文档分类方法之一是基于</w:t>
-      </w:r>
-      <w:r>
-        <w:rPr>
-          <w:rFonts w:eastAsia="黑体"/>
-          <w:b/>
-          <w:color w:val="000000"/>
-          <w:sz w:val="28"/>
-          <w:lang w:eastAsia="zh-CN"/>
-        </w:rPr>
-        <w:t xml:space="preserve"> Word2Vec</w:t>
-      </w:r>
-      <w:r>
-        <w:rPr>
-          <w:rFonts w:eastAsia="黑体"/>
-          <w:b/>
-          <w:color w:val="000000"/>
-          <w:sz w:val="28"/>
-          <w:lang w:eastAsia="zh-CN"/>
-        </w:rPr>
-        <w:t>的神经网络模型。深度神经网络可以通过算法本身学习复杂的数据特征，而不需要手工设计的特征提取规则。深度学习在医疗文本分类中通常使用的方法是先利用网络将医疗文本以字为单位应映射到向量空间，然后再利用</w:t>
-      </w:r>
-      <w:r>
-        <w:rPr>
-          <w:rFonts w:eastAsia="黑体"/>
-          <w:b/>
-          <w:color w:val="000000"/>
-          <w:sz w:val="28"/>
-          <w:lang w:eastAsia="zh-CN"/>
-        </w:rPr>
-        <w:t xml:space="preserve"> SVM</w:t>
-      </w:r>
-      <w:r>
-        <w:rPr>
-          <w:rFonts w:eastAsia="黑体"/>
-          <w:b/>
-          <w:color w:val="000000"/>
-          <w:sz w:val="28"/>
-          <w:lang w:eastAsia="zh-CN"/>
-        </w:rPr>
-        <w:t>等模型对向量空间进行分类，例如</w:t>
-      </w:r>
-      <w:r>
-        <w:rPr>
-          <w:rFonts w:eastAsia="黑体"/>
-          <w:b/>
-          <w:color w:val="000000"/>
-          <w:sz w:val="28"/>
-          <w:lang w:eastAsia="zh-CN"/>
-        </w:rPr>
-        <w:t xml:space="preserve"> Hughes</w:t>
-      </w:r>
-      <w:r>
-        <w:rPr>
-          <w:rFonts w:eastAsia="黑体"/>
-          <w:b/>
-          <w:color w:val="000000"/>
-          <w:sz w:val="28"/>
-          <w:lang w:eastAsia="zh-CN"/>
-        </w:rPr>
-        <w:t>等人将基于单词分布式表示的</w:t>
-      </w:r>
-      <w:r>
-        <w:rPr>
-          <w:rFonts w:eastAsia="黑体"/>
-          <w:b/>
-          <w:color w:val="000000"/>
-          <w:sz w:val="28"/>
-          <w:lang w:eastAsia="zh-CN"/>
-        </w:rPr>
-        <w:t xml:space="preserve"> CNN</w:t>
-      </w:r>
-      <w:r>
-        <w:rPr>
-          <w:rFonts w:eastAsia="黑体"/>
-          <w:b/>
-          <w:color w:val="000000"/>
-          <w:sz w:val="28"/>
-          <w:lang w:eastAsia="zh-CN"/>
-        </w:rPr>
-        <w:t>应用于句子级的医学文本分类任务中，取得了很好的性能。文本分类可以被用于分类临床记录，以此来辅助识别患者所患疾病，例如</w:t>
-      </w:r>
-      <w:r>
-        <w:rPr>
-          <w:rFonts w:eastAsia="黑体"/>
-          <w:b/>
-          <w:color w:val="000000"/>
-          <w:sz w:val="28"/>
-          <w:lang w:eastAsia="zh-CN"/>
-        </w:rPr>
-        <w:t xml:space="preserve"> Turner</w:t>
-      </w:r>
-      <w:r>
-        <w:rPr>
-          <w:rFonts w:eastAsia="黑体"/>
-          <w:b/>
-          <w:color w:val="000000"/>
-          <w:sz w:val="28"/>
-          <w:lang w:eastAsia="zh-CN"/>
-        </w:rPr>
-        <w:t>等人评估了多种传统分类器</w:t>
-      </w:r>
-      <w:r>
-        <w:rPr>
-          <w:rFonts w:eastAsia="黑体"/>
-          <w:b/>
-          <w:color w:val="000000"/>
-          <w:sz w:val="28"/>
-          <w:lang w:eastAsia="zh-CN"/>
-        </w:rPr>
-        <w:t>(</w:t>
-      </w:r>
-      <w:r>
-        <w:rPr>
-          <w:rFonts w:eastAsia="黑体"/>
-          <w:b/>
-          <w:color w:val="000000"/>
-          <w:sz w:val="28"/>
-          <w:lang w:eastAsia="zh-CN"/>
-        </w:rPr>
-        <w:t>包括神经网络、随机森林、朴素贝叶斯、支持向量机等</w:t>
-      </w:r>
-      <w:r>
-        <w:rPr>
-          <w:rFonts w:eastAsia="黑体"/>
-          <w:b/>
-          <w:color w:val="000000"/>
-          <w:sz w:val="28"/>
-          <w:lang w:eastAsia="zh-CN"/>
-        </w:rPr>
-        <w:t xml:space="preserve">) </w:t>
-      </w:r>
-      <w:r>
-        <w:rPr>
-          <w:rFonts w:eastAsia="黑体"/>
-          <w:b/>
-          <w:color w:val="000000"/>
-          <w:sz w:val="28"/>
-          <w:lang w:eastAsia="zh-CN"/>
-        </w:rPr>
-        <w:t>在系统性红斑狼疮患者识别中的性能，其中具有统一医学语言系统</w:t>
-      </w:r>
-      <w:r>
-        <w:rPr>
-          <w:rFonts w:eastAsia="黑体"/>
-          <w:b/>
-          <w:color w:val="000000"/>
-          <w:sz w:val="28"/>
-          <w:lang w:eastAsia="zh-CN"/>
-        </w:rPr>
-        <w:t xml:space="preserve">(unified medical language system, UMLS) </w:t>
-      </w:r>
-      <w:r>
-        <w:rPr>
-          <w:rFonts w:eastAsia="黑体"/>
-          <w:b/>
-          <w:color w:val="000000"/>
-          <w:sz w:val="28"/>
-          <w:lang w:eastAsia="zh-CN"/>
-        </w:rPr>
-        <w:t>概念唯一标识符</w:t>
-      </w:r>
-      <w:r>
-        <w:rPr>
-          <w:rFonts w:eastAsia="黑体"/>
-          <w:b/>
-          <w:color w:val="000000"/>
-          <w:sz w:val="28"/>
-          <w:lang w:eastAsia="zh-CN"/>
-        </w:rPr>
-        <w:t xml:space="preserve"> (CUIs) </w:t>
-      </w:r>
-      <w:r>
-        <w:rPr>
-          <w:rFonts w:eastAsia="黑体"/>
-          <w:b/>
-          <w:color w:val="000000"/>
-          <w:sz w:val="28"/>
-          <w:lang w:eastAsia="zh-CN"/>
-        </w:rPr>
-        <w:t>的浅神经网络和同时具有</w:t>
-      </w:r>
-      <w:r>
-        <w:rPr>
-          <w:rFonts w:eastAsia="黑体"/>
-          <w:b/>
-          <w:color w:val="000000"/>
-          <w:sz w:val="28"/>
-          <w:lang w:eastAsia="zh-CN"/>
-        </w:rPr>
-        <w:t xml:space="preserve"> CUIs</w:t>
-      </w:r>
-      <w:r>
-        <w:rPr>
-          <w:rFonts w:eastAsia="黑体"/>
-          <w:b/>
-          <w:color w:val="000000"/>
-          <w:sz w:val="28"/>
-          <w:lang w:eastAsia="zh-CN"/>
-        </w:rPr>
-        <w:t>和词袋模型</w:t>
-      </w:r>
-      <w:r>
-        <w:rPr>
-          <w:rFonts w:eastAsia="黑体"/>
-          <w:b/>
-          <w:color w:val="000000"/>
-          <w:sz w:val="28"/>
-          <w:lang w:eastAsia="zh-CN"/>
-        </w:rPr>
-        <w:t xml:space="preserve"> (bag-of-words, </w:t>
-      </w:r>
-      <w:proofErr w:type="spellStart"/>
-      <w:r>
-        <w:rPr>
-          <w:rFonts w:eastAsia="黑体"/>
-          <w:b/>
-          <w:color w:val="000000"/>
-          <w:sz w:val="28"/>
-          <w:lang w:eastAsia="zh-CN"/>
-        </w:rPr>
-        <w:t>BoW</w:t>
-      </w:r>
-      <w:proofErr w:type="spellEnd"/>
-      <w:r>
-        <w:rPr>
-          <w:rFonts w:eastAsia="黑体"/>
-          <w:b/>
-          <w:color w:val="000000"/>
-          <w:sz w:val="28"/>
-          <w:lang w:eastAsia="zh-CN"/>
-        </w:rPr>
-        <w:t xml:space="preserve">) </w:t>
-      </w:r>
-      <w:r>
-        <w:rPr>
-          <w:rFonts w:eastAsia="黑体"/>
-          <w:b/>
-          <w:color w:val="000000"/>
-          <w:sz w:val="28"/>
-          <w:lang w:eastAsia="zh-CN"/>
-        </w:rPr>
-        <w:t>的随机森林表现最优。</w:t>
-      </w:r>
-      <w:r>
-        <w:rPr>
-          <w:rFonts w:eastAsia="黑体"/>
-          <w:b/>
-          <w:color w:val="000000"/>
-          <w:sz w:val="28"/>
-          <w:lang w:eastAsia="zh-CN"/>
-        </w:rPr>
-        <w:t>Topaz</w:t>
-      </w:r>
-      <w:r>
-        <w:rPr>
-          <w:rFonts w:eastAsia="黑体"/>
-          <w:b/>
-          <w:color w:val="000000"/>
-          <w:sz w:val="28"/>
-          <w:lang w:eastAsia="zh-CN"/>
-        </w:rPr>
-        <w:t>等人针对从临床记录中识别糖尿病患者这一任务建立了一个基于</w:t>
-      </w:r>
-      <w:r>
-        <w:rPr>
-          <w:rFonts w:eastAsia="黑体"/>
-          <w:b/>
-          <w:color w:val="000000"/>
-          <w:sz w:val="28"/>
-          <w:lang w:eastAsia="zh-CN"/>
-        </w:rPr>
-        <w:t xml:space="preserve"> NLP </w:t>
-      </w:r>
-      <w:r>
-        <w:rPr>
-          <w:rFonts w:eastAsia="黑体"/>
-          <w:b/>
-          <w:color w:val="000000"/>
-          <w:sz w:val="28"/>
-          <w:lang w:eastAsia="zh-CN"/>
-        </w:rPr>
-        <w:t>的分类系统</w:t>
-      </w:r>
-      <w:r>
-        <w:rPr>
-          <w:rFonts w:eastAsia="黑体"/>
-          <w:b/>
-          <w:color w:val="000000"/>
-          <w:sz w:val="28"/>
-          <w:lang w:eastAsia="zh-CN"/>
-        </w:rPr>
-        <w:t xml:space="preserve"> Nimble-Miner,</w:t>
-      </w:r>
-      <w:r>
-        <w:rPr>
-          <w:rFonts w:eastAsia="黑体"/>
-          <w:b/>
-          <w:color w:val="000000"/>
-          <w:sz w:val="28"/>
-          <w:lang w:eastAsia="zh-CN"/>
-        </w:rPr>
-        <w:t>运用了包括</w:t>
-      </w:r>
-      <w:r>
-        <w:rPr>
-          <w:rFonts w:eastAsia="黑体"/>
-          <w:b/>
-          <w:color w:val="000000"/>
-          <w:sz w:val="28"/>
-          <w:lang w:eastAsia="zh-CN"/>
-        </w:rPr>
-        <w:t xml:space="preserve"> SVM, RNN</w:t>
-      </w:r>
-      <w:r>
-        <w:rPr>
-          <w:rFonts w:eastAsia="黑体"/>
-          <w:b/>
-          <w:color w:val="000000"/>
-          <w:sz w:val="28"/>
-          <w:lang w:eastAsia="zh-CN"/>
-        </w:rPr>
-        <w:t>等多种机器学习方法。</w:t>
-      </w:r>
-      <w:r>
-        <w:rPr>
-          <w:rFonts w:eastAsia="黑体"/>
-          <w:b/>
-          <w:color w:val="000000"/>
-          <w:sz w:val="28"/>
-          <w:lang w:eastAsia="zh-CN"/>
-        </w:rPr>
-        <w:t>Doing-Harris</w:t>
-      </w:r>
-      <w:r>
-        <w:rPr>
-          <w:rFonts w:eastAsia="黑体"/>
-          <w:b/>
-          <w:color w:val="000000"/>
-          <w:sz w:val="28"/>
-          <w:lang w:eastAsia="zh-CN"/>
-        </w:rPr>
-        <w:t>等人使用聚类算法，基于词汇和词性的数据表征，通过无监督学习区分不同文档类型和信息来源，并取得了良好的性能。</w:t>
-      </w:r>
-      <w:r>
-        <w:rPr>
-          <w:rFonts w:eastAsia="黑体"/>
-          <w:b/>
-          <w:color w:val="000000"/>
-          <w:sz w:val="28"/>
-          <w:lang w:eastAsia="zh-CN"/>
-        </w:rPr>
-        <w:t>Kocbek</w:t>
-      </w:r>
-      <w:r>
-        <w:rPr>
-          <w:rFonts w:eastAsia="黑体"/>
-          <w:b/>
-          <w:color w:val="000000"/>
-          <w:sz w:val="28"/>
-          <w:lang w:eastAsia="zh-CN"/>
-        </w:rPr>
-        <w:t>等人使用基于</w:t>
-      </w:r>
-      <w:r>
-        <w:rPr>
-          <w:rFonts w:eastAsia="黑体"/>
-          <w:b/>
-          <w:color w:val="000000"/>
-          <w:sz w:val="28"/>
-          <w:lang w:eastAsia="zh-CN"/>
-        </w:rPr>
-        <w:t xml:space="preserve"> bag-of-phrases</w:t>
-      </w:r>
-      <w:r>
-        <w:rPr>
-          <w:rFonts w:eastAsia="黑体"/>
-          <w:b/>
-          <w:color w:val="000000"/>
-          <w:sz w:val="28"/>
-          <w:lang w:eastAsia="zh-CN"/>
-        </w:rPr>
-        <w:t>的</w:t>
-      </w:r>
-      <w:r>
-        <w:rPr>
-          <w:rFonts w:eastAsia="黑体"/>
-          <w:b/>
-          <w:color w:val="000000"/>
-          <w:sz w:val="28"/>
-          <w:lang w:eastAsia="zh-CN"/>
-        </w:rPr>
-        <w:t xml:space="preserve"> SVM</w:t>
-      </w:r>
-      <w:r>
-        <w:rPr>
-          <w:rFonts w:eastAsia="黑体"/>
-          <w:b/>
-          <w:color w:val="000000"/>
-          <w:sz w:val="28"/>
-          <w:lang w:eastAsia="zh-CN"/>
-        </w:rPr>
-        <w:t>检测各种疾病类别，对潜在疾病的人入院进行分类。也有学者从临床记录中的句嵌入方法入手临床文本分类问题，与词嵌入相似，句嵌入是一种高维向量，它可以表示单词序列的特征。句子嵌入的使用通常是考虑到在训练数据较少的情况下，依赖许多词向量的</w:t>
-      </w:r>
-      <w:r>
-        <w:rPr>
-          <w:rFonts w:eastAsia="黑体"/>
-          <w:b/>
-          <w:color w:val="000000"/>
-          <w:sz w:val="28"/>
-          <w:lang w:eastAsia="zh-CN"/>
-        </w:rPr>
-        <w:t xml:space="preserve"> RNN</w:t>
-      </w:r>
-      <w:r>
-        <w:rPr>
-          <w:rFonts w:eastAsia="黑体"/>
-          <w:b/>
-          <w:color w:val="000000"/>
-          <w:sz w:val="28"/>
-          <w:lang w:eastAsia="zh-CN"/>
-        </w:rPr>
-        <w:t>捕获诊断信息来分类文档比较困难，而少量的句子向量就可以获得丰富的语义信息。如</w:t>
-      </w:r>
-      <w:r>
-        <w:rPr>
-          <w:rFonts w:eastAsia="黑体"/>
-          <w:b/>
-          <w:color w:val="000000"/>
-          <w:sz w:val="28"/>
-          <w:lang w:eastAsia="zh-CN"/>
-        </w:rPr>
-        <w:t xml:space="preserve"> Ormerod</w:t>
-      </w:r>
-      <w:r>
-        <w:rPr>
-          <w:rFonts w:eastAsia="黑体"/>
-          <w:b/>
-          <w:color w:val="000000"/>
-          <w:sz w:val="28"/>
-          <w:lang w:eastAsia="zh-CN"/>
-        </w:rPr>
-        <w:t>等人通过</w:t>
-      </w:r>
-      <w:r>
-        <w:rPr>
-          <w:rFonts w:eastAsia="黑体"/>
-          <w:b/>
-          <w:color w:val="000000"/>
-          <w:sz w:val="28"/>
-          <w:lang w:eastAsia="zh-CN"/>
-        </w:rPr>
-        <w:t xml:space="preserve"> LSTM</w:t>
-      </w:r>
-      <w:r>
-        <w:rPr>
-          <w:rFonts w:eastAsia="黑体"/>
-          <w:b/>
-          <w:color w:val="000000"/>
-          <w:sz w:val="28"/>
-          <w:lang w:eastAsia="zh-CN"/>
-        </w:rPr>
-        <w:t>构建电子病历分类模型，并同时显示文档中哪些句子对患者的病情诊断最有帮助。另外，中文病历的文本分类与英文电子病历的文本分类有所不同，因为中文语言有其特殊性：断句方式不同、需要新的分词工具等，且中文电子病历既有短文本又有长文本，因为在借鉴国外优秀成果时需要结合中文特点作出调整。杜宝琛在设计基于电子病历的辅助治诊断系统时同时考虑长短文本，采用了双通道下不同神经网络同时学习。吕愿愿等人在对电子病历进行自然语言处理后，利用</w:t>
-      </w:r>
-      <w:r>
-        <w:rPr>
-          <w:rFonts w:eastAsia="黑体"/>
-          <w:b/>
-          <w:color w:val="000000"/>
-          <w:sz w:val="28"/>
-          <w:lang w:eastAsia="zh-CN"/>
-        </w:rPr>
-        <w:t xml:space="preserve"> TF-IDF</w:t>
-      </w:r>
-      <w:r>
-        <w:rPr>
-          <w:rFonts w:eastAsia="黑体"/>
-          <w:b/>
-          <w:color w:val="000000"/>
-          <w:sz w:val="28"/>
-          <w:lang w:eastAsia="zh-CN"/>
-        </w:rPr>
-        <w:t>和潜在语义分析</w:t>
-      </w:r>
-      <w:r>
-        <w:rPr>
-          <w:rFonts w:eastAsia="黑体"/>
-          <w:b/>
-          <w:color w:val="000000"/>
-          <w:sz w:val="28"/>
-          <w:lang w:eastAsia="zh-CN"/>
-        </w:rPr>
-        <w:t xml:space="preserve">(latent semantic analysis, LSA) </w:t>
-      </w:r>
-      <w:r>
-        <w:rPr>
-          <w:rFonts w:eastAsia="黑体"/>
-          <w:b/>
-          <w:color w:val="000000"/>
-          <w:sz w:val="28"/>
-          <w:lang w:eastAsia="zh-CN"/>
-        </w:rPr>
-        <w:t>方法提取特征，在挖掘出依存关系后对病历短文本进行分类。</w:t>
-      </w:r>
-      <w:r>
-        <w:rPr>
-          <w:rFonts w:eastAsia="黑体"/>
-          <w:b/>
-          <w:color w:val="000000"/>
-          <w:sz w:val="28"/>
-          <w:lang w:eastAsia="zh-CN"/>
-        </w:rPr>
-        <w:br/>
-      </w:r>
-      <w:r>
-        <w:rPr>
-          <w:rFonts w:eastAsia="黑体"/>
-          <w:b/>
-          <w:color w:val="000000"/>
-          <w:sz w:val="28"/>
-          <w:lang w:eastAsia="zh-CN"/>
-        </w:rPr>
-        <w:br/>
-      </w:r>
-      <w:r>
-        <w:rPr>
-          <w:rFonts w:eastAsia="黑体"/>
-          <w:b/>
-          <w:color w:val="000000"/>
-          <w:sz w:val="28"/>
-          <w:lang w:eastAsia="zh-CN"/>
-        </w:rPr>
-        <w:br/>
-      </w:r>
-      <w:r>
-        <w:rPr>
-          <w:rFonts w:eastAsia="黑体"/>
-          <w:b/>
-          <w:color w:val="000000"/>
-          <w:sz w:val="28"/>
-          <w:lang w:eastAsia="zh-CN"/>
-        </w:rPr>
-        <w:br/>
-      </w:r>
-      <w:r>
-        <w:rPr>
-          <w:rFonts w:eastAsia="黑体"/>
-          <w:b/>
-          <w:color w:val="000000"/>
-          <w:sz w:val="28"/>
-          <w:lang w:eastAsia="zh-CN"/>
-        </w:rPr>
-        <w:t>问答系统</w:t>
-      </w:r>
-      <w:r>
-        <w:rPr>
-          <w:rFonts w:eastAsia="黑体"/>
-          <w:b/>
-          <w:color w:val="000000"/>
-          <w:sz w:val="28"/>
-          <w:lang w:eastAsia="zh-CN"/>
-        </w:rPr>
-        <w:t xml:space="preserve">(question answering system, QA) </w:t>
-      </w:r>
-      <w:r>
-        <w:rPr>
-          <w:rFonts w:eastAsia="黑体"/>
-          <w:b/>
-          <w:color w:val="000000"/>
-          <w:sz w:val="28"/>
-          <w:lang w:eastAsia="zh-CN"/>
-        </w:rPr>
-        <w:t>是自然语言处理中的传统任务，相比于日常的机器问答，由于在医学领域有更多的专业名词，实现问答则</w:t>
-      </w:r>
-      <w:r>
-        <w:rPr>
-          <w:rFonts w:eastAsia="黑体"/>
-          <w:b/>
-          <w:color w:val="000000"/>
-          <w:sz w:val="28"/>
-          <w:lang w:eastAsia="zh-CN"/>
-        </w:rPr>
-        <w:lastRenderedPageBreak/>
-        <w:t>更为困难，传统的问答系统通常需要特征工程、语言工具或外部资源的帮助。通常是使用语言模型提取语义特征，利用决策树等模型来识别问题的答案。尽管这些方法具有一定的有效性，但它们需要额外的资源和特征工程并使用语言工具，模型的复杂性较高。目前，问答研究主要集中在利用深度学习技术自动提取句子特征，且多在通用数据集上进行测试。例如</w:t>
-      </w:r>
-      <w:r>
-        <w:rPr>
-          <w:rFonts w:eastAsia="黑体"/>
-          <w:b/>
-          <w:color w:val="000000"/>
-          <w:sz w:val="28"/>
-          <w:lang w:eastAsia="zh-CN"/>
-        </w:rPr>
-        <w:t xml:space="preserve"> Wang</w:t>
-      </w:r>
-      <w:r>
-        <w:rPr>
-          <w:rFonts w:eastAsia="黑体"/>
-          <w:b/>
-          <w:color w:val="000000"/>
-          <w:sz w:val="28"/>
-          <w:lang w:eastAsia="zh-CN"/>
-        </w:rPr>
-        <w:t>等人使用</w:t>
-      </w:r>
-      <w:r>
-        <w:rPr>
-          <w:rFonts w:eastAsia="黑体"/>
-          <w:b/>
-          <w:color w:val="000000"/>
-          <w:sz w:val="28"/>
-          <w:lang w:eastAsia="zh-CN"/>
-        </w:rPr>
-        <w:t xml:space="preserve"> LSTM</w:t>
-      </w:r>
-      <w:r>
-        <w:rPr>
-          <w:rFonts w:eastAsia="黑体"/>
-          <w:b/>
-          <w:color w:val="000000"/>
-          <w:sz w:val="28"/>
-          <w:lang w:eastAsia="zh-CN"/>
-        </w:rPr>
-        <w:t>框架将答案选择任务转化为分类和排序问题。</w:t>
-      </w:r>
-      <w:r>
-        <w:rPr>
-          <w:rFonts w:eastAsia="黑体"/>
-          <w:b/>
-          <w:color w:val="000000"/>
-          <w:sz w:val="28"/>
-          <w:lang w:eastAsia="zh-CN"/>
-        </w:rPr>
-        <w:t>Xiong</w:t>
-      </w:r>
-      <w:r>
-        <w:rPr>
-          <w:rFonts w:eastAsia="黑体"/>
-          <w:b/>
-          <w:color w:val="000000"/>
-          <w:sz w:val="28"/>
-          <w:lang w:eastAsia="zh-CN"/>
-        </w:rPr>
-        <w:t>等人使用动态协作注意网络将斯坦福问答数据集上的</w:t>
-      </w:r>
-      <w:r>
-        <w:rPr>
-          <w:rFonts w:eastAsia="黑体"/>
-          <w:b/>
-          <w:color w:val="000000"/>
-          <w:sz w:val="28"/>
-          <w:lang w:eastAsia="zh-CN"/>
-        </w:rPr>
-        <w:t xml:space="preserve"> F1</w:t>
-      </w:r>
-      <w:r>
-        <w:rPr>
-          <w:rFonts w:eastAsia="黑体"/>
-          <w:b/>
-          <w:color w:val="000000"/>
-          <w:sz w:val="28"/>
-          <w:lang w:eastAsia="zh-CN"/>
-        </w:rPr>
-        <w:t>值增加到</w:t>
-      </w:r>
-      <w:r>
-        <w:rPr>
-          <w:rFonts w:eastAsia="黑体"/>
-          <w:b/>
-          <w:color w:val="000000"/>
-          <w:sz w:val="28"/>
-          <w:lang w:eastAsia="zh-CN"/>
-        </w:rPr>
-        <w:t>80.4%</w:t>
-      </w:r>
-      <w:r>
-        <w:rPr>
-          <w:rFonts w:eastAsia="黑体"/>
-          <w:b/>
-          <w:color w:val="000000"/>
-          <w:sz w:val="28"/>
-          <w:lang w:eastAsia="zh-CN"/>
-        </w:rPr>
-        <w:t>。此外</w:t>
-      </w:r>
-      <w:r>
-        <w:rPr>
-          <w:rFonts w:eastAsia="黑体"/>
-          <w:b/>
-          <w:color w:val="000000"/>
-          <w:sz w:val="28"/>
-          <w:lang w:eastAsia="zh-CN"/>
-        </w:rPr>
-        <w:t>, Tan</w:t>
-      </w:r>
-      <w:r>
-        <w:rPr>
-          <w:rFonts w:eastAsia="黑体"/>
-          <w:b/>
-          <w:color w:val="000000"/>
-          <w:sz w:val="28"/>
-          <w:lang w:eastAsia="zh-CN"/>
-        </w:rPr>
-        <w:t>等人提出了一个基于注意力机制的</w:t>
-      </w:r>
-      <w:r>
-        <w:rPr>
-          <w:rFonts w:eastAsia="黑体"/>
-          <w:b/>
-          <w:color w:val="000000"/>
-          <w:sz w:val="28"/>
-          <w:lang w:eastAsia="zh-CN"/>
-        </w:rPr>
-        <w:t xml:space="preserve"> RNN</w:t>
-      </w:r>
-      <w:r>
-        <w:rPr>
-          <w:rFonts w:eastAsia="黑体"/>
-          <w:b/>
-          <w:color w:val="000000"/>
-          <w:sz w:val="28"/>
-          <w:lang w:eastAsia="zh-CN"/>
-        </w:rPr>
-        <w:t>模型，将问题注意引入到答案表征中，建立了基于</w:t>
-      </w:r>
-      <w:r>
-        <w:rPr>
-          <w:rFonts w:eastAsia="黑体"/>
-          <w:b/>
-          <w:color w:val="000000"/>
-          <w:sz w:val="28"/>
-          <w:lang w:eastAsia="zh-CN"/>
-        </w:rPr>
-        <w:t xml:space="preserve"> </w:t>
-      </w:r>
-      <w:proofErr w:type="spellStart"/>
-      <w:r>
-        <w:rPr>
-          <w:rFonts w:eastAsia="黑体"/>
-          <w:b/>
-          <w:color w:val="000000"/>
-          <w:sz w:val="28"/>
-          <w:lang w:eastAsia="zh-CN"/>
-        </w:rPr>
-        <w:t>BiLSTM</w:t>
-      </w:r>
-      <w:proofErr w:type="spellEnd"/>
-      <w:r>
-        <w:rPr>
-          <w:rFonts w:eastAsia="黑体"/>
-          <w:b/>
-          <w:color w:val="000000"/>
-          <w:sz w:val="28"/>
-          <w:lang w:eastAsia="zh-CN"/>
-        </w:rPr>
-        <w:t>模型的匹配问答对，并利用余弦相似度计算了它们的接近度。</w:t>
-      </w:r>
-      <w:r>
-        <w:rPr>
-          <w:rFonts w:eastAsia="黑体"/>
-          <w:b/>
-          <w:color w:val="000000"/>
-          <w:sz w:val="28"/>
-          <w:lang w:eastAsia="zh-CN"/>
-        </w:rPr>
-        <w:t>Dong</w:t>
-      </w:r>
-      <w:r>
-        <w:rPr>
-          <w:rFonts w:eastAsia="黑体"/>
-          <w:b/>
-          <w:color w:val="000000"/>
-          <w:sz w:val="28"/>
-          <w:lang w:eastAsia="zh-CN"/>
-        </w:rPr>
-        <w:t>等人提出了一种改进的多列卷积神经网络，从响应路径、上下文和答案类型</w:t>
-      </w:r>
-      <w:r>
-        <w:rPr>
-          <w:rFonts w:eastAsia="黑体"/>
-          <w:b/>
-          <w:color w:val="000000"/>
-          <w:sz w:val="28"/>
-          <w:lang w:eastAsia="zh-CN"/>
-        </w:rPr>
-        <w:t>3</w:t>
-      </w:r>
-      <w:r>
-        <w:rPr>
-          <w:rFonts w:eastAsia="黑体"/>
-          <w:b/>
-          <w:color w:val="000000"/>
-          <w:sz w:val="28"/>
-          <w:lang w:eastAsia="zh-CN"/>
-        </w:rPr>
-        <w:t>个方面学习问题和答案的分布式表示。</w:t>
-      </w:r>
-      <w:r>
-        <w:rPr>
-          <w:rFonts w:eastAsia="黑体"/>
-          <w:b/>
-          <w:color w:val="000000"/>
-          <w:sz w:val="28"/>
-          <w:lang w:eastAsia="zh-CN"/>
-        </w:rPr>
-        <w:t>Santos</w:t>
-      </w:r>
-      <w:r>
-        <w:rPr>
-          <w:rFonts w:eastAsia="黑体"/>
-          <w:b/>
-          <w:color w:val="000000"/>
-          <w:sz w:val="28"/>
-          <w:lang w:eastAsia="zh-CN"/>
-        </w:rPr>
-        <w:t>等人提出了一种基于特征加权的双向注意力机制，通过特征工程、注意机制等提高问答匹配的准确性。</w:t>
+          <w:rFonts w:eastAsia="宋体" w:ascii="Times New Roman" w:hAnsi="Times New Roman" w:cs="Times New Roman"/>
+          <w:sz w:val="24"/>
+        </w:rPr>
+        <w:t>电子病历中包含着大量非结构化文本信息，要从非结构化的文本信息中挖掘出潜在的规律需要识别出大量专业词汇和如疾病症状等特殊鲜明的实体关系，要对这些文本信息进行数据挖掘，关键的 2个基本任务分别为命名实体识别和关系抽取。近年来，随着 NLP 技术的发展，对电子病历数据的分类任务和问答任务也有了一定的突破。下文将简单介绍电子病历文本挖掘中常见的 4种任务：命名实体识别、关系抽取、文本分类和问答系统，并介绍任务常用的数据分析方法。</w:t>
       </w:r>
     </w:p>
     <w:p>
       <w:pPr>
-        <w:ind w:firstLine="480"/>
+        <w:keepNext w:val="0"/>
+        <w:keepLines w:val="0"/>
+        <w:spacing w:before="0" w:after="0" w:line="400" w:lineRule="exact"/>
+        <w:ind w:left="0" w:right="0" w:firstLine="480"/>
         <w:jc w:val="both"/>
-        <w:rPr>
-          <w:lang w:eastAsia="zh-CN"/>
-        </w:rPr>
       </w:pPr>
       <w:r>
         <w:rPr>
-          <w:lang w:eastAsia="zh-CN"/>
-        </w:rPr>
-        <w:t>国内电子病历文本挖掘研究较早关注非结构化病历文本如何转化为可计算知识。吴宗友等将电子病历文本挖掘任务概括为数据清洗、数据集成、命名实体识别、关系抽取、信息检索和临床问答等环节</w:t>
-      </w:r>
-      <w:r>
-        <w:rPr>
-          <w:vertAlign w:val="superscript"/>
-          <w:lang w:eastAsia="zh-CN"/>
-        </w:rPr>
-        <w:t>[</w:t>
-      </w:r>
-      <w:r>
-        <w:rPr>
-          <w:vertAlign w:val="superscript"/>
-        </w:rPr>
-        <w:fldChar w:fldCharType="begin"/>
-      </w:r>
-      <w:r>
-        <w:rPr>
-          <w:vertAlign w:val="superscript"/>
-          <w:lang w:eastAsia="zh-CN"/>
-        </w:rPr>
-        <w:instrText>REF ref_004 \h</w:instrText>
-      </w:r>
-      <w:r>
-        <w:rPr>
-          <w:vertAlign w:val="superscript"/>
-        </w:rPr>
-      </w:r>
-      <w:r>
-        <w:rPr>
-          <w:vertAlign w:val="superscript"/>
-        </w:rPr>
-        <w:fldChar w:fldCharType="separate"/>
-      </w:r>
-      <w:r>
-        <w:rPr>
-          <w:vertAlign w:val="superscript"/>
-          <w:lang w:eastAsia="zh-CN"/>
-        </w:rPr>
-        <w:t>4</w:t>
-      </w:r>
-      <w:r>
-        <w:rPr>
-          <w:vertAlign w:val="superscript"/>
-        </w:rPr>
-        <w:fldChar w:fldCharType="end"/>
-      </w:r>
-      <w:r>
-        <w:rPr>
-          <w:vertAlign w:val="superscript"/>
-          <w:lang w:eastAsia="zh-CN"/>
-        </w:rPr>
-        <w:t>]</w:t>
-      </w:r>
-      <w:r>
-        <w:rPr>
-          <w:lang w:eastAsia="zh-CN"/>
-        </w:rPr>
-        <w:t>。杜晋华等进一步围绕中文电子病历命名实体识别总结疾病、症状、检查、药物和身体部位等实体类型，并指出中文病历文本存在术语密集、表达不规范、标注语料不足等问题</w:t>
-      </w:r>
-      <w:r>
-        <w:rPr>
-          <w:vertAlign w:val="superscript"/>
-          <w:lang w:eastAsia="zh-CN"/>
-        </w:rPr>
-        <w:t>[</w:t>
-      </w:r>
-      <w:r>
-        <w:rPr>
-          <w:vertAlign w:val="superscript"/>
-        </w:rPr>
-        <w:fldChar w:fldCharType="begin"/>
-      </w:r>
-      <w:r>
-        <w:rPr>
-          <w:vertAlign w:val="superscript"/>
-          <w:lang w:eastAsia="zh-CN"/>
-        </w:rPr>
-        <w:instrText>REF ref_005 \h</w:instrText>
-      </w:r>
-      <w:r>
-        <w:rPr>
-          <w:vertAlign w:val="superscript"/>
-        </w:rPr>
-      </w:r>
-      <w:r>
-        <w:rPr>
-          <w:vertAlign w:val="superscript"/>
-        </w:rPr>
-        <w:fldChar w:fldCharType="separate"/>
-      </w:r>
-      <w:r>
-        <w:rPr>
-          <w:vertAlign w:val="superscript"/>
-          <w:lang w:eastAsia="zh-CN"/>
-        </w:rPr>
-        <w:t>5</w:t>
-      </w:r>
-      <w:r>
-        <w:rPr>
-          <w:vertAlign w:val="superscript"/>
-        </w:rPr>
-        <w:fldChar w:fldCharType="end"/>
-      </w:r>
-      <w:r>
-        <w:rPr>
-          <w:vertAlign w:val="superscript"/>
-          <w:lang w:eastAsia="zh-CN"/>
-        </w:rPr>
-        <w:t>]</w:t>
-      </w:r>
-      <w:r>
-        <w:rPr>
-          <w:lang w:eastAsia="zh-CN"/>
-        </w:rPr>
-        <w:t>。这些研究说明，医疗文本处理需要先处理文本质量和结构化问题，不能直接跳到报告生成。</w:t>
+          <w:rFonts w:eastAsia="宋体" w:ascii="Times New Roman" w:hAnsi="Times New Roman" w:cs="Times New Roman"/>
+          <w:sz w:val="24"/>
+        </w:rPr>
+        <w:t>命名实体识别(named entity recognition, NER) 也称为概念抽取，即从指定的自由文本中抽取出相关的具有特定意义的词语，它在医学文本研究中被称为生物医学命名实体识别 (biomedical named entity recognition, BioNER)。电子病历命名实体识别是 BioNER 的子领域，其主要任务是识别出患者的电子病历中具有特定意义的实体，并对它们进行标注，这些实体根据研究目的不同而有所区别。通常中文电子病历中的实体类型包括疾病、病因、临床表现、检查方法、药品名称、手术、身体部位等。电子病历在被标注实体之后可以提高医生查看病历的工作效率。同时，标注的结果也将辅助后续的如关系抽取和知识图谱构建等研究。随着相关技术的进步和研究的进展，发展出了很多电子病历命名实体识别的方法，最开始的方法是基于词典与规则的方法和基于统计学的机器学习方法。而在过去几年中，基于深度学习的方法在该任务中效果显著并得到广泛使用，如2018年出现的 BERT(bidirectional encoder representation from transformers) 等深度学习框架进一步改善了生物医学命名实体识别的性能。目前主流的中文电子病历命名实体识别的方法仍然是条件随机场和双向长短时记忆网络。下面将对 3类不同方法进行详细梳理。</w:t>
       </w:r>
     </w:p>
     <w:p>
       <w:pPr>
-        <w:ind w:firstLine="480"/>
+        <w:keepNext w:val="0"/>
+        <w:keepLines w:val="0"/>
+        <w:spacing w:before="0" w:after="0" w:line="400" w:lineRule="exact"/>
+        <w:ind w:left="0" w:right="0" w:firstLine="480"/>
         <w:jc w:val="both"/>
-        <w:rPr>
-          <w:lang w:eastAsia="zh-CN"/>
-        </w:rPr>
       </w:pPr>
       <w:r>
         <w:rPr>
-          <w:lang w:eastAsia="zh-CN"/>
-        </w:rPr>
-        <w:t>在具体模型方法方面，韩普等提出融合外部语义特征、深度学习模型和</w:t>
-      </w:r>
-      <w:r>
-        <w:rPr>
-          <w:lang w:eastAsia="zh-CN"/>
-        </w:rPr>
-        <w:t xml:space="preserve"> CRF </w:t>
-      </w:r>
-      <w:r>
-        <w:rPr>
-          <w:lang w:eastAsia="zh-CN"/>
-        </w:rPr>
-        <w:t>输出的中文电子病历实体识别方法</w:t>
-      </w:r>
-      <w:r>
-        <w:rPr>
-          <w:vertAlign w:val="superscript"/>
-          <w:lang w:eastAsia="zh-CN"/>
-        </w:rPr>
-        <w:t>[</w:t>
-      </w:r>
-      <w:r>
-        <w:rPr>
-          <w:vertAlign w:val="superscript"/>
-        </w:rPr>
-        <w:fldChar w:fldCharType="begin"/>
-      </w:r>
-      <w:r>
-        <w:rPr>
-          <w:vertAlign w:val="superscript"/>
-          <w:lang w:eastAsia="zh-CN"/>
-        </w:rPr>
-        <w:instrText>REF ref_006 \h</w:instrText>
-      </w:r>
-      <w:r>
-        <w:rPr>
-          <w:vertAlign w:val="superscript"/>
-        </w:rPr>
-      </w:r>
-      <w:r>
-        <w:rPr>
-          <w:vertAlign w:val="superscript"/>
-        </w:rPr>
-        <w:fldChar w:fldCharType="separate"/>
-      </w:r>
-      <w:r>
-        <w:rPr>
-          <w:vertAlign w:val="superscript"/>
-          <w:lang w:eastAsia="zh-CN"/>
-        </w:rPr>
-        <w:t>6</w:t>
-      </w:r>
-      <w:r>
-        <w:rPr>
-          <w:vertAlign w:val="superscript"/>
-        </w:rPr>
-        <w:fldChar w:fldCharType="end"/>
-      </w:r>
-      <w:r>
-        <w:rPr>
-          <w:vertAlign w:val="superscript"/>
-          <w:lang w:eastAsia="zh-CN"/>
-        </w:rPr>
-        <w:t>]</w:t>
-      </w:r>
-      <w:r>
-        <w:rPr>
-          <w:lang w:eastAsia="zh-CN"/>
-        </w:rPr>
-        <w:t>，崔少国等则从汉字图像、五笔编码、医学词典和</w:t>
-      </w:r>
-      <w:r>
-        <w:rPr>
-          <w:lang w:eastAsia="zh-CN"/>
-        </w:rPr>
-        <w:t xml:space="preserve"> Lattice </w:t>
-      </w:r>
-      <w:r>
-        <w:rPr>
-          <w:lang w:eastAsia="zh-CN"/>
-        </w:rPr>
-        <w:t>结构等角度补充语义与边界信息</w:t>
-      </w:r>
-      <w:r>
-        <w:rPr>
-          <w:vertAlign w:val="superscript"/>
-          <w:lang w:eastAsia="zh-CN"/>
-        </w:rPr>
-        <w:t>[</w:t>
-      </w:r>
-      <w:r>
-        <w:rPr>
-          <w:vertAlign w:val="superscript"/>
-        </w:rPr>
-        <w:fldChar w:fldCharType="begin"/>
-      </w:r>
-      <w:r>
-        <w:rPr>
-          <w:vertAlign w:val="superscript"/>
-          <w:lang w:eastAsia="zh-CN"/>
-        </w:rPr>
-        <w:instrText>REF ref_007 \h</w:instrText>
-      </w:r>
-      <w:r>
-        <w:rPr>
-          <w:vertAlign w:val="superscript"/>
-        </w:rPr>
-      </w:r>
-      <w:r>
-        <w:rPr>
-          <w:vertAlign w:val="superscript"/>
-        </w:rPr>
-        <w:fldChar w:fldCharType="separate"/>
-      </w:r>
-      <w:r>
-        <w:rPr>
-          <w:vertAlign w:val="superscript"/>
-          <w:lang w:eastAsia="zh-CN"/>
-        </w:rPr>
-        <w:t>7</w:t>
-      </w:r>
-      <w:r>
-        <w:rPr>
-          <w:vertAlign w:val="superscript"/>
-        </w:rPr>
-        <w:fldChar w:fldCharType="end"/>
-      </w:r>
-      <w:r>
-        <w:rPr>
-          <w:vertAlign w:val="superscript"/>
-          <w:lang w:eastAsia="zh-CN"/>
-        </w:rPr>
-        <w:t>]</w:t>
-      </w:r>
-      <w:r>
-        <w:rPr>
-          <w:lang w:eastAsia="zh-CN"/>
-        </w:rPr>
-        <w:t>。这些工作重点提升实体识别精度，而本文重点不在训练新的</w:t>
-      </w:r>
-      <w:r>
-        <w:rPr>
-          <w:lang w:eastAsia="zh-CN"/>
-        </w:rPr>
-        <w:t xml:space="preserve"> NER </w:t>
-      </w:r>
-      <w:r>
-        <w:rPr>
-          <w:lang w:eastAsia="zh-CN"/>
-        </w:rPr>
-        <w:t>模型，而是在工程系统中保留原文、版本、指标和证据关系。二者并不冲突：专门模型可以作为未来</w:t>
-      </w:r>
-      <w:r>
-        <w:rPr>
-          <w:lang w:eastAsia="zh-CN"/>
-        </w:rPr>
-        <w:t xml:space="preserve"> Provider </w:t>
-      </w:r>
-      <w:r>
-        <w:rPr>
-          <w:lang w:eastAsia="zh-CN"/>
-        </w:rPr>
-        <w:t>或标准化组件接入，本文当前实现先解决数据链路和审计可追溯问题。</w:t>
+          <w:rFonts w:eastAsia="宋体" w:ascii="Times New Roman" w:hAnsi="Times New Roman" w:cs="Times New Roman"/>
+          <w:sz w:val="24"/>
+        </w:rPr>
+        <w:t>基于词典的方法在识别过程中通常是依靠术语词典，然后采取匹配算法进行命名实体识别。因此，对于电子病历这种专业性较强的文本，标注语料即词典的规模和质量起到了相当关键的作用。在医疗领域，中文电子病历的标注规范也在不断的探索当中，并形成语料库，如曲春燕等人在 2015年参照 i2b2 2010的标注规范制定了中文电子病历的标注规范，并在2名临床医生的帮助下对标准语料进行了检验，后来在他们的标注语料基础上，一些研究人员也进行了改进，这些都使得中文电子病历标注语料规模和质量变得更加可靠。虽然完全基于词典的命名实体识别准确率有一定的保障，但是电子病历的标注语料库的构建需要医疗专业知识，通常需要医学方面的专业人员共同协作，且随着时间的推移语料库的维护也耗时耗力。由于词典规模有限且需要及时更新等原因，仅使用词典往往并不能取得特别好的效果，因此后来词典常作为特征帮助以提升自然语言处理的效果。与基于词典的方法不同，基于规则的方法主要是通过对整个文本进行分析来构建规则模板，利用规则模板，通过匹配的方式实现命名实体的识别。基于规则的方法更加直观且方便维护，但规则的构建也需要相关领域专家的人力且耗时较大，而且在没有明显规则时基于规则模板的识别将较困难。同时，不同领域文本与实体大不相同，无法从某个医学领域直接扩展到其他医学领域。因此，规则与词典相似，后来也通常被用于辅助命名实体识别模型。例如利用规则优化词典等的特征，再结合条件随机场对中文电子病历进行命名实体识别，比单纯使用条件随机场的效果要好。</w:t>
       </w:r>
     </w:p>
     <w:p>
       <w:pPr>
-        <w:ind w:firstLine="480"/>
+        <w:keepNext w:val="0"/>
+        <w:keepLines w:val="0"/>
+        <w:spacing w:before="0" w:after="0" w:line="400" w:lineRule="exact"/>
+        <w:ind w:left="0" w:right="0" w:firstLine="480"/>
         <w:jc w:val="both"/>
-        <w:rPr>
-          <w:lang w:eastAsia="zh-CN"/>
-        </w:rPr>
       </w:pPr>
       <w:r>
         <w:rPr>
-          <w:lang w:eastAsia="zh-CN"/>
-        </w:rPr>
-        <w:t>真实世界数据治理研究对本文也有直接启发。盖彦蓉等指出，真实世界中文电子病历的数据质量、术语差异、数据稀疏和治理流程会影响知识抽取效果</w:t>
-      </w:r>
-      <w:r>
-        <w:rPr>
-          <w:vertAlign w:val="superscript"/>
-          <w:lang w:eastAsia="zh-CN"/>
-        </w:rPr>
-        <w:t>[</w:t>
-      </w:r>
-      <w:r>
-        <w:rPr>
-          <w:vertAlign w:val="superscript"/>
-        </w:rPr>
-        <w:fldChar w:fldCharType="begin"/>
-      </w:r>
-      <w:r>
-        <w:rPr>
-          <w:vertAlign w:val="superscript"/>
-          <w:lang w:eastAsia="zh-CN"/>
-        </w:rPr>
-        <w:instrText>REF ref_008 \h</w:instrText>
-      </w:r>
-      <w:r>
-        <w:rPr>
-          <w:vertAlign w:val="superscript"/>
-        </w:rPr>
-      </w:r>
-      <w:r>
-        <w:rPr>
-          <w:vertAlign w:val="superscript"/>
-        </w:rPr>
-        <w:fldChar w:fldCharType="separate"/>
-      </w:r>
-      <w:r>
-        <w:rPr>
-          <w:vertAlign w:val="superscript"/>
-          <w:lang w:eastAsia="zh-CN"/>
-        </w:rPr>
-        <w:t>8</w:t>
-      </w:r>
-      <w:r>
-        <w:rPr>
-          <w:vertAlign w:val="superscript"/>
-        </w:rPr>
-        <w:fldChar w:fldCharType="end"/>
-      </w:r>
-      <w:r>
-        <w:rPr>
-          <w:vertAlign w:val="superscript"/>
-          <w:lang w:eastAsia="zh-CN"/>
-        </w:rPr>
-        <w:t>]</w:t>
-      </w:r>
-      <w:r>
-        <w:rPr>
-          <w:lang w:eastAsia="zh-CN"/>
-        </w:rPr>
-        <w:t>。本文面对的个人体检报告、化验单和病历摘要同样存在模板差异、单位差异和叙事表述差异。因此，系统设计中将</w:t>
-      </w:r>
-      <w:r>
-        <w:rPr>
-          <w:lang w:eastAsia="zh-CN"/>
-        </w:rPr>
-        <w:t xml:space="preserve"> OCR </w:t>
-      </w:r>
-      <w:r>
-        <w:rPr>
-          <w:lang w:eastAsia="zh-CN"/>
-        </w:rPr>
-        <w:t>原文、</w:t>
-      </w:r>
-      <w:proofErr w:type="spellStart"/>
-      <w:r>
-        <w:rPr>
-          <w:lang w:eastAsia="zh-CN"/>
-        </w:rPr>
-        <w:t>normalized_payload</w:t>
-      </w:r>
-      <w:proofErr w:type="spellEnd"/>
-      <w:r>
-        <w:rPr>
-          <w:lang w:eastAsia="zh-CN"/>
-        </w:rPr>
-        <w:t>、</w:t>
-      </w:r>
-      <w:proofErr w:type="spellStart"/>
-      <w:r>
-        <w:rPr>
-          <w:lang w:eastAsia="zh-CN"/>
-        </w:rPr>
-        <w:t>document_versions</w:t>
-      </w:r>
-      <w:proofErr w:type="spellEnd"/>
-      <w:r>
-        <w:rPr>
-          <w:lang w:eastAsia="zh-CN"/>
-        </w:rPr>
-        <w:t>、</w:t>
-      </w:r>
-      <w:r>
-        <w:rPr>
-          <w:lang w:eastAsia="zh-CN"/>
-        </w:rPr>
-        <w:t xml:space="preserve">measurements </w:t>
-      </w:r>
-      <w:r>
-        <w:rPr>
-          <w:lang w:eastAsia="zh-CN"/>
-        </w:rPr>
-        <w:t>和</w:t>
-      </w:r>
-      <w:r>
-        <w:rPr>
-          <w:lang w:eastAsia="zh-CN"/>
-        </w:rPr>
-        <w:t xml:space="preserve"> </w:t>
-      </w:r>
-      <w:proofErr w:type="spellStart"/>
-      <w:r>
-        <w:rPr>
-          <w:lang w:eastAsia="zh-CN"/>
-        </w:rPr>
-        <w:t>audit_report_events</w:t>
-      </w:r>
-      <w:proofErr w:type="spellEnd"/>
-      <w:r>
-        <w:rPr>
-          <w:lang w:eastAsia="zh-CN"/>
-        </w:rPr>
-        <w:t xml:space="preserve"> </w:t>
-      </w:r>
-      <w:r>
-        <w:rPr>
-          <w:lang w:eastAsia="zh-CN"/>
-        </w:rPr>
-        <w:t>分开保存，使后续即使标准化规则或模型发生变化，也能回到当时的数据版本解释报告结果。</w:t>
+          <w:rFonts w:eastAsia="宋体" w:ascii="Times New Roman" w:hAnsi="Times New Roman" w:cs="Times New Roman"/>
+          <w:sz w:val="24"/>
+        </w:rPr>
+        <w:t>随着机器学习的发展和流行，针对词典和规则的方法存在的缺点，基于统计机器学习进行命名实体识别的方法被提出并得到深入的研究和应用，词典和规则则作为一种辅助手段用于提高机器学习实体识别的效果。机器学习方法需要的专业人工相对较少，成本也较低，所以近年来应用相对广泛。传统机器学习方法可以分为有监督学习、半监督学习和无监督学习3类。其中有监督学习方法在命名实体任务中占了主流，它通常需要大规模带标签的训练集，将命名实体识别任务转换成分类问题，训练集用于模型的训练，生成目标模型后才可以对未标注语料中的实体进行识别。常用的序列标注模型包括隐马尔可夫模型、最大熵模型、条件随机场模型和支持向量机等。</w:t>
       </w:r>
     </w:p>
     <w:p>
       <w:pPr>
-        <w:ind w:firstLine="480"/>
+        <w:keepNext w:val="0"/>
+        <w:keepLines w:val="0"/>
+        <w:spacing w:before="0" w:after="0" w:line="400" w:lineRule="exact"/>
+        <w:ind w:left="0" w:right="0" w:firstLine="480"/>
         <w:jc w:val="both"/>
-        <w:rPr>
-          <w:lang w:eastAsia="zh-CN"/>
-        </w:rPr>
       </w:pPr>
       <w:r>
         <w:rPr>
-          <w:lang w:eastAsia="zh-CN"/>
-        </w:rPr>
-        <w:t>在工程架构方向，检索增强生成、推理与工具调用结合、多</w:t>
-      </w:r>
-      <w:r>
-        <w:rPr>
-          <w:lang w:eastAsia="zh-CN"/>
-        </w:rPr>
-        <w:t xml:space="preserve"> Agent </w:t>
-      </w:r>
-      <w:r>
-        <w:rPr>
-          <w:lang w:eastAsia="zh-CN"/>
-        </w:rPr>
-        <w:t>协作成为提升生成式系统可控性的常用方式。</w:t>
-      </w:r>
-      <w:r>
-        <w:rPr>
-          <w:lang w:eastAsia="zh-CN"/>
-        </w:rPr>
-        <w:t xml:space="preserve">RAG </w:t>
-      </w:r>
-      <w:r>
-        <w:rPr>
-          <w:lang w:eastAsia="zh-CN"/>
-        </w:rPr>
-        <w:t>通过外部知识或业务数据补充模型上下文，降低脱离事实回答的概率</w:t>
-      </w:r>
-      <w:r>
-        <w:rPr>
-          <w:vertAlign w:val="superscript"/>
-          <w:lang w:eastAsia="zh-CN"/>
-        </w:rPr>
-        <w:t>[</w:t>
-      </w:r>
-      <w:r>
-        <w:rPr>
-          <w:vertAlign w:val="superscript"/>
-        </w:rPr>
-        <w:fldChar w:fldCharType="begin"/>
-      </w:r>
-      <w:r>
-        <w:rPr>
-          <w:vertAlign w:val="superscript"/>
-          <w:lang w:eastAsia="zh-CN"/>
-        </w:rPr>
-        <w:instrText>REF ref_019 \h</w:instrText>
-      </w:r>
-      <w:r>
-        <w:rPr>
-          <w:vertAlign w:val="superscript"/>
-        </w:rPr>
-      </w:r>
-      <w:r>
-        <w:rPr>
-          <w:vertAlign w:val="superscript"/>
-        </w:rPr>
-        <w:fldChar w:fldCharType="separate"/>
-      </w:r>
-      <w:r>
-        <w:rPr>
-          <w:vertAlign w:val="superscript"/>
-          <w:lang w:eastAsia="zh-CN"/>
-        </w:rPr>
-        <w:t>19</w:t>
-      </w:r>
-      <w:r>
-        <w:rPr>
-          <w:vertAlign w:val="superscript"/>
-        </w:rPr>
-        <w:fldChar w:fldCharType="end"/>
-      </w:r>
-      <w:r>
-        <w:rPr>
-          <w:vertAlign w:val="superscript"/>
-          <w:lang w:eastAsia="zh-CN"/>
-        </w:rPr>
-        <w:t>]</w:t>
-      </w:r>
-      <w:r>
-        <w:rPr>
-          <w:lang w:eastAsia="zh-CN"/>
-        </w:rPr>
-        <w:t>；</w:t>
-      </w:r>
-      <w:proofErr w:type="spellStart"/>
-      <w:r>
-        <w:rPr>
-          <w:lang w:eastAsia="zh-CN"/>
-        </w:rPr>
-        <w:t>ReAct</w:t>
-      </w:r>
-      <w:proofErr w:type="spellEnd"/>
-      <w:r>
-        <w:rPr>
-          <w:lang w:eastAsia="zh-CN"/>
-        </w:rPr>
-        <w:t xml:space="preserve"> </w:t>
-      </w:r>
-      <w:r>
-        <w:rPr>
-          <w:lang w:eastAsia="zh-CN"/>
-        </w:rPr>
-        <w:t>将推理轨迹和行动调用交替组织，使系统能够根据环境反馈调整任务计划</w:t>
-      </w:r>
-      <w:r>
-        <w:rPr>
-          <w:vertAlign w:val="superscript"/>
-          <w:lang w:eastAsia="zh-CN"/>
-        </w:rPr>
-        <w:t>[</w:t>
-      </w:r>
-      <w:r>
-        <w:rPr>
-          <w:vertAlign w:val="superscript"/>
-        </w:rPr>
-        <w:fldChar w:fldCharType="begin"/>
-      </w:r>
-      <w:r>
-        <w:rPr>
-          <w:vertAlign w:val="superscript"/>
-          <w:lang w:eastAsia="zh-CN"/>
-        </w:rPr>
-        <w:instrText>REF ref_020 \h</w:instrText>
-      </w:r>
-      <w:r>
-        <w:rPr>
-          <w:vertAlign w:val="superscript"/>
-        </w:rPr>
-      </w:r>
-      <w:r>
-        <w:rPr>
-          <w:vertAlign w:val="superscript"/>
-        </w:rPr>
-        <w:fldChar w:fldCharType="separate"/>
-      </w:r>
-      <w:r>
-        <w:rPr>
-          <w:vertAlign w:val="superscript"/>
-          <w:lang w:eastAsia="zh-CN"/>
-        </w:rPr>
-        <w:t>20</w:t>
-      </w:r>
-      <w:r>
-        <w:rPr>
-          <w:vertAlign w:val="superscript"/>
-        </w:rPr>
-        <w:fldChar w:fldCharType="end"/>
-      </w:r>
-      <w:r>
-        <w:rPr>
-          <w:vertAlign w:val="superscript"/>
-          <w:lang w:eastAsia="zh-CN"/>
-        </w:rPr>
-        <w:t>]</w:t>
-      </w:r>
-      <w:r>
-        <w:rPr>
-          <w:lang w:eastAsia="zh-CN"/>
-        </w:rPr>
-        <w:t>；</w:t>
-      </w:r>
-      <w:proofErr w:type="spellStart"/>
-      <w:r>
-        <w:rPr>
-          <w:lang w:eastAsia="zh-CN"/>
-        </w:rPr>
-        <w:t>AutoGen</w:t>
-      </w:r>
-      <w:proofErr w:type="spellEnd"/>
-      <w:r>
-        <w:rPr>
-          <w:lang w:eastAsia="zh-CN"/>
-        </w:rPr>
-        <w:t xml:space="preserve"> </w:t>
-      </w:r>
-      <w:r>
-        <w:rPr>
-          <w:lang w:eastAsia="zh-CN"/>
-        </w:rPr>
-        <w:t>等多</w:t>
-      </w:r>
-      <w:r>
-        <w:rPr>
-          <w:lang w:eastAsia="zh-CN"/>
-        </w:rPr>
-        <w:t xml:space="preserve"> Agent </w:t>
-      </w:r>
-      <w:r>
-        <w:rPr>
-          <w:lang w:eastAsia="zh-CN"/>
-        </w:rPr>
-        <w:t>框架则强调用不同角色承担拆解、执行、</w:t>
-      </w:r>
-      <w:r>
-        <w:rPr>
-          <w:lang w:eastAsia="zh-CN"/>
-        </w:rPr>
-        <w:lastRenderedPageBreak/>
-        <w:t>评审和修正职责</w:t>
-      </w:r>
-      <w:r>
-        <w:rPr>
-          <w:vertAlign w:val="superscript"/>
-          <w:lang w:eastAsia="zh-CN"/>
-        </w:rPr>
-        <w:t>[</w:t>
-      </w:r>
-      <w:r>
-        <w:rPr>
-          <w:vertAlign w:val="superscript"/>
-        </w:rPr>
-        <w:fldChar w:fldCharType="begin"/>
-      </w:r>
-      <w:r>
-        <w:rPr>
-          <w:vertAlign w:val="superscript"/>
-          <w:lang w:eastAsia="zh-CN"/>
-        </w:rPr>
-        <w:instrText>REF ref_021 \h</w:instrText>
-      </w:r>
-      <w:r>
-        <w:rPr>
-          <w:vertAlign w:val="superscript"/>
-        </w:rPr>
-      </w:r>
-      <w:r>
-        <w:rPr>
-          <w:vertAlign w:val="superscript"/>
-        </w:rPr>
-        <w:fldChar w:fldCharType="separate"/>
-      </w:r>
-      <w:r>
-        <w:rPr>
-          <w:vertAlign w:val="superscript"/>
-          <w:lang w:eastAsia="zh-CN"/>
-        </w:rPr>
-        <w:t>21</w:t>
-      </w:r>
-      <w:r>
-        <w:rPr>
-          <w:vertAlign w:val="superscript"/>
-        </w:rPr>
-        <w:fldChar w:fldCharType="end"/>
-      </w:r>
-      <w:r>
-        <w:rPr>
-          <w:vertAlign w:val="superscript"/>
-          <w:lang w:eastAsia="zh-CN"/>
-        </w:rPr>
-        <w:t>]</w:t>
-      </w:r>
-      <w:r>
-        <w:rPr>
-          <w:lang w:eastAsia="zh-CN"/>
-        </w:rPr>
-        <w:t>。这些工作为本文拆分审计节点、保存中间状态和设计回环复核提供了参考。</w:t>
+          <w:rFonts w:eastAsia="宋体" w:ascii="Times New Roman" w:hAnsi="Times New Roman" w:cs="Times New Roman"/>
+          <w:sz w:val="24"/>
+        </w:rPr>
+        <w:t>近年来，随着深度学习的兴起，为降低人工消耗和训练代价，研究者们也开始将神经网络应用于自然语言处理领域，获得不少成果。在自然语言处理任务中，常用的深度学习模型包括卷积神经网络、循环神经网络、长短期记忆网络、 Word2Vec 模型和2018年出现的 BERT 模型等。</w:t>
       </w:r>
     </w:p>
     <w:p>
       <w:pPr>
-        <w:ind w:firstLine="480"/>
+        <w:keepNext w:val="0"/>
+        <w:keepLines w:val="0"/>
+        <w:spacing w:before="0" w:after="0" w:line="400" w:lineRule="exact"/>
+        <w:ind w:left="0" w:right="0" w:firstLine="480"/>
         <w:jc w:val="both"/>
-        <w:rPr>
-          <w:lang w:eastAsia="zh-CN"/>
-        </w:rPr>
       </w:pPr>
       <w:r>
         <w:rPr>
-          <w:lang w:eastAsia="zh-CN"/>
-        </w:rPr>
-        <w:t>国外研究中，</w:t>
-      </w:r>
-      <w:r>
-        <w:rPr>
-          <w:lang w:eastAsia="zh-CN"/>
-        </w:rPr>
-        <w:t>RAG</w:t>
-      </w:r>
-      <w:r>
-        <w:rPr>
-          <w:lang w:eastAsia="zh-CN"/>
-        </w:rPr>
-        <w:t>、</w:t>
-      </w:r>
-      <w:proofErr w:type="spellStart"/>
-      <w:r>
-        <w:rPr>
-          <w:lang w:eastAsia="zh-CN"/>
-        </w:rPr>
-        <w:t>ReAct</w:t>
-      </w:r>
-      <w:proofErr w:type="spellEnd"/>
-      <w:r>
-        <w:rPr>
-          <w:lang w:eastAsia="zh-CN"/>
-        </w:rPr>
-        <w:t xml:space="preserve"> </w:t>
-      </w:r>
-      <w:r>
-        <w:rPr>
-          <w:lang w:eastAsia="zh-CN"/>
-        </w:rPr>
-        <w:t>和多</w:t>
-      </w:r>
-      <w:r>
-        <w:rPr>
-          <w:lang w:eastAsia="zh-CN"/>
-        </w:rPr>
-        <w:t xml:space="preserve"> Agent </w:t>
-      </w:r>
-      <w:r>
-        <w:rPr>
-          <w:lang w:eastAsia="zh-CN"/>
-        </w:rPr>
-        <w:t>框架更多从通用自然语言处理和复杂任务求解角度提出方法。</w:t>
-      </w:r>
-      <w:r>
-        <w:rPr>
-          <w:lang w:eastAsia="zh-CN"/>
-        </w:rPr>
-        <w:t xml:space="preserve">Lewis </w:t>
-      </w:r>
-      <w:r>
-        <w:rPr>
-          <w:lang w:eastAsia="zh-CN"/>
-        </w:rPr>
-        <w:t>等的</w:t>
-      </w:r>
-      <w:r>
-        <w:rPr>
-          <w:lang w:eastAsia="zh-CN"/>
-        </w:rPr>
-        <w:t xml:space="preserve"> RAG </w:t>
-      </w:r>
-      <w:r>
-        <w:rPr>
-          <w:lang w:eastAsia="zh-CN"/>
-        </w:rPr>
-        <w:t>工作强调将参数化模型和可检索外部记忆结合，以提高知识密集型任务的事实性和可更新性</w:t>
-      </w:r>
-      <w:r>
-        <w:rPr>
-          <w:vertAlign w:val="superscript"/>
-          <w:lang w:eastAsia="zh-CN"/>
-        </w:rPr>
-        <w:t>[</w:t>
-      </w:r>
-      <w:r>
-        <w:rPr>
-          <w:vertAlign w:val="superscript"/>
-        </w:rPr>
-        <w:fldChar w:fldCharType="begin"/>
-      </w:r>
-      <w:r>
-        <w:rPr>
-          <w:vertAlign w:val="superscript"/>
-          <w:lang w:eastAsia="zh-CN"/>
-        </w:rPr>
-        <w:instrText>REF ref_019 \h</w:instrText>
-      </w:r>
-      <w:r>
-        <w:rPr>
-          <w:vertAlign w:val="superscript"/>
-        </w:rPr>
-      </w:r>
-      <w:r>
-        <w:rPr>
-          <w:vertAlign w:val="superscript"/>
-        </w:rPr>
-        <w:fldChar w:fldCharType="separate"/>
-      </w:r>
-      <w:r>
-        <w:rPr>
-          <w:vertAlign w:val="superscript"/>
-          <w:lang w:eastAsia="zh-CN"/>
-        </w:rPr>
-        <w:t>19</w:t>
-      </w:r>
-      <w:r>
-        <w:rPr>
-          <w:vertAlign w:val="superscript"/>
-        </w:rPr>
-        <w:fldChar w:fldCharType="end"/>
-      </w:r>
-      <w:r>
-        <w:rPr>
-          <w:vertAlign w:val="superscript"/>
-          <w:lang w:eastAsia="zh-CN"/>
-        </w:rPr>
-        <w:t>]</w:t>
-      </w:r>
-      <w:r>
-        <w:rPr>
-          <w:lang w:eastAsia="zh-CN"/>
-        </w:rPr>
-        <w:t>；</w:t>
-      </w:r>
-      <w:r>
-        <w:rPr>
-          <w:lang w:eastAsia="zh-CN"/>
-        </w:rPr>
-        <w:t xml:space="preserve">Yao </w:t>
-      </w:r>
-      <w:r>
-        <w:rPr>
-          <w:lang w:eastAsia="zh-CN"/>
-        </w:rPr>
-        <w:t>等提出的</w:t>
-      </w:r>
-      <w:r>
-        <w:rPr>
-          <w:lang w:eastAsia="zh-CN"/>
-        </w:rPr>
-        <w:t xml:space="preserve"> </w:t>
-      </w:r>
-      <w:proofErr w:type="spellStart"/>
-      <w:r>
-        <w:rPr>
-          <w:lang w:eastAsia="zh-CN"/>
-        </w:rPr>
-        <w:t>ReAct</w:t>
-      </w:r>
-      <w:proofErr w:type="spellEnd"/>
-      <w:r>
-        <w:rPr>
-          <w:lang w:eastAsia="zh-CN"/>
-        </w:rPr>
-        <w:t xml:space="preserve"> </w:t>
-      </w:r>
-      <w:r>
-        <w:rPr>
-          <w:lang w:eastAsia="zh-CN"/>
-        </w:rPr>
-        <w:t>将推理和行动交替组织，使模型能够利用外部工具或环境反馈修正任务过程</w:t>
-      </w:r>
-      <w:r>
-        <w:rPr>
-          <w:vertAlign w:val="superscript"/>
-          <w:lang w:eastAsia="zh-CN"/>
-        </w:rPr>
-        <w:t>[</w:t>
-      </w:r>
-      <w:r>
-        <w:rPr>
-          <w:vertAlign w:val="superscript"/>
-        </w:rPr>
-        <w:fldChar w:fldCharType="begin"/>
-      </w:r>
-      <w:r>
-        <w:rPr>
-          <w:vertAlign w:val="superscript"/>
-          <w:lang w:eastAsia="zh-CN"/>
-        </w:rPr>
-        <w:instrText>REF ref_020 \h</w:instrText>
-      </w:r>
-      <w:r>
-        <w:rPr>
-          <w:vertAlign w:val="superscript"/>
-        </w:rPr>
-      </w:r>
-      <w:r>
-        <w:rPr>
-          <w:vertAlign w:val="superscript"/>
-        </w:rPr>
-        <w:fldChar w:fldCharType="separate"/>
-      </w:r>
-      <w:r>
-        <w:rPr>
-          <w:vertAlign w:val="superscript"/>
-          <w:lang w:eastAsia="zh-CN"/>
-        </w:rPr>
-        <w:t>20</w:t>
-      </w:r>
-      <w:r>
-        <w:rPr>
-          <w:vertAlign w:val="superscript"/>
-        </w:rPr>
-        <w:fldChar w:fldCharType="end"/>
-      </w:r>
-      <w:r>
-        <w:rPr>
-          <w:vertAlign w:val="superscript"/>
-          <w:lang w:eastAsia="zh-CN"/>
-        </w:rPr>
-        <w:t>]</w:t>
-      </w:r>
-      <w:r>
-        <w:rPr>
-          <w:lang w:eastAsia="zh-CN"/>
-        </w:rPr>
-        <w:t>；</w:t>
-      </w:r>
-      <w:r>
-        <w:rPr>
-          <w:lang w:eastAsia="zh-CN"/>
-        </w:rPr>
-        <w:t xml:space="preserve">Wu </w:t>
-      </w:r>
-      <w:r>
-        <w:rPr>
-          <w:lang w:eastAsia="zh-CN"/>
-        </w:rPr>
-        <w:t>等提出的</w:t>
-      </w:r>
-      <w:r>
-        <w:rPr>
-          <w:lang w:eastAsia="zh-CN"/>
-        </w:rPr>
-        <w:t xml:space="preserve"> </w:t>
-      </w:r>
-      <w:proofErr w:type="spellStart"/>
-      <w:r>
-        <w:rPr>
-          <w:lang w:eastAsia="zh-CN"/>
-        </w:rPr>
-        <w:t>AutoGen</w:t>
-      </w:r>
-      <w:proofErr w:type="spellEnd"/>
-      <w:r>
-        <w:rPr>
-          <w:lang w:eastAsia="zh-CN"/>
-        </w:rPr>
-        <w:t xml:space="preserve"> </w:t>
-      </w:r>
-      <w:r>
-        <w:rPr>
-          <w:lang w:eastAsia="zh-CN"/>
-        </w:rPr>
-        <w:t>强调多个可配置</w:t>
-      </w:r>
-      <w:r>
-        <w:rPr>
-          <w:lang w:eastAsia="zh-CN"/>
-        </w:rPr>
-        <w:t xml:space="preserve"> Agent </w:t>
-      </w:r>
-      <w:r>
-        <w:rPr>
-          <w:lang w:eastAsia="zh-CN"/>
-        </w:rPr>
-        <w:t>之间的会话协同</w:t>
-      </w:r>
-      <w:r>
-        <w:rPr>
-          <w:vertAlign w:val="superscript"/>
-          <w:lang w:eastAsia="zh-CN"/>
-        </w:rPr>
-        <w:t>[</w:t>
-      </w:r>
-      <w:r>
-        <w:rPr>
-          <w:vertAlign w:val="superscript"/>
-        </w:rPr>
-        <w:fldChar w:fldCharType="begin"/>
-      </w:r>
-      <w:r>
-        <w:rPr>
-          <w:vertAlign w:val="superscript"/>
-          <w:lang w:eastAsia="zh-CN"/>
-        </w:rPr>
-        <w:instrText>REF ref_021 \h</w:instrText>
-      </w:r>
-      <w:r>
-        <w:rPr>
-          <w:vertAlign w:val="superscript"/>
-        </w:rPr>
-      </w:r>
-      <w:r>
-        <w:rPr>
-          <w:vertAlign w:val="superscript"/>
-        </w:rPr>
-        <w:fldChar w:fldCharType="separate"/>
-      </w:r>
-      <w:r>
-        <w:rPr>
-          <w:vertAlign w:val="superscript"/>
-          <w:lang w:eastAsia="zh-CN"/>
-        </w:rPr>
-        <w:t>21</w:t>
-      </w:r>
-      <w:r>
-        <w:rPr>
-          <w:vertAlign w:val="superscript"/>
-        </w:rPr>
-        <w:fldChar w:fldCharType="end"/>
-      </w:r>
-      <w:r>
-        <w:rPr>
-          <w:vertAlign w:val="superscript"/>
-          <w:lang w:eastAsia="zh-CN"/>
-        </w:rPr>
-        <w:t>]</w:t>
-      </w:r>
-      <w:r>
-        <w:rPr>
-          <w:lang w:eastAsia="zh-CN"/>
-        </w:rPr>
-        <w:t>。这些方法给本文的启示是：医疗资料审计不应把模型输出当作唯一结果，而应把检索、工具调用、证据绑定和审查节点纳入流程。</w:t>
+          <w:rFonts w:eastAsia="宋体" w:ascii="Times New Roman" w:hAnsi="Times New Roman" w:cs="Times New Roman"/>
+          <w:sz w:val="24"/>
+        </w:rPr>
+        <w:t>关系抽取(relation extraction, RE) 通常基于命名实体识别的结果之上，也是自然语言处理中一个重要的子任务，但是由于深度学习的发展，也有不少深度神经网络将命名实体识别和实体关系抽取看作一个完整的任务。理论上，关系抽取任务分为 2 步，首先判断一个实体对是否存在关系，若有关系，则进一步判断属于哪种关系。在实际模型设计中，通常把无关系当作一种特殊的关系，直接将关系抽取看作是多类别分类任务。关系抽取是医疗健康知识库建立维护的基础。在医学领域，不同实体间的关系有不同的定义标准，根据 I2B2 2010 评估会议, EMR中的实体关系可以分为3类，包括疾病之间的关系、疾病与医学检查的关系以及疾病与治疗之间的关系。在医学领域，常常采用基于共生、传统机器学习和深度学习方法来进行关系抽取。基于共生的方法是基于2个实体同时出现的频率越高关系越强这一假设的统计方法。最广泛使用的方法还是传统机器学习方法和深度学习方法，例如 Bhasuran等人采用有监督的机器学习方法，即使用深度集成支持向量机来训练，利用语法和语义属性的特征集并结合词嵌入，从 4个标准语料库中提取基因疾病关系。实验显示在 EUADR, GAD, CoMAGC, PolySearch四个语料库处理结果的 F-measure分别达到85.34%, 83.93%, 87.39%, 85.57%。同时，将机器学习与深度学习相结合，也可以提高电子病历中关系抽取性能。如张玉坤等人将 CNN, SVM, CRF三者结合，然后通过联合学习方式来对医疗文本进行关系抽取，取得了不错的效果。自注意力机制也是医疗关系抽取中常用的方法，宁尚明等人针对文本特征的每个通道都计算注意力权重，实现了电子病历实体关系的抽取，在 2010 i2b2和 SemEval2013DDI中 F1值分别达到69.72% 和72.32%。</w:t>
       </w:r>
     </w:p>
     <w:p>
       <w:pPr>
-        <w:ind w:firstLine="480"/>
+        <w:keepNext w:val="0"/>
+        <w:keepLines w:val="0"/>
+        <w:spacing w:before="0" w:after="0" w:line="400" w:lineRule="exact"/>
+        <w:ind w:left="0" w:right="0" w:firstLine="480"/>
         <w:jc w:val="both"/>
-        <w:rPr>
-          <w:lang w:eastAsia="zh-CN"/>
-        </w:rPr>
       </w:pPr>
       <w:r>
         <w:rPr>
-          <w:lang w:eastAsia="zh-CN"/>
-        </w:rPr>
-        <w:t>在医疗大模型方向，国内外研究均强调机遇与风险并存。国内文献从医疗服务、医学研究、医学教育、知识增强和基础模型体系等角度梳理了生成式大模型的应用空间，也反复指出准确性、可解释性、隐私保护、伦理和结果可控性等问题</w:t>
-      </w:r>
-      <w:r>
-        <w:rPr>
-          <w:vertAlign w:val="superscript"/>
-          <w:lang w:eastAsia="zh-CN"/>
-        </w:rPr>
-        <w:t>[</w:t>
-      </w:r>
-      <w:r>
-        <w:rPr>
-          <w:vertAlign w:val="superscript"/>
-        </w:rPr>
-        <w:fldChar w:fldCharType="begin"/>
-      </w:r>
-      <w:r>
-        <w:rPr>
-          <w:vertAlign w:val="superscript"/>
-          <w:lang w:eastAsia="zh-CN"/>
-        </w:rPr>
-        <w:instrText>REF ref_009 \h</w:instrText>
-      </w:r>
-      <w:r>
-        <w:rPr>
-          <w:vertAlign w:val="superscript"/>
-        </w:rPr>
-      </w:r>
-      <w:r>
-        <w:rPr>
-          <w:vertAlign w:val="superscript"/>
-        </w:rPr>
-        <w:fldChar w:fldCharType="separate"/>
-      </w:r>
-      <w:r>
-        <w:rPr>
-          <w:vertAlign w:val="superscript"/>
-          <w:lang w:eastAsia="zh-CN"/>
-        </w:rPr>
-        <w:t>9</w:t>
-      </w:r>
-      <w:r>
-        <w:rPr>
-          <w:vertAlign w:val="superscript"/>
-        </w:rPr>
-        <w:fldChar w:fldCharType="end"/>
-      </w:r>
-      <w:r>
-        <w:rPr>
-          <w:vertAlign w:val="superscript"/>
-          <w:lang w:eastAsia="zh-CN"/>
-        </w:rPr>
-        <w:t>-</w:t>
-      </w:r>
-      <w:r>
-        <w:rPr>
-          <w:vertAlign w:val="superscript"/>
-        </w:rPr>
-        <w:fldChar w:fldCharType="begin"/>
-      </w:r>
-      <w:r>
-        <w:rPr>
-          <w:vertAlign w:val="superscript"/>
-          <w:lang w:eastAsia="zh-CN"/>
-        </w:rPr>
-        <w:instrText>REF ref_013 \h</w:instrText>
-      </w:r>
-      <w:r>
-        <w:rPr>
-          <w:vertAlign w:val="superscript"/>
-        </w:rPr>
-      </w:r>
-      <w:r>
-        <w:rPr>
-          <w:vertAlign w:val="superscript"/>
-        </w:rPr>
-        <w:fldChar w:fldCharType="separate"/>
-      </w:r>
-      <w:r>
-        <w:rPr>
-          <w:vertAlign w:val="superscript"/>
-          <w:lang w:eastAsia="zh-CN"/>
-        </w:rPr>
-        <w:t>13</w:t>
-      </w:r>
-      <w:r>
-        <w:rPr>
-          <w:vertAlign w:val="superscript"/>
-        </w:rPr>
-        <w:fldChar w:fldCharType="end"/>
-      </w:r>
-      <w:r>
-        <w:rPr>
-          <w:vertAlign w:val="superscript"/>
-          <w:lang w:eastAsia="zh-CN"/>
-        </w:rPr>
-        <w:t>]</w:t>
-      </w:r>
-      <w:r>
-        <w:rPr>
-          <w:lang w:eastAsia="zh-CN"/>
-        </w:rPr>
-        <w:t>。</w:t>
-      </w:r>
-      <w:proofErr w:type="spellStart"/>
-      <w:r>
-        <w:rPr>
-          <w:lang w:eastAsia="zh-CN"/>
-        </w:rPr>
-        <w:t>Thirunavukarasu</w:t>
-      </w:r>
-      <w:proofErr w:type="spellEnd"/>
-      <w:r>
-        <w:rPr>
-          <w:lang w:eastAsia="zh-CN"/>
-        </w:rPr>
-        <w:t xml:space="preserve"> </w:t>
-      </w:r>
-      <w:r>
-        <w:rPr>
-          <w:lang w:eastAsia="zh-CN"/>
-        </w:rPr>
-        <w:t>等从国际视角讨论</w:t>
-      </w:r>
-      <w:r>
-        <w:rPr>
-          <w:lang w:eastAsia="zh-CN"/>
-        </w:rPr>
-        <w:t xml:space="preserve"> LLM </w:t>
-      </w:r>
-      <w:r>
-        <w:rPr>
-          <w:lang w:eastAsia="zh-CN"/>
-        </w:rPr>
-        <w:t>在医学中的潜力与风险</w:t>
-      </w:r>
-      <w:r>
-        <w:rPr>
-          <w:vertAlign w:val="superscript"/>
-          <w:lang w:eastAsia="zh-CN"/>
-        </w:rPr>
-        <w:t>[</w:t>
-      </w:r>
-      <w:r>
-        <w:rPr>
-          <w:vertAlign w:val="superscript"/>
-        </w:rPr>
-        <w:fldChar w:fldCharType="begin"/>
-      </w:r>
-      <w:r>
-        <w:rPr>
-          <w:vertAlign w:val="superscript"/>
-          <w:lang w:eastAsia="zh-CN"/>
-        </w:rPr>
-        <w:instrText>REF ref_023 \h</w:instrText>
-      </w:r>
-      <w:r>
-        <w:rPr>
-          <w:vertAlign w:val="superscript"/>
-        </w:rPr>
-      </w:r>
-      <w:r>
-        <w:rPr>
-          <w:vertAlign w:val="superscript"/>
-        </w:rPr>
-        <w:fldChar w:fldCharType="separate"/>
-      </w:r>
-      <w:r>
-        <w:rPr>
-          <w:vertAlign w:val="superscript"/>
-          <w:lang w:eastAsia="zh-CN"/>
-        </w:rPr>
-        <w:t>23</w:t>
-      </w:r>
-      <w:r>
-        <w:rPr>
-          <w:vertAlign w:val="superscript"/>
-        </w:rPr>
-        <w:fldChar w:fldCharType="end"/>
-      </w:r>
-      <w:r>
-        <w:rPr>
-          <w:vertAlign w:val="superscript"/>
-          <w:lang w:eastAsia="zh-CN"/>
-        </w:rPr>
-        <w:t>]</w:t>
-      </w:r>
-      <w:r>
-        <w:rPr>
-          <w:lang w:eastAsia="zh-CN"/>
-        </w:rPr>
-        <w:t>，</w:t>
-      </w:r>
-      <w:proofErr w:type="spellStart"/>
-      <w:r>
-        <w:rPr>
-          <w:lang w:eastAsia="zh-CN"/>
-        </w:rPr>
-        <w:t>Wornow</w:t>
-      </w:r>
-      <w:proofErr w:type="spellEnd"/>
-      <w:r>
-        <w:rPr>
-          <w:lang w:eastAsia="zh-CN"/>
-        </w:rPr>
-        <w:t xml:space="preserve"> </w:t>
-      </w:r>
-      <w:r>
-        <w:rPr>
-          <w:lang w:eastAsia="zh-CN"/>
-        </w:rPr>
-        <w:t>等则特别提醒</w:t>
-      </w:r>
-      <w:r>
-        <w:rPr>
-          <w:lang w:eastAsia="zh-CN"/>
-        </w:rPr>
-        <w:t xml:space="preserve"> EHR </w:t>
-      </w:r>
-      <w:r>
-        <w:rPr>
-          <w:lang w:eastAsia="zh-CN"/>
-        </w:rPr>
-        <w:t>数据的异质性、缺失性和编码差异会削弱模型在真实医疗系统中的可靠性</w:t>
-      </w:r>
-      <w:r>
-        <w:rPr>
-          <w:vertAlign w:val="superscript"/>
-          <w:lang w:eastAsia="zh-CN"/>
-        </w:rPr>
-        <w:t>[</w:t>
-      </w:r>
-      <w:r>
-        <w:rPr>
-          <w:vertAlign w:val="superscript"/>
-        </w:rPr>
-        <w:fldChar w:fldCharType="begin"/>
-      </w:r>
-      <w:r>
-        <w:rPr>
-          <w:vertAlign w:val="superscript"/>
-          <w:lang w:eastAsia="zh-CN"/>
-        </w:rPr>
-        <w:instrText>REF ref_024 \h</w:instrText>
-      </w:r>
-      <w:r>
-        <w:rPr>
-          <w:vertAlign w:val="superscript"/>
-        </w:rPr>
-      </w:r>
-      <w:r>
-        <w:rPr>
-          <w:vertAlign w:val="superscript"/>
-        </w:rPr>
-        <w:fldChar w:fldCharType="separate"/>
-      </w:r>
-      <w:r>
-        <w:rPr>
-          <w:vertAlign w:val="superscript"/>
-          <w:lang w:eastAsia="zh-CN"/>
-        </w:rPr>
-        <w:t>24</w:t>
-      </w:r>
-      <w:r>
-        <w:rPr>
-          <w:vertAlign w:val="superscript"/>
-        </w:rPr>
-        <w:fldChar w:fldCharType="end"/>
-      </w:r>
-      <w:r>
-        <w:rPr>
-          <w:vertAlign w:val="superscript"/>
-          <w:lang w:eastAsia="zh-CN"/>
-        </w:rPr>
-        <w:t>]</w:t>
-      </w:r>
-      <w:r>
-        <w:rPr>
-          <w:lang w:eastAsia="zh-CN"/>
-        </w:rPr>
-        <w:t>。这也是本文把系统定位为</w:t>
-      </w:r>
-      <w:r>
-        <w:rPr>
-          <w:lang w:eastAsia="zh-CN"/>
-        </w:rPr>
-        <w:t>“</w:t>
-      </w:r>
-      <w:r>
-        <w:rPr>
-          <w:lang w:eastAsia="zh-CN"/>
-        </w:rPr>
-        <w:t>审计辅助</w:t>
-      </w:r>
-      <w:r>
-        <w:rPr>
-          <w:lang w:eastAsia="zh-CN"/>
-        </w:rPr>
-        <w:t>”</w:t>
-      </w:r>
-      <w:r>
-        <w:rPr>
-          <w:lang w:eastAsia="zh-CN"/>
-        </w:rPr>
-        <w:t>而不是</w:t>
-      </w:r>
-      <w:r>
-        <w:rPr>
-          <w:lang w:eastAsia="zh-CN"/>
-        </w:rPr>
-        <w:t>“</w:t>
-      </w:r>
-      <w:r>
-        <w:rPr>
-          <w:lang w:eastAsia="zh-CN"/>
-        </w:rPr>
-        <w:t>诊断系统</w:t>
-      </w:r>
-      <w:r>
-        <w:rPr>
-          <w:lang w:eastAsia="zh-CN"/>
-        </w:rPr>
-        <w:t>”</w:t>
-      </w:r>
-      <w:r>
-        <w:rPr>
-          <w:lang w:eastAsia="zh-CN"/>
-        </w:rPr>
-        <w:t>的主要原因。</w:t>
+          <w:rFonts w:eastAsia="宋体" w:ascii="Times New Roman" w:hAnsi="Times New Roman" w:cs="Times New Roman"/>
+          <w:sz w:val="24"/>
+        </w:rPr>
+        <w:t>时序性是电子病历数据的一大特点，因为电子病历通常不仅包括患者当前的治疗状况和指标，还包括患者过去所经历的临床事件。为了自动构建这些事件之间的时间线，需要抽取临床记录中事件和时间的关系。自动检测并抽取患者记录中的时间和事件之间的关系能帮助医务人员了解疾病进展，如 Tian等人提出了一种基于深度学习的汉语电子病历时间信息提取框架。他们运用 LSTM-CRF 模型提取临床实体如疾病、治疗等以及时间等相关实体，之后用 CNN进行时序关系分类。</w:t>
       </w:r>
     </w:p>
     <w:p>
       <w:pPr>
-        <w:ind w:firstLine="480"/>
+        <w:keepNext w:val="0"/>
+        <w:keepLines w:val="0"/>
+        <w:spacing w:before="0" w:after="0" w:line="400" w:lineRule="exact"/>
+        <w:ind w:left="0" w:right="0" w:firstLine="480"/>
         <w:jc w:val="both"/>
-        <w:rPr>
-          <w:lang w:eastAsia="zh-CN"/>
-        </w:rPr>
       </w:pPr>
       <w:r>
         <w:rPr>
-          <w:lang w:eastAsia="zh-CN"/>
-        </w:rPr>
-        <w:t>在软件工程实现方向，</w:t>
-      </w:r>
-      <w:r>
-        <w:rPr>
-          <w:lang w:eastAsia="zh-CN"/>
-        </w:rPr>
-        <w:t xml:space="preserve">Web </w:t>
-      </w:r>
-      <w:r>
-        <w:rPr>
-          <w:lang w:eastAsia="zh-CN"/>
-        </w:rPr>
-        <w:t>系统需要稳定的数据模型、清晰的接口边界和可测试的服务层。软件工程和数据库教材为系统分层、接口边界、数据建模和事务处理提供了基础依据</w:t>
-      </w:r>
-      <w:r>
-        <w:rPr>
-          <w:vertAlign w:val="superscript"/>
-          <w:lang w:eastAsia="zh-CN"/>
-        </w:rPr>
-        <w:t>[</w:t>
-      </w:r>
-      <w:r>
-        <w:rPr>
-          <w:vertAlign w:val="superscript"/>
-        </w:rPr>
-        <w:fldChar w:fldCharType="begin"/>
-      </w:r>
-      <w:r>
-        <w:rPr>
-          <w:vertAlign w:val="superscript"/>
-          <w:lang w:eastAsia="zh-CN"/>
-        </w:rPr>
-        <w:instrText>REF ref_014 \h</w:instrText>
-      </w:r>
-      <w:r>
-        <w:rPr>
-          <w:vertAlign w:val="superscript"/>
-        </w:rPr>
-      </w:r>
-      <w:r>
-        <w:rPr>
-          <w:vertAlign w:val="superscript"/>
-        </w:rPr>
-        <w:fldChar w:fldCharType="separate"/>
-      </w:r>
-      <w:r>
-        <w:rPr>
-          <w:vertAlign w:val="superscript"/>
-          <w:lang w:eastAsia="zh-CN"/>
-        </w:rPr>
-        <w:t>14</w:t>
-      </w:r>
-      <w:r>
-        <w:rPr>
-          <w:vertAlign w:val="superscript"/>
-        </w:rPr>
-        <w:fldChar w:fldCharType="end"/>
-      </w:r>
-      <w:r>
-        <w:rPr>
-          <w:vertAlign w:val="superscript"/>
-          <w:lang w:eastAsia="zh-CN"/>
-        </w:rPr>
-        <w:t>-</w:t>
-      </w:r>
-      <w:r>
-        <w:rPr>
-          <w:vertAlign w:val="superscript"/>
-        </w:rPr>
-        <w:fldChar w:fldCharType="begin"/>
-      </w:r>
-      <w:r>
-        <w:rPr>
-          <w:vertAlign w:val="superscript"/>
-          <w:lang w:eastAsia="zh-CN"/>
-        </w:rPr>
-        <w:instrText>REF ref_015 \h</w:instrText>
-      </w:r>
-      <w:r>
-        <w:rPr>
-          <w:vertAlign w:val="superscript"/>
-        </w:rPr>
-      </w:r>
-      <w:r>
-        <w:rPr>
-          <w:vertAlign w:val="superscript"/>
-        </w:rPr>
-        <w:fldChar w:fldCharType="separate"/>
-      </w:r>
-      <w:r>
-        <w:rPr>
-          <w:vertAlign w:val="superscript"/>
-          <w:lang w:eastAsia="zh-CN"/>
-        </w:rPr>
-        <w:t>15</w:t>
-      </w:r>
-      <w:r>
-        <w:rPr>
-          <w:vertAlign w:val="superscript"/>
-        </w:rPr>
-        <w:fldChar w:fldCharType="end"/>
-      </w:r>
-      <w:r>
-        <w:rPr>
-          <w:vertAlign w:val="superscript"/>
-          <w:lang w:eastAsia="zh-CN"/>
-        </w:rPr>
-        <w:t>]</w:t>
-      </w:r>
-      <w:r>
-        <w:rPr>
-          <w:lang w:eastAsia="zh-CN"/>
-        </w:rPr>
-        <w:t>；自然语言处理、机器学习和深度学习教材为</w:t>
-      </w:r>
-      <w:r>
-        <w:rPr>
-          <w:lang w:eastAsia="zh-CN"/>
-        </w:rPr>
-        <w:t xml:space="preserve"> OCR </w:t>
-      </w:r>
-      <w:r>
-        <w:rPr>
-          <w:lang w:eastAsia="zh-CN"/>
-        </w:rPr>
-        <w:t>文本处理、指标抽取和语言模型能力边界提供了基本方法参考</w:t>
-      </w:r>
-      <w:r>
-        <w:rPr>
-          <w:vertAlign w:val="superscript"/>
-          <w:lang w:eastAsia="zh-CN"/>
-        </w:rPr>
-        <w:t>[</w:t>
-      </w:r>
-      <w:r>
-        <w:rPr>
-          <w:vertAlign w:val="superscript"/>
-        </w:rPr>
-        <w:fldChar w:fldCharType="begin"/>
-      </w:r>
-      <w:r>
-        <w:rPr>
-          <w:vertAlign w:val="superscript"/>
-          <w:lang w:eastAsia="zh-CN"/>
-        </w:rPr>
-        <w:instrText>REF ref_016 \h</w:instrText>
-      </w:r>
-      <w:r>
-        <w:rPr>
-          <w:vertAlign w:val="superscript"/>
-        </w:rPr>
-      </w:r>
-      <w:r>
-        <w:rPr>
-          <w:vertAlign w:val="superscript"/>
-        </w:rPr>
-        <w:fldChar w:fldCharType="separate"/>
-      </w:r>
-      <w:r>
-        <w:rPr>
-          <w:vertAlign w:val="superscript"/>
-          <w:lang w:eastAsia="zh-CN"/>
-        </w:rPr>
-        <w:t>16</w:t>
-      </w:r>
-      <w:r>
-        <w:rPr>
-          <w:vertAlign w:val="superscript"/>
-        </w:rPr>
-        <w:fldChar w:fldCharType="end"/>
-      </w:r>
-      <w:r>
-        <w:rPr>
-          <w:vertAlign w:val="superscript"/>
-          <w:lang w:eastAsia="zh-CN"/>
-        </w:rPr>
-        <w:t>-</w:t>
-      </w:r>
-      <w:r>
-        <w:rPr>
-          <w:vertAlign w:val="superscript"/>
-        </w:rPr>
-        <w:fldChar w:fldCharType="begin"/>
-      </w:r>
-      <w:r>
-        <w:rPr>
-          <w:vertAlign w:val="superscript"/>
-          <w:lang w:eastAsia="zh-CN"/>
-        </w:rPr>
-        <w:instrText>REF ref_018 \h</w:instrText>
-      </w:r>
-      <w:r>
-        <w:rPr>
-          <w:vertAlign w:val="superscript"/>
-        </w:rPr>
-      </w:r>
-      <w:r>
-        <w:rPr>
-          <w:vertAlign w:val="superscript"/>
-        </w:rPr>
-        <w:fldChar w:fldCharType="separate"/>
-      </w:r>
-      <w:r>
-        <w:rPr>
-          <w:vertAlign w:val="superscript"/>
-          <w:lang w:eastAsia="zh-CN"/>
-        </w:rPr>
-        <w:t>18</w:t>
-      </w:r>
-      <w:r>
-        <w:rPr>
-          <w:vertAlign w:val="superscript"/>
-        </w:rPr>
-        <w:fldChar w:fldCharType="end"/>
-      </w:r>
-      <w:r>
-        <w:rPr>
-          <w:vertAlign w:val="superscript"/>
-          <w:lang w:eastAsia="zh-CN"/>
-        </w:rPr>
-        <w:t>]</w:t>
-      </w:r>
-      <w:r>
-        <w:rPr>
-          <w:lang w:eastAsia="zh-CN"/>
-        </w:rPr>
-        <w:t>。本文系统在后端使用这些工程化原则构建资料处理和审计接口，在智能能力部分通过</w:t>
-      </w:r>
-      <w:r>
-        <w:rPr>
-          <w:lang w:eastAsia="zh-CN"/>
-        </w:rPr>
-        <w:t xml:space="preserve"> Provider </w:t>
-      </w:r>
-      <w:r>
-        <w:rPr>
-          <w:lang w:eastAsia="zh-CN"/>
-        </w:rPr>
-        <w:t>抽象将</w:t>
-      </w:r>
-      <w:r>
-        <w:rPr>
-          <w:lang w:eastAsia="zh-CN"/>
-        </w:rPr>
-        <w:t xml:space="preserve"> OCR</w:t>
-      </w:r>
-      <w:r>
-        <w:rPr>
-          <w:lang w:eastAsia="zh-CN"/>
-        </w:rPr>
-        <w:t>、标准化和</w:t>
-      </w:r>
-      <w:r>
-        <w:rPr>
-          <w:lang w:eastAsia="zh-CN"/>
-        </w:rPr>
-        <w:t xml:space="preserve"> LLM </w:t>
-      </w:r>
-      <w:r>
-        <w:rPr>
-          <w:lang w:eastAsia="zh-CN"/>
-        </w:rPr>
-        <w:t>调用从业务流程中隔离出来，从而降低替换外部服务时对业务代码的影响。</w:t>
+          <w:rFonts w:eastAsia="宋体" w:ascii="Times New Roman" w:hAnsi="Times New Roman" w:cs="Times New Roman"/>
+          <w:sz w:val="24"/>
+        </w:rPr>
+        <w:t>另外，从临床记录中提取药物相关实体与药物之间的关系，可以帮助患者避免药物引发的不利效果，比如药物的不良事件(adverse drug events, ADE) 中的实体关系能反映某些药物引起的副作用，以及副作用对患者产生的影响。电子病历是挖掘 ADE的丰富信息来源，学者们已经广泛应用 NLP 技术以使用关系抽取方法挖掘在电子病历数据中的 ADE相关信息。Christopoulou等人提出了一种集成学习方法，其运用神经网络模型中的 Bi-LSTM注意力机制和 Transformer神经网络来提取药物和药物相关实体之间的关系。</w:t>
       </w:r>
     </w:p>
     <w:p>
       <w:pPr>
-        <w:ind w:firstLine="480"/>
+        <w:keepNext w:val="0"/>
+        <w:keepLines w:val="0"/>
+        <w:spacing w:before="0" w:after="0" w:line="400" w:lineRule="exact"/>
+        <w:ind w:left="0" w:right="0" w:firstLine="480"/>
         <w:jc w:val="both"/>
-        <w:rPr>
-          <w:lang w:eastAsia="zh-CN"/>
-        </w:rPr>
       </w:pPr>
       <w:r>
         <w:rPr>
-          <w:lang w:eastAsia="zh-CN"/>
-        </w:rPr>
-        <w:t>与单纯聊天机器人或固定工作流不同，本文实现重点在于把医疗资料处理、结构化入库和多</w:t>
-      </w:r>
-      <w:r>
-        <w:rPr>
-          <w:lang w:eastAsia="zh-CN"/>
-        </w:rPr>
-        <w:t xml:space="preserve"> Agent </w:t>
-      </w:r>
-      <w:r>
-        <w:rPr>
-          <w:lang w:eastAsia="zh-CN"/>
-        </w:rPr>
-        <w:t>审计串成闭环。系统不仅要回答</w:t>
-      </w:r>
-      <w:r>
-        <w:rPr>
-          <w:lang w:eastAsia="zh-CN"/>
-        </w:rPr>
-        <w:t>“</w:t>
-      </w:r>
-      <w:r>
-        <w:rPr>
-          <w:lang w:eastAsia="zh-CN"/>
-        </w:rPr>
-        <w:t>生成了什么报告</w:t>
-      </w:r>
-      <w:r>
-        <w:rPr>
-          <w:lang w:eastAsia="zh-CN"/>
-        </w:rPr>
-        <w:t>”</w:t>
-      </w:r>
-      <w:r>
-        <w:rPr>
-          <w:lang w:eastAsia="zh-CN"/>
-        </w:rPr>
-        <w:t>，还要说明</w:t>
-      </w:r>
-      <w:r>
-        <w:rPr>
-          <w:lang w:eastAsia="zh-CN"/>
-        </w:rPr>
-        <w:t>“</w:t>
-      </w:r>
-      <w:r>
-        <w:rPr>
-          <w:lang w:eastAsia="zh-CN"/>
-        </w:rPr>
-        <w:t>报告从哪些文档来、经过哪些节点、每个节点输出什么、为什么可以结束或为什么需要回退</w:t>
-      </w:r>
-      <w:r>
-        <w:rPr>
-          <w:lang w:eastAsia="zh-CN"/>
-        </w:rPr>
-        <w:t>”</w:t>
-      </w:r>
-      <w:r>
-        <w:rPr>
-          <w:lang w:eastAsia="zh-CN"/>
-        </w:rPr>
-        <w:t>。这也是开题报告中</w:t>
-      </w:r>
-      <w:r>
-        <w:rPr>
-          <w:lang w:eastAsia="zh-CN"/>
-        </w:rPr>
-        <w:t>“</w:t>
-      </w:r>
-      <w:r>
-        <w:rPr>
-          <w:lang w:eastAsia="zh-CN"/>
-        </w:rPr>
-        <w:t>多</w:t>
-      </w:r>
-      <w:r>
-        <w:rPr>
-          <w:lang w:eastAsia="zh-CN"/>
-        </w:rPr>
-        <w:t xml:space="preserve"> Agent </w:t>
-      </w:r>
-      <w:r>
-        <w:rPr>
-          <w:lang w:eastAsia="zh-CN"/>
-        </w:rPr>
-        <w:t>协作、任务审计、来源可追溯和前端展示</w:t>
-      </w:r>
-      <w:r>
-        <w:rPr>
-          <w:lang w:eastAsia="zh-CN"/>
-        </w:rPr>
-        <w:t>”</w:t>
-      </w:r>
-      <w:r>
-        <w:rPr>
-          <w:lang w:eastAsia="zh-CN"/>
-        </w:rPr>
-        <w:t>的延续。后续章节将围绕数据模型、接口设计和</w:t>
-      </w:r>
-      <w:r>
-        <w:rPr>
-          <w:lang w:eastAsia="zh-CN"/>
-        </w:rPr>
-        <w:t xml:space="preserve"> </w:t>
-      </w:r>
+          <w:rFonts w:eastAsia="宋体" w:ascii="Times New Roman" w:hAnsi="Times New Roman" w:cs="Times New Roman"/>
+          <w:sz w:val="24"/>
+        </w:rPr>
+        <w:t>文本分类是文档级的自然语言处理任务，目标是给文档打上预定义的文档级标签。电子病历中的医学报告是一种具有丰富信息的资源，特别是主要用自然语言写的自由文本部分，这部分包括医生的临床推理信息及其思维过程，其能通过提供详细的病人情况来帮助解决不同的临床问题，而且它们通常不能被其他结构化数据所代替。文档分类有助于处理和提取这类数据，辅助后续的分类预测任务，并提高叙述性临床笔记的利用效率，因此文档分类成为临床预测分析的一个重要研究领域。</w:t>
+      </w:r>
+    </w:p>
+    <w:p>
+      <w:pPr>
+        <w:keepNext w:val="0"/>
+        <w:keepLines w:val="0"/>
+        <w:spacing w:before="0" w:after="0" w:line="400" w:lineRule="exact"/>
+        <w:ind w:left="0" w:right="0" w:firstLine="480"/>
+        <w:jc w:val="both"/>
+      </w:pPr>
+      <w:r>
+        <w:rPr>
+          <w:rFonts w:eastAsia="宋体" w:ascii="Times New Roman" w:hAnsi="Times New Roman" w:cs="Times New Roman"/>
+          <w:sz w:val="24"/>
+        </w:rPr>
+        <w:t>早期的文献中，自动分类研究需要利用手工实现且由专家制定规则的知识工程，这非常耗时耗力，且对人力资源有较高的要求。</w:t>
+      </w:r>
+    </w:p>
+    <w:p>
+      <w:pPr>
+        <w:keepNext w:val="0"/>
+        <w:keepLines w:val="0"/>
+        <w:spacing w:before="0" w:after="0" w:line="400" w:lineRule="exact"/>
+        <w:ind w:left="0" w:right="0" w:firstLine="480"/>
+        <w:jc w:val="both"/>
+      </w:pPr>
+      <w:r>
+        <w:rPr>
+          <w:rFonts w:eastAsia="宋体" w:ascii="Times New Roman" w:hAnsi="Times New Roman" w:cs="Times New Roman"/>
+          <w:sz w:val="24"/>
+        </w:rPr>
+        <w:t>最近，机器学习算法和自然语言处理技术已经被用来处理电子病历以支持临床决策，目前效果较好的文档分类方法之一是基于 Word2Vec的神经网络模型。深度神经网络可以通过算法本身学习复杂的数据特征，而不需要手工设计的特征提取规则。</w:t>
+      </w:r>
+    </w:p>
+    <w:p>
+      <w:pPr>
+        <w:keepNext w:val="0"/>
+        <w:keepLines w:val="0"/>
+        <w:spacing w:before="0" w:after="0" w:line="400" w:lineRule="exact"/>
+        <w:ind w:left="0" w:right="0" w:firstLine="480"/>
+        <w:jc w:val="both"/>
+      </w:pPr>
+      <w:r>
+        <w:rPr>
+          <w:rFonts w:eastAsia="宋体" w:ascii="Times New Roman" w:hAnsi="Times New Roman" w:cs="Times New Roman"/>
+          <w:sz w:val="24"/>
+        </w:rPr>
+        <w:t>深度学习在医疗文本分类中通常使用的方法是先利用网络将医疗文本以字为单位应映射到向量空间，然后再利用 SVM等模型对向量空间进行分类，例如 Hughes等人将基于单词分布式表示的 CNN应用于句子级的医学文本分类任务中，取得了很好的性能。</w:t>
+      </w:r>
+    </w:p>
+    <w:p>
+      <w:pPr>
+        <w:keepNext w:val="0"/>
+        <w:keepLines w:val="0"/>
+        <w:spacing w:before="0" w:after="0" w:line="400" w:lineRule="exact"/>
+        <w:ind w:left="0" w:right="0" w:firstLine="480"/>
+        <w:jc w:val="both"/>
+      </w:pPr>
+      <w:r>
+        <w:rPr>
+          <w:rFonts w:eastAsia="宋体" w:ascii="Times New Roman" w:hAnsi="Times New Roman" w:cs="Times New Roman"/>
+          <w:sz w:val="24"/>
+        </w:rPr>
+        <w:t>文本分类可以被用于分类临床记录，以此来辅助识别患者所患疾病，例如 Turner等人评估了多种传统分类器(包括神经网络、随机森林、朴素贝叶斯、支持向量机等) 在系统性红斑狼疮患者识别中的性能，其中具有统一医学语言系统(unified medical language system, UMLS) 概念唯一标识符 (CUIs) 的浅神经网络和同时具有 CUIs和词袋模型 (bag-of-words, BoW) 的随机森林表现最优。</w:t>
+      </w:r>
+    </w:p>
+    <w:p>
+      <w:pPr>
+        <w:keepNext w:val="0"/>
+        <w:keepLines w:val="0"/>
+        <w:spacing w:before="0" w:after="0" w:line="400" w:lineRule="exact"/>
+        <w:ind w:left="0" w:right="0" w:firstLine="480"/>
+        <w:jc w:val="both"/>
+      </w:pPr>
+      <w:r>
+        <w:rPr>
+          <w:rFonts w:eastAsia="宋体" w:ascii="Times New Roman" w:hAnsi="Times New Roman" w:cs="Times New Roman"/>
+          <w:sz w:val="24"/>
+        </w:rPr>
+        <w:t>Topaz等人针对从临床记录中识别糖尿病患者这一任务建立了一个基于 NLP 的分类系统 Nimble-Miner,运用了包括 SVM, RNN等多种机器学习方法。Doing-Harris等人使用聚类算法，基于词汇和词性的数据表征，通过无监督学习区分不同文档类型和信息来源，并取得了良好的性能。Kocbek等人使用基于 bag-of-phrases的 SVM检测各种疾病类别，对潜在疾病的人入院进行分类。</w:t>
+      </w:r>
+    </w:p>
+    <w:p>
+      <w:pPr>
+        <w:keepNext w:val="0"/>
+        <w:keepLines w:val="0"/>
+        <w:spacing w:before="0" w:after="0" w:line="400" w:lineRule="exact"/>
+        <w:ind w:left="0" w:right="0" w:firstLine="480"/>
+        <w:jc w:val="both"/>
+      </w:pPr>
+      <w:r>
+        <w:rPr>
+          <w:rFonts w:eastAsia="宋体" w:ascii="Times New Roman" w:hAnsi="Times New Roman" w:cs="Times New Roman"/>
+          <w:sz w:val="24"/>
+        </w:rPr>
+        <w:t>也有学者从临床记录中的句嵌入方法入手临床文本分类问题，与词嵌入相似，句嵌入是一种高维向量，它可以表示单词序列的特征。句子嵌入的使用通常是考虑到在训练数据较少的情况下，依赖许多词向量的 RNN捕获诊断信息来分类文档比较困难，而少量的句子向量就可以获得丰富的语义信息。如 Ormerod等人通过 LSTM构建电子病历分类模型，并同时显示文档中哪些句子对患者的病情诊断最有帮助。</w:t>
+      </w:r>
+    </w:p>
+    <w:p>
+      <w:pPr>
+        <w:keepNext w:val="0"/>
+        <w:keepLines w:val="0"/>
+        <w:spacing w:before="0" w:after="0" w:line="400" w:lineRule="exact"/>
+        <w:ind w:left="0" w:right="0" w:firstLine="480"/>
+        <w:jc w:val="both"/>
+      </w:pPr>
+      <w:r>
+        <w:rPr>
+          <w:rFonts w:eastAsia="宋体" w:ascii="Times New Roman" w:hAnsi="Times New Roman" w:cs="Times New Roman"/>
+          <w:sz w:val="24"/>
+        </w:rPr>
+        <w:t>另外，中文病历的文本分类与英文电子病历的文本分类有所不同，因为中文语言有其特殊性：断句方式不同、需要新的分词工具等，且中文电子病历既有短文本又有长文本，因为在借鉴国外优秀成果时需要结合中文特点作出调整。杜宝琛在设计基于电子病历的辅助治诊断系统时同时考虑长短文本，采用了双通道下不同神经网络同时学习。吕愿愿等人在对电子病历进行自然语言处理后，利用 TF-IDF和潜在语义分析(latent semantic analysis, LSA) 方法提取特征，在挖掘出依存关系后对病历短文本进行分类。</w:t>
+      </w:r>
+    </w:p>
+    <w:p>
+      <w:pPr>
+        <w:keepNext w:val="0"/>
+        <w:keepLines w:val="0"/>
+        <w:spacing w:before="0" w:after="0" w:line="400" w:lineRule="exact"/>
+        <w:ind w:left="0" w:right="0" w:firstLine="480"/>
+        <w:jc w:val="both"/>
+      </w:pPr>
+      <w:r>
+        <w:rPr>
+          <w:rFonts w:eastAsia="宋体" w:ascii="Times New Roman" w:hAnsi="Times New Roman" w:cs="Times New Roman"/>
+          <w:sz w:val="24"/>
+        </w:rPr>
+        <w:t>问答系统(question answering system, QA) 是自然语言处理中的传统任务，相比于日常的机器问答，由于在医学领域有更多的专业名词，实现问答则更为困难，传统的问答系统通常需要特征工程、语言工具或外部资源的帮助。通常是使用语言模型提取语义特征，利用决策树等模型来识别问题的答案。</w:t>
+      </w:r>
+    </w:p>
+    <w:p>
+      <w:pPr>
+        <w:keepNext w:val="0"/>
+        <w:keepLines w:val="0"/>
+        <w:spacing w:before="0" w:after="0" w:line="400" w:lineRule="exact"/>
+        <w:ind w:left="0" w:right="0" w:firstLine="480"/>
+        <w:jc w:val="both"/>
+      </w:pPr>
+      <w:r>
+        <w:rPr>
+          <w:rFonts w:eastAsia="宋体" w:ascii="Times New Roman" w:hAnsi="Times New Roman" w:cs="Times New Roman"/>
+          <w:sz w:val="24"/>
+        </w:rPr>
+        <w:t>尽管这些方法具有一定的有效性，但它们需要额外的资源和特征工程并使用语言工具，模型的复杂性较高。</w:t>
+      </w:r>
+    </w:p>
+    <w:p>
+      <w:pPr>
+        <w:keepNext w:val="0"/>
+        <w:keepLines w:val="0"/>
+        <w:spacing w:before="0" w:after="0" w:line="400" w:lineRule="exact"/>
+        <w:ind w:left="0" w:right="0" w:firstLine="480"/>
+        <w:jc w:val="both"/>
+      </w:pPr>
+      <w:r>
+        <w:rPr>
+          <w:rFonts w:eastAsia="宋体" w:ascii="Times New Roman" w:hAnsi="Times New Roman" w:cs="Times New Roman"/>
+          <w:sz w:val="24"/>
+        </w:rPr>
+        <w:t>目前，问答研究主要集中在利用深度学习技术自动提取句子特征，且多在通用数据集上进行测试。例如 Wang等人使用 LSTM框架将答案选择任务转化为分类和排序问题。Xiong等人使用动态协作注意网络将斯坦福问答数据集上的 F1值增加到80.4%。此外, Tan等人提出了一个基于注意力机制的 RNN模型，将问题注意引入到答案表征中，建立了基于 BiLSTM模型的匹配问答对，并利用余弦相似度计算了它们的接近度。Dong等人提出了一种改进的多列卷积神经网络，从响应路径、上下文和答案类型3个方面学习问题和答案的分布式表示。Santos等人提出了一种基于特征加权的双向注意力机制，通过特征工程、注意机制等提高问答匹配的准确性。</w:t>
+      </w:r>
+    </w:p>
+    <w:p>
+      <w:pPr>
+        <w:keepNext w:val="0"/>
+        <w:keepLines w:val="0"/>
+        <w:spacing w:before="0" w:after="0" w:line="400" w:lineRule="exact"/>
+        <w:ind w:firstLine="480" w:left="0" w:right="0"/>
+        <w:jc w:val="both"/>
+        <w:rPr>
+          <w:lang w:eastAsia="zh-CN"/>
+        </w:rPr>
+      </w:pPr>
+      <w:r>
+        <w:rPr>
+          <w:rFonts w:eastAsia="宋体" w:ascii="Times New Roman" w:hAnsi="Times New Roman" w:cs="Times New Roman"/>
+          <w:sz w:val="24"/>
+        </w:rPr>
+        <w:t>国内电子病历文本挖掘研究较早关注非结构化病历文本如何转化为可计算知识。吴宗友等将电子病历文本挖掘任务概括为数据清洗、数据集成、命名实体识别、关系抽取、信息检索和临床问答等环节</w:t>
+      </w:r>
+      <w:r>
+        <w:rPr>
+          <w:rFonts w:eastAsia="Times New Roman" w:ascii="Times New Roman" w:hAnsi="Times New Roman" w:cs="Times New Roman"/>
+          <w:sz w:val="21"/>
+          <w:vertAlign w:val="superscript"/>
+        </w:rPr>
+        <w:t>[4]</w:t>
+      </w:r>
+      <w:r>
+        <w:rPr>
+          <w:rFonts w:eastAsia="宋体" w:ascii="Times New Roman" w:hAnsi="Times New Roman" w:cs="Times New Roman"/>
+          <w:sz w:val="24"/>
+        </w:rPr>
+        <w:t>。杜晋华等进一步围绕中文电子病历命名实体识别总结疾病、症状、检查、药物和身体部位等实体类型，并指出中文病历文本存在术语密集、表达不规范、标注语料不足等问题</w:t>
+      </w:r>
+      <w:r>
+        <w:rPr>
+          <w:rFonts w:eastAsia="Times New Roman" w:ascii="Times New Roman" w:hAnsi="Times New Roman" w:cs="Times New Roman"/>
+          <w:sz w:val="21"/>
+          <w:vertAlign w:val="superscript"/>
+        </w:rPr>
+        <w:t>[5]</w:t>
+      </w:r>
+      <w:r>
+        <w:rPr>
+          <w:rFonts w:eastAsia="宋体" w:ascii="Times New Roman" w:hAnsi="Times New Roman" w:cs="Times New Roman"/>
+          <w:sz w:val="24"/>
+        </w:rPr>
+        <w:t>。这些研究说明，医疗文本处理需要先处理文本质量和结构化问题，不能直接跳到报告生成。</w:t>
+      </w:r>
+    </w:p>
+    <w:p>
+      <w:pPr>
+        <w:keepNext w:val="0"/>
+        <w:keepLines w:val="0"/>
+        <w:spacing w:before="0" w:after="0" w:line="400" w:lineRule="exact"/>
+        <w:ind w:firstLine="480" w:left="0" w:right="0"/>
+        <w:jc w:val="both"/>
+        <w:rPr>
+          <w:lang w:eastAsia="zh-CN"/>
+        </w:rPr>
+      </w:pPr>
+      <w:r>
+        <w:rPr>
+          <w:rFonts w:eastAsia="宋体" w:ascii="Times New Roman" w:hAnsi="Times New Roman" w:cs="Times New Roman"/>
+          <w:sz w:val="24"/>
+        </w:rPr>
+        <w:t>在具体模型方法方面，韩普等提出融合外部语义特征、深度学习模型和 CRF 输出的中文电子病历实体识别方法</w:t>
+      </w:r>
+      <w:r>
+        <w:rPr>
+          <w:rFonts w:eastAsia="Times New Roman" w:ascii="Times New Roman" w:hAnsi="Times New Roman" w:cs="Times New Roman"/>
+          <w:sz w:val="21"/>
+          <w:vertAlign w:val="superscript"/>
+        </w:rPr>
+        <w:t>[6]</w:t>
+      </w:r>
+      <w:r>
+        <w:rPr>
+          <w:rFonts w:eastAsia="宋体" w:ascii="Times New Roman" w:hAnsi="Times New Roman" w:cs="Times New Roman"/>
+          <w:sz w:val="24"/>
+        </w:rPr>
+        <w:t>，崔少国等则从汉字图像、五笔编码、医学词典和 Lattice 结构等角度补充语义与边界信息</w:t>
+      </w:r>
+      <w:r>
+        <w:rPr>
+          <w:rFonts w:eastAsia="Times New Roman" w:ascii="Times New Roman" w:hAnsi="Times New Roman" w:cs="Times New Roman"/>
+          <w:sz w:val="21"/>
+          <w:vertAlign w:val="superscript"/>
+        </w:rPr>
+        <w:t>[7]</w:t>
+      </w:r>
+      <w:r>
+        <w:rPr>
+          <w:rFonts w:eastAsia="宋体" w:ascii="Times New Roman" w:hAnsi="Times New Roman" w:cs="Times New Roman"/>
+          <w:sz w:val="24"/>
+        </w:rPr>
+        <w:t>。这些工作重点提升实体识别精度，而本文重点不在训练新的 NER 模型，而是在工程系统中保留原文、版本、指标和证据关系。二者并不冲突：专门模型可以作为未来 Provider 或标准化组件接入，本文当前实现先解决数据链路和审计可追溯问题。</w:t>
+      </w:r>
+    </w:p>
+    <w:p>
+      <w:pPr>
+        <w:keepNext w:val="0"/>
+        <w:keepLines w:val="0"/>
+        <w:spacing w:before="0" w:after="0" w:line="400" w:lineRule="exact"/>
+        <w:ind w:firstLine="480" w:left="0" w:right="0"/>
+        <w:jc w:val="both"/>
+        <w:rPr>
+          <w:lang w:eastAsia="zh-CN"/>
+        </w:rPr>
+      </w:pPr>
       <w:proofErr w:type="spellStart"/>
-      <w:r>
-        <w:rPr>
-          <w:lang w:eastAsia="zh-CN"/>
-        </w:rPr>
-        <w:t>LangGraph</w:t>
-      </w:r>
       <w:proofErr w:type="spellEnd"/>
-      <w:r>
-        <w:rPr>
-          <w:lang w:eastAsia="zh-CN"/>
-        </w:rPr>
-        <w:t xml:space="preserve"> </w:t>
-      </w:r>
-      <w:r>
-        <w:rPr>
-          <w:lang w:eastAsia="zh-CN"/>
-        </w:rPr>
-        <w:t>状态机实现展开。</w:t>
+      <w:proofErr w:type="spellStart"/>
+      <w:proofErr w:type="spellEnd"/>
+      <w:proofErr w:type="spellStart"/>
+      <w:proofErr w:type="spellEnd"/>
+      <w:r>
+        <w:rPr>
+          <w:rFonts w:eastAsia="宋体" w:ascii="Times New Roman" w:hAnsi="Times New Roman" w:cs="Times New Roman"/>
+          <w:sz w:val="24"/>
+        </w:rPr>
+        <w:t>真实世界数据治理研究对本文也有直接启发。盖彦蓉等指出，真实世界中文电子病历的数据质量、术语差异、数据稀疏和治理流程会影响知识抽取效果</w:t>
+      </w:r>
+      <w:r>
+        <w:rPr>
+          <w:rFonts w:eastAsia="Times New Roman" w:ascii="Times New Roman" w:hAnsi="Times New Roman" w:cs="Times New Roman"/>
+          <w:sz w:val="21"/>
+          <w:vertAlign w:val="superscript"/>
+        </w:rPr>
+        <w:t>[8]</w:t>
+      </w:r>
+      <w:r>
+        <w:rPr>
+          <w:rFonts w:eastAsia="宋体" w:ascii="Times New Roman" w:hAnsi="Times New Roman" w:cs="Times New Roman"/>
+          <w:sz w:val="24"/>
+        </w:rPr>
+        <w:t>。本文面对的个人体检报告、化验单和病历摘要同样存在模板差异、单位差异和叙事表述差异。因此，系统设计中将 OCR 原文、normalized_payload、document_versions、measurements 和 audit_report_events 分开保存，使后续即使标准化规则或模型发生变化，也能回到当时的数据版本解释报告结果。</w:t>
+      </w:r>
+    </w:p>
+    <w:p>
+      <w:pPr>
+        <w:keepNext w:val="0"/>
+        <w:keepLines w:val="0"/>
+        <w:spacing w:before="0" w:after="0" w:line="400" w:lineRule="exact"/>
+        <w:ind w:firstLine="480" w:left="0" w:right="0"/>
+        <w:jc w:val="both"/>
+        <w:rPr>
+          <w:lang w:eastAsia="zh-CN"/>
+        </w:rPr>
+      </w:pPr>
+      <w:proofErr w:type="spellStart"/>
+      <w:proofErr w:type="spellEnd"/>
+      <w:proofErr w:type="spellStart"/>
+      <w:proofErr w:type="spellEnd"/>
+      <w:r>
+        <w:rPr>
+          <w:rFonts w:eastAsia="宋体" w:ascii="Times New Roman" w:hAnsi="Times New Roman" w:cs="Times New Roman"/>
+          <w:sz w:val="24"/>
+        </w:rPr>
+        <w:t>在工程架构方向，检索增强生成、推理与工具调用结合、多 Agent 协作成为提升生成式系统可控性的常用方式。RAG 通过外部知识或业务数据补充模型上下文，降低脱离事实回答的概率</w:t>
+      </w:r>
+      <w:r>
+        <w:rPr>
+          <w:rFonts w:eastAsia="Times New Roman" w:ascii="Times New Roman" w:hAnsi="Times New Roman" w:cs="Times New Roman"/>
+          <w:sz w:val="21"/>
+          <w:vertAlign w:val="superscript"/>
+        </w:rPr>
+        <w:t>[19]</w:t>
+      </w:r>
+      <w:r>
+        <w:rPr>
+          <w:rFonts w:eastAsia="宋体" w:ascii="Times New Roman" w:hAnsi="Times New Roman" w:cs="Times New Roman"/>
+          <w:sz w:val="24"/>
+        </w:rPr>
+        <w:t>；ReAct 将推理轨迹和行动调用交替组织，使系统能够根据环境反馈调整任务计划</w:t>
+      </w:r>
+      <w:r>
+        <w:rPr>
+          <w:rFonts w:eastAsia="Times New Roman" w:ascii="Times New Roman" w:hAnsi="Times New Roman" w:cs="Times New Roman"/>
+          <w:sz w:val="21"/>
+          <w:vertAlign w:val="superscript"/>
+        </w:rPr>
+        <w:t>[20]</w:t>
+      </w:r>
+      <w:r>
+        <w:rPr>
+          <w:rFonts w:eastAsia="宋体" w:ascii="Times New Roman" w:hAnsi="Times New Roman" w:cs="Times New Roman"/>
+          <w:sz w:val="24"/>
+        </w:rPr>
+        <w:t>；AutoGen 等多 Agent 框架则强调用不同角色承担拆解、执行、评审和修正职责</w:t>
+      </w:r>
+      <w:r>
+        <w:rPr>
+          <w:rFonts w:eastAsia="Times New Roman" w:ascii="Times New Roman" w:hAnsi="Times New Roman" w:cs="Times New Roman"/>
+          <w:sz w:val="21"/>
+          <w:vertAlign w:val="superscript"/>
+        </w:rPr>
+        <w:t>[21]</w:t>
+      </w:r>
+      <w:r>
+        <w:rPr>
+          <w:rFonts w:eastAsia="宋体" w:ascii="Times New Roman" w:hAnsi="Times New Roman" w:cs="Times New Roman"/>
+          <w:sz w:val="24"/>
+        </w:rPr>
+        <w:t>。这些工作为本文拆分审计节点、保存中间状态和设计回环复核提供了参考。</w:t>
+      </w:r>
+    </w:p>
+    <w:p>
+      <w:pPr>
+        <w:keepNext w:val="0"/>
+        <w:keepLines w:val="0"/>
+        <w:spacing w:before="0" w:after="0" w:line="400" w:lineRule="exact"/>
+        <w:ind w:firstLine="480" w:left="0" w:right="0"/>
+        <w:jc w:val="both"/>
+        <w:rPr>
+          <w:lang w:eastAsia="zh-CN"/>
+        </w:rPr>
+      </w:pPr>
+      <w:proofErr w:type="spellStart"/>
+      <w:proofErr w:type="spellEnd"/>
+      <w:proofErr w:type="spellStart"/>
+      <w:proofErr w:type="spellEnd"/>
+      <w:proofErr w:type="spellStart"/>
+      <w:proofErr w:type="spellEnd"/>
+      <w:r>
+        <w:rPr>
+          <w:rFonts w:eastAsia="宋体" w:ascii="Times New Roman" w:hAnsi="Times New Roman" w:cs="Times New Roman"/>
+          <w:sz w:val="24"/>
+        </w:rPr>
+        <w:t>国外研究中，RAG、ReAct 和多 Agent 框架更多从通用自然语言处理和复杂任务求解角度提出方法。Lewis 等的 RAG 工作强调将参数化模型和可检索外部记忆结合，以提高知识密集型任务的事实性和可更新性</w:t>
+      </w:r>
+      <w:r>
+        <w:rPr>
+          <w:rFonts w:eastAsia="Times New Roman" w:ascii="Times New Roman" w:hAnsi="Times New Roman" w:cs="Times New Roman"/>
+          <w:sz w:val="21"/>
+          <w:vertAlign w:val="superscript"/>
+        </w:rPr>
+        <w:t>[19]</w:t>
+      </w:r>
+      <w:r>
+        <w:rPr>
+          <w:rFonts w:eastAsia="宋体" w:ascii="Times New Roman" w:hAnsi="Times New Roman" w:cs="Times New Roman"/>
+          <w:sz w:val="24"/>
+        </w:rPr>
+        <w:t>；Yao 等提出的 ReAct 将推理和行动交替组织，使模型能够利用外部工具或环境反馈修正任务过程</w:t>
+      </w:r>
+      <w:r>
+        <w:rPr>
+          <w:rFonts w:eastAsia="Times New Roman" w:ascii="Times New Roman" w:hAnsi="Times New Roman" w:cs="Times New Roman"/>
+          <w:sz w:val="21"/>
+          <w:vertAlign w:val="superscript"/>
+        </w:rPr>
+        <w:t>[20]</w:t>
+      </w:r>
+      <w:r>
+        <w:rPr>
+          <w:rFonts w:eastAsia="宋体" w:ascii="Times New Roman" w:hAnsi="Times New Roman" w:cs="Times New Roman"/>
+          <w:sz w:val="24"/>
+        </w:rPr>
+        <w:t>；Wu 等提出的 AutoGen 强调多个可配置 Agent 之间的会话协同</w:t>
+      </w:r>
+      <w:r>
+        <w:rPr>
+          <w:rFonts w:eastAsia="Times New Roman" w:ascii="Times New Roman" w:hAnsi="Times New Roman" w:cs="Times New Roman"/>
+          <w:sz w:val="21"/>
+          <w:vertAlign w:val="superscript"/>
+        </w:rPr>
+        <w:t>[21]</w:t>
+      </w:r>
+      <w:r>
+        <w:rPr>
+          <w:rFonts w:eastAsia="宋体" w:ascii="Times New Roman" w:hAnsi="Times New Roman" w:cs="Times New Roman"/>
+          <w:sz w:val="24"/>
+        </w:rPr>
+        <w:t>。这些方法给本文的启示是：医疗资料审计不应把模型输出当作唯一结果，而应把检索、工具调用、证据绑定和审查节点纳入流程。</w:t>
+      </w:r>
+    </w:p>
+    <w:p>
+      <w:pPr>
+        <w:keepNext w:val="0"/>
+        <w:keepLines w:val="0"/>
+        <w:spacing w:before="0" w:after="0" w:line="400" w:lineRule="exact"/>
+        <w:ind w:firstLine="480" w:left="0" w:right="0"/>
+        <w:jc w:val="both"/>
+        <w:rPr>
+          <w:lang w:eastAsia="zh-CN"/>
+        </w:rPr>
+      </w:pPr>
+      <w:proofErr w:type="spellStart"/>
+      <w:proofErr w:type="spellEnd"/>
+      <w:proofErr w:type="spellStart"/>
+      <w:proofErr w:type="spellEnd"/>
+      <w:r>
+        <w:rPr>
+          <w:rFonts w:eastAsia="宋体" w:ascii="Times New Roman" w:hAnsi="Times New Roman" w:cs="Times New Roman"/>
+          <w:sz w:val="24"/>
+        </w:rPr>
+        <w:t>在医疗大模型方向，国内外研究均强调机遇与风险并存。国内文献从医疗服务、医学研究、医学教育、知识增强和基础模型体系等角度梳理了生成式大模型的应用空间，也反复指出准确性、可解释性、隐私保护、伦理和结果可控性等问题</w:t>
+      </w:r>
+      <w:r>
+        <w:rPr>
+          <w:rFonts w:eastAsia="Times New Roman" w:ascii="Times New Roman" w:hAnsi="Times New Roman" w:cs="Times New Roman"/>
+          <w:sz w:val="21"/>
+          <w:vertAlign w:val="superscript"/>
+        </w:rPr>
+        <w:t>[9-13]</w:t>
+      </w:r>
+      <w:r>
+        <w:rPr>
+          <w:rFonts w:eastAsia="宋体" w:ascii="Times New Roman" w:hAnsi="Times New Roman" w:cs="Times New Roman"/>
+          <w:sz w:val="24"/>
+        </w:rPr>
+        <w:t>。Thirunavukarasu 等从国际视角讨论 LLM 在医学中的潜力与风险</w:t>
+      </w:r>
+      <w:r>
+        <w:rPr>
+          <w:rFonts w:eastAsia="Times New Roman" w:ascii="Times New Roman" w:hAnsi="Times New Roman" w:cs="Times New Roman"/>
+          <w:sz w:val="21"/>
+          <w:vertAlign w:val="superscript"/>
+        </w:rPr>
+        <w:t>[23]</w:t>
+      </w:r>
+      <w:r>
+        <w:rPr>
+          <w:rFonts w:eastAsia="宋体" w:ascii="Times New Roman" w:hAnsi="Times New Roman" w:cs="Times New Roman"/>
+          <w:sz w:val="24"/>
+        </w:rPr>
+        <w:t>，Wornow 等则特别提醒 EHR 数据的异质性、缺失性和编码差异会削弱模型在真实医疗系统中的可靠性</w:t>
+      </w:r>
+      <w:r>
+        <w:rPr>
+          <w:rFonts w:eastAsia="Times New Roman" w:ascii="Times New Roman" w:hAnsi="Times New Roman" w:cs="Times New Roman"/>
+          <w:sz w:val="21"/>
+          <w:vertAlign w:val="superscript"/>
+        </w:rPr>
+        <w:t>[24]</w:t>
+      </w:r>
+      <w:r>
+        <w:rPr>
+          <w:rFonts w:eastAsia="宋体" w:ascii="Times New Roman" w:hAnsi="Times New Roman" w:cs="Times New Roman"/>
+          <w:sz w:val="24"/>
+        </w:rPr>
+        <w:t>。这也是本文把系统定位为“审计辅助”而不是“诊断系统”的主要原因。</w:t>
+      </w:r>
+    </w:p>
+    <w:p>
+      <w:pPr>
+        <w:keepNext w:val="0"/>
+        <w:keepLines w:val="0"/>
+        <w:spacing w:before="0" w:after="0" w:line="400" w:lineRule="exact"/>
+        <w:ind w:firstLine="480" w:left="0" w:right="0"/>
+        <w:jc w:val="both"/>
+        <w:rPr>
+          <w:lang w:eastAsia="zh-CN"/>
+        </w:rPr>
+      </w:pPr>
+      <w:r>
+        <w:rPr>
+          <w:rFonts w:eastAsia="宋体" w:ascii="Times New Roman" w:hAnsi="Times New Roman" w:cs="Times New Roman"/>
+          <w:sz w:val="24"/>
+        </w:rPr>
+        <w:t>在软件工程实现方向，Web 系统需要稳定的数据模型、清晰的接口边界和可测试的服务层。软件工程和数据库教材为系统分层、接口边界、数据建模和事务处理提供了基础依据</w:t>
+      </w:r>
+      <w:r>
+        <w:rPr>
+          <w:rFonts w:eastAsia="Times New Roman" w:ascii="Times New Roman" w:hAnsi="Times New Roman" w:cs="Times New Roman"/>
+          <w:sz w:val="21"/>
+          <w:vertAlign w:val="superscript"/>
+        </w:rPr>
+        <w:t>[14-15]</w:t>
+      </w:r>
+      <w:r>
+        <w:rPr>
+          <w:rFonts w:eastAsia="宋体" w:ascii="Times New Roman" w:hAnsi="Times New Roman" w:cs="Times New Roman"/>
+          <w:sz w:val="24"/>
+        </w:rPr>
+        <w:t>；自然语言处理、机器学习和深度学习教材为 OCR 文本处理、指标抽取和语言模型能力边界提供了基本方法参考</w:t>
+      </w:r>
+      <w:r>
+        <w:rPr>
+          <w:rFonts w:eastAsia="Times New Roman" w:ascii="Times New Roman" w:hAnsi="Times New Roman" w:cs="Times New Roman"/>
+          <w:sz w:val="21"/>
+          <w:vertAlign w:val="superscript"/>
+        </w:rPr>
+        <w:t>[16-18]</w:t>
+      </w:r>
+      <w:r>
+        <w:rPr>
+          <w:rFonts w:eastAsia="宋体" w:ascii="Times New Roman" w:hAnsi="Times New Roman" w:cs="Times New Roman"/>
+          <w:sz w:val="24"/>
+        </w:rPr>
+        <w:t>。本文系统在后端使用这些工程化原则构建资料处理和审计接口，在智能能力部分通过 Provider 抽象将 OCR、标准化和 LLM 调用从业务流程中隔离出来，从而降低替换外部服务时对业务代码的影响。</w:t>
+      </w:r>
+    </w:p>
+    <w:p>
+      <w:pPr>
+        <w:keepNext w:val="0"/>
+        <w:keepLines w:val="0"/>
+        <w:spacing w:before="0" w:after="0" w:line="400" w:lineRule="exact"/>
+        <w:ind w:firstLine="480" w:left="0" w:right="0"/>
+        <w:jc w:val="both"/>
+        <w:rPr>
+          <w:lang w:eastAsia="zh-CN"/>
+        </w:rPr>
+      </w:pPr>
+      <w:proofErr w:type="spellStart"/>
+      <w:proofErr w:type="spellEnd"/>
+      <w:r>
+        <w:rPr>
+          <w:rFonts w:eastAsia="宋体" w:ascii="Times New Roman" w:hAnsi="Times New Roman" w:cs="Times New Roman"/>
+          <w:sz w:val="24"/>
+        </w:rPr>
+        <w:t>与单纯聊天机器人或固定工作流不同，本文实现重点在于把医疗资料处理、结构化入库和多 Agent 审计串成闭环。系统不仅要回答“生成了什么报告”，还要说明“报告从哪些文档来、经过哪些节点、每个节点输出什么、为什么可以结束或为什么需要回退”。这也是开题报告中“多 Agent 协作、任务审计、来源可追溯和前端展示”的延续。后续章节将围绕数据模型、接口设计和 LangGraph 状态机实现展开。</w:t>
       </w:r>
     </w:p>
     <w:p>

--- a/docs/thesis/drafts/论文正文_格式修正版_程浩然_基于LangGraph的多Agent协作框架在医疗审计场景的设计与实现.docx
+++ b/docs/thesis/drafts/论文正文_格式修正版_程浩然_基于LangGraph的多Agent协作框架在医疗审计场景的设计与实现.docx
@@ -2787,7 +2787,7 @@
                 <w:b/>
                 <w:sz w:val="21"/>
               </w:rPr>
-              <w:t>37</w:t>
+              <w:t>36</w:t>
             </w:r>
           </w:p>
         </w:tc>
@@ -2846,7 +2846,7 @@
                 <w:b w:val="0"/>
                 <w:sz w:val="21"/>
               </w:rPr>
-              <w:t>37</w:t>
+              <w:t>36</w:t>
             </w:r>
           </w:p>
         </w:tc>
@@ -2905,7 +2905,7 @@
                 <w:b w:val="0"/>
                 <w:sz w:val="21"/>
               </w:rPr>
-              <w:t>38</w:t>
+              <w:t>37</w:t>
             </w:r>
           </w:p>
         </w:tc>
@@ -2964,7 +2964,7 @@
                 <w:b w:val="0"/>
                 <w:sz w:val="21"/>
               </w:rPr>
-              <w:t>41</w:t>
+              <w:t>40</w:t>
             </w:r>
           </w:p>
         </w:tc>
@@ -3023,7 +3023,7 @@
                 <w:b w:val="0"/>
                 <w:sz w:val="21"/>
               </w:rPr>
-              <w:t>44</w:t>
+              <w:t>43</w:t>
             </w:r>
           </w:p>
         </w:tc>
@@ -3082,7 +3082,7 @@
                 <w:b/>
                 <w:sz w:val="21"/>
               </w:rPr>
-              <w:t>46</w:t>
+              <w:t>45</w:t>
             </w:r>
           </w:p>
         </w:tc>
@@ -3141,7 +3141,7 @@
                 <w:b/>
                 <w:sz w:val="21"/>
               </w:rPr>
-              <w:t>47</w:t>
+              <w:t>46</w:t>
             </w:r>
           </w:p>
         </w:tc>
@@ -3200,7 +3200,7 @@
                 <w:b/>
                 <w:sz w:val="21"/>
               </w:rPr>
-              <w:t>49</w:t>
+              <w:t>48</w:t>
             </w:r>
           </w:p>
         </w:tc>
@@ -26776,13 +26776,13 @@
         <w:rPr>
           <w:lang w:eastAsia="zh-CN"/>
         </w:rPr>
-        <w:br w:type="page"/>
       </w:r>
     </w:p>
     <w:p>
       <w:pPr>
         <w:pStyle w:val="1"/>
-        <w:pageBreakBefore/>
+        <w:keepNext/>
+        <w:pageBreakBefore w:val="0"/>
         <w:spacing w:before="0" w:after="200"/>
         <w:rPr>
           <w:lang w:eastAsia="zh-CN"/>

--- a/docs/thesis/drafts/论文正文_格式修正版_程浩然_基于LangGraph的多Agent协作框架在医疗审计场景的设计与实现.docx
+++ b/docs/thesis/drafts/论文正文_格式修正版_程浩然_基于LangGraph的多Agent协作框架在医疗审计场景的设计与实现.docx
@@ -2964,7 +2964,7 @@
                 <w:b w:val="0"/>
                 <w:sz w:val="21"/>
               </w:rPr>
-              <w:t>40</w:t>
+              <w:t>39</w:t>
             </w:r>
           </w:p>
         </w:tc>
@@ -3023,7 +3023,7 @@
                 <w:b w:val="0"/>
                 <w:sz w:val="21"/>
               </w:rPr>
-              <w:t>43</w:t>
+              <w:t>42</w:t>
             </w:r>
           </w:p>
         </w:tc>
@@ -3082,7 +3082,7 @@
                 <w:b/>
                 <w:sz w:val="21"/>
               </w:rPr>
-              <w:t>45</w:t>
+              <w:t>44</w:t>
             </w:r>
           </w:p>
         </w:tc>
@@ -3141,7 +3141,7 @@
                 <w:b/>
                 <w:sz w:val="21"/>
               </w:rPr>
-              <w:t>46</w:t>
+              <w:t>45</w:t>
             </w:r>
           </w:p>
         </w:tc>
@@ -3200,7 +3200,7 @@
                 <w:b/>
                 <w:sz w:val="21"/>
               </w:rPr>
-              <w:t>48</w:t>
+              <w:t>47</w:t>
             </w:r>
           </w:p>
         </w:tc>
@@ -29740,7 +29740,7 @@
     </w:p>
     <w:p>
       <w:pPr>
-        <w:keepNext/>
+        <w:keepNext w:val="0"/>
         <w:ind w:firstLine="480"/>
         <w:jc w:val="both"/>
         <w:rPr>

--- a/docs/thesis/drafts/论文正文_格式修正版_程浩然_基于LangGraph的多Agent协作框架在医疗审计场景的设计与实现.docx
+++ b/docs/thesis/drafts/论文正文_格式修正版_程浩然_基于LangGraph的多Agent协作框架在医疗审计场景的设计与实现.docx
@@ -29594,7 +29594,7 @@
     </w:p>
     <w:p>
       <w:pPr>
-        <w:keepNext/>
+        <w:keepNext w:val="0"/>
         <w:ind w:firstLine="480"/>
         <w:jc w:val="both"/>
         <w:rPr>
@@ -29847,7 +29847,7 @@
     </w:p>
     <w:p>
       <w:pPr>
-        <w:keepNext/>
+        <w:keepNext w:val="0"/>
         <w:keepLines/>
         <w:spacing w:before="80" w:after="160" w:line="300" w:lineRule="exact"/>
         <w:jc w:val="center"/>
@@ -29930,7 +29930,7 @@
     </w:p>
     <w:p>
       <w:pPr>
-        <w:keepNext/>
+        <w:keepNext w:val="0"/>
         <w:keepLines/>
         <w:spacing w:before="80" w:after="160" w:line="300" w:lineRule="exact"/>
         <w:jc w:val="center"/>
@@ -30030,7 +30030,7 @@
     </w:p>
     <w:p>
       <w:pPr>
-        <w:keepNext/>
+        <w:keepNext w:val="0"/>
         <w:keepLines/>
         <w:spacing w:before="80" w:after="160" w:line="300" w:lineRule="exact"/>
         <w:jc w:val="center"/>
@@ -30197,7 +30197,7 @@
     </w:p>
     <w:p>
       <w:pPr>
-        <w:keepNext/>
+        <w:keepNext w:val="0"/>
         <w:keepLines/>
         <w:spacing w:before="80" w:after="160" w:line="300" w:lineRule="exact"/>
         <w:jc w:val="center"/>
